--- a/notes/QuickReferences/Markdown/PlutoJL_Markdown_Guide/docx/Pluto_JL_Markdown_Guide.docx
+++ b/notes/QuickReferences/Markdown/PlutoJL_Markdown_Guide/docx/Pluto_JL_Markdown_Guide.docx
@@ -42,49 +42,25 @@
               <w:jc w:val="left"/>
               <w:rPr>
                 <w:b/>
+                <w:color w:val="7F7F7F" w:themeColor="text1" w:themeTint="80"/>
                 <w:sz w:val="24"/>
                 <w14:textOutline w14:w="0" w14:cap="flat" w14:cmpd="sng" w14:algn="ctr">
                   <w14:noFill/>
                   <w14:prstDash w14:val="solid"/>
                   <w14:round/>
                 </w14:textOutline>
-                <w14:textFill>
-                  <w14:gradFill>
-                    <w14:gsLst>
-                      <w14:gs w14:pos="21000">
-                        <w14:srgbClr w14:val="53575C"/>
-                      </w14:gs>
-                      <w14:gs w14:pos="88000">
-                        <w14:srgbClr w14:val="C5C7CA"/>
-                      </w14:gs>
-                    </w14:gsLst>
-                    <w14:lin w14:ang="5400000" w14:scaled="0"/>
-                  </w14:gradFill>
-                </w14:textFill>
-              </w:rPr>
-            </w:pPr>
-            <w:r>
-              <w:rPr>
-                <w:b/>
+              </w:rPr>
+            </w:pPr>
+            <w:r>
+              <w:rPr>
+                <w:b/>
+                <w:color w:val="7F7F7F" w:themeColor="text1" w:themeTint="80"/>
                 <w:sz w:val="24"/>
                 <w14:textOutline w14:w="0" w14:cap="flat" w14:cmpd="sng" w14:algn="ctr">
                   <w14:noFill/>
                   <w14:prstDash w14:val="solid"/>
                   <w14:round/>
                 </w14:textOutline>
-                <w14:textFill>
-                  <w14:gradFill>
-                    <w14:gsLst>
-                      <w14:gs w14:pos="21000">
-                        <w14:srgbClr w14:val="53575C"/>
-                      </w14:gs>
-                      <w14:gs w14:pos="88000">
-                        <w14:srgbClr w14:val="C5C7CA"/>
-                      </w14:gs>
-                    </w14:gsLst>
-                    <w14:lin w14:ang="5400000" w14:scaled="0"/>
-                  </w14:gradFill>
-                </w14:textFill>
               </w:rPr>
               <w:t>Markdown Formatting</w:t>
             </w:r>
@@ -116,7 +92,6 @@
               <w:jc w:val="both"/>
               <w:rPr>
                 <w:b/>
-                <w:bCs/>
                 <w:i w:val="0"/>
                 <w:iCs w:val="0"/>
                 <w:szCs w:val="22"/>
@@ -126,25 +101,12 @@
               <w:rPr>
                 <w:rFonts w:eastAsiaTheme="minorHAnsi" w:cstheme="minorBidi"/>
                 <w:b/>
-                <w:bCs/>
                 <w:i w:val="0"/>
                 <w:iCs w:val="0"/>
                 <w:sz w:val="22"/>
                 <w:szCs w:val="22"/>
               </w:rPr>
-              <w:t>This guide documents Markdown features that render correctly in Pluto.jl using md""" ... """ blocks. All examples are Markdown-native and safe for assignments and assessments</w:t>
-            </w:r>
-            <w:r>
-              <w:rPr>
-                <w:rFonts w:eastAsiaTheme="minorHAnsi" w:cstheme="minorBidi"/>
-                <w:b/>
-                <w:bCs/>
-                <w:i w:val="0"/>
-                <w:iCs w:val="0"/>
-                <w:sz w:val="22"/>
-                <w:szCs w:val="22"/>
-              </w:rPr>
-              <w:t>`</w:t>
+              <w:t>This guide documents Markdown features that render correctly in Pluto.jl using md""" ... """ blocks. All examples are Markdown-native and safe for assignments and assessments`</w:t>
             </w:r>
           </w:p>
           <w:p>
@@ -154,7 +116,6 @@
               <w:rPr>
                 <w:rFonts w:eastAsia="UD Digi Kyokasho N-R"/>
                 <w:b/>
-                <w:bCs/>
                 <w:i w:val="0"/>
                 <w:iCs w:val="0"/>
                 <w:sz w:val="24"/>
@@ -165,46 +126,30 @@
               <w:rPr>
                 <w:rFonts w:eastAsia="UD Digi Kyokasho N-R"/>
                 <w:b/>
-                <w:bCs/>
                 <w:i w:val="0"/>
                 <w:iCs w:val="0"/>
                 <w:color w:val="514DAA" w:themeColor="accent2" w:themeShade="BF"/>
                 <w:sz w:val="16"/>
                 <w:szCs w:val="16"/>
               </w:rPr>
-              <w:t>***</w:t>
+              <w:t xml:space="preserve">***Use triple-quoted strings for all multi-line </w:t>
             </w:r>
             <w:r>
               <w:rPr>
                 <w:rFonts w:eastAsia="UD Digi Kyokasho N-R"/>
                 <w:b/>
-                <w:bCs/>
                 <w:i w:val="0"/>
                 <w:iCs w:val="0"/>
                 <w:color w:val="514DAA" w:themeColor="accent2" w:themeShade="BF"/>
                 <w:sz w:val="16"/>
                 <w:szCs w:val="16"/>
               </w:rPr>
-              <w:t xml:space="preserve">Use triple-quoted strings for all multi-line </w:t>
+              <w:t>m</w:t>
             </w:r>
             <w:r>
               <w:rPr>
                 <w:rFonts w:eastAsia="UD Digi Kyokasho N-R"/>
                 <w:b/>
-                <w:bCs/>
-                <w:i w:val="0"/>
-                <w:iCs w:val="0"/>
-                <w:color w:val="514DAA" w:themeColor="accent2" w:themeShade="BF"/>
-                <w:sz w:val="16"/>
-                <w:szCs w:val="16"/>
-              </w:rPr>
-              <w:t>m</w:t>
-            </w:r>
-            <w:r>
-              <w:rPr>
-                <w:rFonts w:eastAsia="UD Digi Kyokasho N-R"/>
-                <w:b/>
-                <w:bCs/>
                 <w:i w:val="0"/>
                 <w:iCs w:val="0"/>
                 <w:color w:val="514DAA" w:themeColor="accent2" w:themeShade="BF"/>
@@ -232,7 +177,6 @@
               <w:rPr>
                 <w:rFonts w:ascii="Lato" w:hAnsi="Lato"/>
                 <w:b/>
-                <w:bCs/>
                 <w:color w:val="373545" w:themeColor="text2"/>
                 <w:shd w:val="clear" w:color="auto" w:fill="FFFFFF"/>
                 <w14:textOutline w14:w="0" w14:cap="flat" w14:cmpd="sng" w14:algn="ctr">
@@ -259,7 +203,6 @@
               <w:rPr>
                 <w:rFonts w:ascii="Lato" w:hAnsi="Lato"/>
                 <w:b/>
-                <w:bCs/>
                 <w:color w:val="373545" w:themeColor="text2"/>
                 <w:shd w:val="clear" w:color="auto" w:fill="FFFFFF"/>
                 <w14:textOutline w14:w="0" w14:cap="flat" w14:cmpd="sng" w14:algn="ctr">
@@ -288,7 +231,7 @@
             <w:pPr>
               <w:spacing w:line="360" w:lineRule="auto"/>
               <w:rPr>
-                <w:bCs/>
+                <w:b/>
                 <w:color w:val="373545" w:themeColor="text2"/>
                 <w14:textOutline w14:w="0" w14:cap="flat" w14:cmpd="sng" w14:algn="ctr">
                   <w14:noFill/>
@@ -328,13 +271,11 @@
               <w:jc w:val="center"/>
               <w:rPr>
                 <w:b/>
-                <w:bCs/>
-              </w:rPr>
-            </w:pPr>
-            <w:r>
-              <w:rPr>
-                <w:b/>
-                <w:bCs/>
+              </w:rPr>
+            </w:pPr>
+            <w:r>
+              <w:rPr>
+                <w:b/>
               </w:rPr>
               <w:t>headings</w:t>
             </w:r>
@@ -348,7 +289,7 @@
               </w:numPr>
               <w:spacing w:line="360" w:lineRule="auto"/>
               <w:rPr>
-                <w:rFonts w:ascii="Courier New" w:hAnsi="Courier New"/>
+                <w:b/>
                 <w:color w:val="514DAA" w:themeColor="accent2" w:themeShade="BF"/>
                 <w:sz w:val="22"/>
                 <w:szCs w:val="28"/>
@@ -356,21 +297,12 @@
             </w:pPr>
             <w:r>
               <w:rPr>
-                <w:rFonts w:ascii="Courier New" w:hAnsi="Courier New"/>
+                <w:b/>
                 <w:color w:val="514DAA" w:themeColor="accent2" w:themeShade="BF"/>
                 <w:sz w:val="22"/>
                 <w:szCs w:val="28"/>
               </w:rPr>
-              <w:t># H1</w:t>
-            </w:r>
-            <w:r>
-              <w:rPr>
-                <w:rFonts w:ascii="Courier New" w:hAnsi="Courier New"/>
-                <w:color w:val="514DAA" w:themeColor="accent2" w:themeShade="BF"/>
-                <w:sz w:val="22"/>
-                <w:szCs w:val="28"/>
-              </w:rPr>
-              <w:t xml:space="preserve"> </w:t>
+              <w:t xml:space="preserve"># H1 </w:t>
             </w:r>
           </w:p>
           <w:p>
@@ -382,7 +314,7 @@
               </w:numPr>
               <w:spacing w:line="360" w:lineRule="auto"/>
               <w:rPr>
-                <w:rFonts w:ascii="Courier New" w:hAnsi="Courier New"/>
+                <w:b/>
                 <w:color w:val="514DAA" w:themeColor="accent2" w:themeShade="BF"/>
                 <w:sz w:val="22"/>
                 <w:szCs w:val="28"/>
@@ -390,7 +322,7 @@
             </w:pPr>
             <w:r>
               <w:rPr>
-                <w:rFonts w:ascii="Courier New" w:hAnsi="Courier New"/>
+                <w:b/>
                 <w:color w:val="514DAA" w:themeColor="accent2" w:themeShade="BF"/>
                 <w:sz w:val="22"/>
                 <w:szCs w:val="28"/>
@@ -407,7 +339,7 @@
               </w:numPr>
               <w:spacing w:after="160" w:line="360" w:lineRule="auto"/>
               <w:rPr>
-                <w:rFonts w:ascii="Courier New" w:hAnsi="Courier New"/>
+                <w:b/>
                 <w:color w:val="514DAA" w:themeColor="accent2" w:themeShade="BF"/>
                 <w:sz w:val="22"/>
                 <w:szCs w:val="28"/>
@@ -415,7 +347,7 @@
             </w:pPr>
             <w:r>
               <w:rPr>
-                <w:rFonts w:ascii="Courier New" w:hAnsi="Courier New"/>
+                <w:b/>
                 <w:color w:val="514DAA" w:themeColor="accent2" w:themeShade="BF"/>
                 <w:sz w:val="22"/>
                 <w:szCs w:val="28"/>
@@ -432,12 +364,13 @@
               </w:numPr>
               <w:spacing w:line="360" w:lineRule="auto"/>
               <w:rPr>
+                <w:b/>
                 <w:color w:val="373545" w:themeColor="text2"/>
               </w:rPr>
             </w:pPr>
             <w:r>
               <w:rPr>
-                <w:rFonts w:ascii="Courier New" w:hAnsi="Courier New"/>
+                <w:b/>
                 <w:color w:val="514DAA" w:themeColor="accent2" w:themeShade="BF"/>
                 <w:sz w:val="22"/>
                 <w:szCs w:val="28"/>
@@ -460,23 +393,15 @@
               <w:spacing w:line="360" w:lineRule="auto"/>
               <w:jc w:val="center"/>
               <w:cnfStyle w:val="000000000000" w:firstRow="0" w:lastRow="0" w:firstColumn="0" w:lastColumn="0" w:oddVBand="0" w:evenVBand="0" w:oddHBand="0" w:evenHBand="0" w:firstRowFirstColumn="0" w:firstRowLastColumn="0" w:lastRowFirstColumn="0" w:lastRowLastColumn="0"/>
-            </w:pPr>
-            <w:r>
-              <w:rPr>
-                <w:b/>
-                <w:bCs/>
-              </w:rPr>
-              <w:t>text</w:t>
-            </w:r>
-            <w:r>
-              <w:t xml:space="preserve"> </w:t>
-            </w:r>
-            <w:r>
-              <w:rPr>
-                <w:b/>
-                <w:bCs/>
-              </w:rPr>
-              <w:t>decorations</w:t>
+              <w:rPr>
+                <w:b/>
+              </w:rPr>
+            </w:pPr>
+            <w:r>
+              <w:rPr>
+                <w:b/>
+              </w:rPr>
+              <w:t>text decorations</w:t>
             </w:r>
           </w:p>
           <w:p>
@@ -489,7 +414,7 @@
               <w:spacing w:after="160" w:line="360" w:lineRule="auto"/>
               <w:cnfStyle w:val="000000000000" w:firstRow="0" w:lastRow="0" w:firstColumn="0" w:lastColumn="0" w:oddVBand="0" w:evenVBand="0" w:oddHBand="0" w:evenHBand="0" w:firstRowFirstColumn="0" w:firstRowLastColumn="0" w:lastRowFirstColumn="0" w:lastRowLastColumn="0"/>
               <w:rPr>
-                <w:rFonts w:ascii="Courier New" w:hAnsi="Courier New"/>
+                <w:b/>
                 <w:color w:val="514DAA" w:themeColor="accent2" w:themeShade="BF"/>
                 <w:sz w:val="22"/>
                 <w:szCs w:val="28"/>
@@ -497,32 +422,12 @@
             </w:pPr>
             <w:r>
               <w:rPr>
-                <w:rFonts w:ascii="Courier New" w:hAnsi="Courier New"/>
+                <w:b/>
                 <w:color w:val="514DAA" w:themeColor="accent2" w:themeShade="BF"/>
                 <w:sz w:val="22"/>
                 <w:szCs w:val="28"/>
               </w:rPr>
-              <w:t>**</w:t>
-            </w:r>
-            <w:r>
-              <w:rPr>
-                <w:rFonts w:ascii="Courier New" w:hAnsi="Courier New"/>
-                <w:b/>
-                <w:bCs/>
-                <w:color w:val="514DAA" w:themeColor="accent2" w:themeShade="BF"/>
-                <w:sz w:val="22"/>
-                <w:szCs w:val="28"/>
-              </w:rPr>
-              <w:t>bold</w:t>
-            </w:r>
-            <w:r>
-              <w:rPr>
-                <w:rFonts w:ascii="Courier New" w:hAnsi="Courier New"/>
-                <w:color w:val="514DAA" w:themeColor="accent2" w:themeShade="BF"/>
-                <w:sz w:val="22"/>
-                <w:szCs w:val="28"/>
-              </w:rPr>
-              <w:t>**</w:t>
+              <w:t>**bold**</w:t>
             </w:r>
           </w:p>
           <w:p>
@@ -535,7 +440,7 @@
               <w:spacing w:after="160" w:line="360" w:lineRule="auto"/>
               <w:cnfStyle w:val="000000000000" w:firstRow="0" w:lastRow="0" w:firstColumn="0" w:lastColumn="0" w:oddVBand="0" w:evenVBand="0" w:oddHBand="0" w:evenHBand="0" w:firstRowFirstColumn="0" w:firstRowLastColumn="0" w:lastRowFirstColumn="0" w:lastRowLastColumn="0"/>
               <w:rPr>
-                <w:rFonts w:ascii="Courier New" w:hAnsi="Courier New"/>
+                <w:b/>
                 <w:color w:val="514DAA" w:themeColor="accent2" w:themeShade="BF"/>
                 <w:sz w:val="22"/>
                 <w:szCs w:val="28"/>
@@ -543,7 +448,7 @@
             </w:pPr>
             <w:r>
               <w:rPr>
-                <w:rFonts w:ascii="Courier New" w:hAnsi="Courier New"/>
+                <w:b/>
                 <w:color w:val="514DAA" w:themeColor="accent2" w:themeShade="BF"/>
                 <w:sz w:val="22"/>
                 <w:szCs w:val="28"/>
@@ -552,7 +457,7 @@
             </w:r>
             <w:r>
               <w:rPr>
-                <w:rFonts w:ascii="Courier New" w:hAnsi="Courier New"/>
+                <w:b/>
                 <w:i/>
                 <w:iCs/>
                 <w:color w:val="514DAA" w:themeColor="accent2" w:themeShade="BF"/>
@@ -563,7 +468,7 @@
             </w:r>
             <w:r>
               <w:rPr>
-                <w:rFonts w:ascii="Courier New" w:hAnsi="Courier New"/>
+                <w:b/>
                 <w:color w:val="514DAA" w:themeColor="accent2" w:themeShade="BF"/>
                 <w:sz w:val="22"/>
                 <w:szCs w:val="28"/>
@@ -581,7 +486,7 @@
               <w:spacing w:after="160" w:line="360" w:lineRule="auto"/>
               <w:cnfStyle w:val="000000000000" w:firstRow="0" w:lastRow="0" w:firstColumn="0" w:lastColumn="0" w:oddVBand="0" w:evenVBand="0" w:oddHBand="0" w:evenHBand="0" w:firstRowFirstColumn="0" w:firstRowLastColumn="0" w:lastRowFirstColumn="0" w:lastRowLastColumn="0"/>
               <w:rPr>
-                <w:rFonts w:ascii="Courier New" w:hAnsi="Courier New"/>
+                <w:b/>
                 <w:color w:val="514DAA" w:themeColor="accent2" w:themeShade="BF"/>
                 <w:sz w:val="22"/>
                 <w:szCs w:val="28"/>
@@ -589,7 +494,7 @@
             </w:pPr>
             <w:r>
               <w:rPr>
-                <w:rFonts w:ascii="Courier New" w:hAnsi="Courier New"/>
+                <w:b/>
                 <w:color w:val="514DAA" w:themeColor="accent2" w:themeShade="BF"/>
                 <w:sz w:val="22"/>
                 <w:szCs w:val="28"/>
@@ -598,7 +503,7 @@
             </w:r>
             <w:r>
               <w:rPr>
-                <w:rFonts w:ascii="Courier New" w:hAnsi="Courier New"/>
+                <w:b/>
                 <w:i/>
                 <w:iCs/>
                 <w:color w:val="514DAA" w:themeColor="accent2" w:themeShade="BF"/>
@@ -609,7 +514,7 @@
             </w:r>
             <w:r>
               <w:rPr>
-                <w:rFonts w:ascii="Courier New" w:hAnsi="Courier New"/>
+                <w:b/>
                 <w:color w:val="514DAA" w:themeColor="accent2" w:themeShade="BF"/>
                 <w:sz w:val="22"/>
                 <w:szCs w:val="28"/>
@@ -627,6 +532,7 @@
               <w:spacing w:line="360" w:lineRule="auto"/>
               <w:cnfStyle w:val="000000000000" w:firstRow="0" w:lastRow="0" w:firstColumn="0" w:lastColumn="0" w:oddVBand="0" w:evenVBand="0" w:oddHBand="0" w:evenHBand="0" w:firstRowFirstColumn="0" w:firstRowLastColumn="0" w:lastRowFirstColumn="0" w:lastRowLastColumn="0"/>
               <w:rPr>
+                <w:b/>
                 <w:color w:val="514DAA" w:themeColor="accent2" w:themeShade="BF"/>
                 <w:sz w:val="28"/>
                 <w:szCs w:val="28"/>
@@ -634,7 +540,7 @@
             </w:pPr>
             <w:r>
               <w:rPr>
-                <w:rFonts w:ascii="Courier New" w:hAnsi="Courier New"/>
+                <w:b/>
                 <w:noProof/>
                 <w:color w:val="8784C7" w:themeColor="accent2"/>
                 <w:sz w:val="22"/>
@@ -643,7 +549,7 @@
               <mc:AlternateContent>
                 <mc:Choice Requires="wps">
                   <w:drawing>
-                    <wp:anchor distT="0" distB="0" distL="114300" distR="114300" simplePos="0" relativeHeight="251663360" behindDoc="0" locked="0" layoutInCell="1" allowOverlap="1" wp14:anchorId="6B13905A" wp14:editId="0AD6FD84">
+                    <wp:anchor distT="0" distB="0" distL="114300" distR="114300" simplePos="0" relativeHeight="251686912" behindDoc="0" locked="0" layoutInCell="1" allowOverlap="1" wp14:anchorId="6B13905A" wp14:editId="0AD6FD84">
                       <wp:simplePos x="0" y="0"/>
                       <wp:positionH relativeFrom="column">
                         <wp:posOffset>448255</wp:posOffset>
@@ -705,7 +611,7 @@
                 </mc:Choice>
                 <mc:Fallback>
                   <w:pict>
-                    <v:rect w14:anchorId="52C1D5D5" id="Rectangle 6" o:spid="_x0000_s1026" style="position:absolute;margin-left:35.3pt;margin-top:2.3pt;width:93.9pt;height:16.9pt;z-index:251663360;visibility:visible;mso-wrap-style:square;mso-wrap-distance-left:9pt;mso-wrap-distance-top:0;mso-wrap-distance-right:9pt;mso-wrap-distance-bottom:0;mso-position-horizontal:absolute;mso-position-horizontal-relative:text;mso-position-vertical:absolute;mso-position-vertical-relative:text;v-text-anchor:middle" o:gfxdata="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" fillcolor="#6f8183 [3209]" stroked="f">
+                    <v:rect w14:anchorId="723F93E4" id="Rectangle 6" o:spid="_x0000_s1026" style="position:absolute;margin-left:35.3pt;margin-top:2.3pt;width:93.9pt;height:16.9pt;z-index:251686912;visibility:visible;mso-wrap-style:square;mso-wrap-distance-left:9pt;mso-wrap-distance-top:0;mso-wrap-distance-right:9pt;mso-wrap-distance-bottom:0;mso-position-horizontal:absolute;mso-position-horizontal-relative:text;mso-position-vertical:absolute;mso-position-vertical-relative:text;v-text-anchor:middle" o:gfxdata="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" fillcolor="#6f8183 [3209]" stroked="f">
                       <v:fill opacity="32896f"/>
                     </v:rect>
                   </w:pict>
@@ -714,7 +620,7 @@
             </w:r>
             <w:r>
               <w:rPr>
-                <w:rFonts w:ascii="Courier New" w:hAnsi="Courier New"/>
+                <w:b/>
                 <w:color w:val="514DAA" w:themeColor="accent2" w:themeShade="BF"/>
                 <w:sz w:val="22"/>
                 <w:szCs w:val="28"/>
@@ -727,6 +633,7 @@
               <w:spacing w:line="360" w:lineRule="auto"/>
               <w:cnfStyle w:val="000000000000" w:firstRow="0" w:lastRow="0" w:firstColumn="0" w:lastColumn="0" w:oddVBand="0" w:evenVBand="0" w:oddHBand="0" w:evenHBand="0" w:firstRowFirstColumn="0" w:firstRowLastColumn="0" w:lastRowFirstColumn="0" w:lastRowLastColumn="0"/>
               <w:rPr>
+                <w:b/>
                 <w:color w:val="373545" w:themeColor="text2"/>
               </w:rPr>
             </w:pPr>
@@ -736,6 +643,7 @@
       <w:tr>
         <w:trPr>
           <w:cnfStyle w:val="000000100000" w:firstRow="0" w:lastRow="0" w:firstColumn="0" w:lastColumn="0" w:oddVBand="0" w:evenVBand="0" w:oddHBand="1" w:evenHBand="0" w:firstRowFirstColumn="0" w:firstRowLastColumn="0" w:lastRowFirstColumn="0" w:lastRowLastColumn="0"/>
+          <w:trHeight w:val="1559"/>
         </w:trPr>
         <w:tc>
           <w:tcPr>
@@ -749,7 +657,6 @@
               <w:rPr>
                 <w:rFonts w:ascii="Lato" w:hAnsi="Lato"/>
                 <w:b/>
-                <w:bCs/>
                 <w:i w:val="0"/>
                 <w:iCs w:val="0"/>
                 <w:color w:val="373545" w:themeColor="text2"/>
@@ -791,267 +698,473 @@
               <w:jc w:val="center"/>
               <w:rPr>
                 <w:b/>
-                <w:bCs/>
-              </w:rPr>
-            </w:pPr>
-            <w:r>
-              <w:rPr>
-                <w:b/>
-                <w:bCs/>
-              </w:rPr>
-              <w:t>strikethrough</w:t>
-            </w:r>
-          </w:p>
-          <w:p>
-            <w:pPr>
-              <w:spacing w:line="360" w:lineRule="auto"/>
-              <w:rPr>
-                <w:rFonts w:ascii="Courier New" w:hAnsi="Courier New"/>
-                <w:color w:val="C00000"/>
-                <w:sz w:val="20"/>
-              </w:rPr>
-            </w:pPr>
-            <w:r>
-              <w:rPr>
-                <w:rFonts w:ascii="Courier New" w:hAnsi="Courier New"/>
-                <w:color w:val="C00000"/>
-                <w:sz w:val="20"/>
-              </w:rPr>
-              <w:t>begin</w:t>
-            </w:r>
-          </w:p>
-          <w:p>
-            <w:pPr>
-              <w:spacing w:line="360" w:lineRule="auto"/>
-              <w:rPr>
-                <w:rFonts w:ascii="Courier New" w:hAnsi="Courier New"/>
-                <w:color w:val="514DAA" w:themeColor="accent2" w:themeShade="BF"/>
-                <w:sz w:val="20"/>
-              </w:rPr>
-            </w:pPr>
-            <w:r>
-              <w:rPr>
-                <w:rFonts w:ascii="Courier New" w:hAnsi="Courier New"/>
-                <w:color w:val="514DAA" w:themeColor="accent2" w:themeShade="BF"/>
-                <w:sz w:val="20"/>
-              </w:rPr>
-              <w:t xml:space="preserve">    </w:t>
-            </w:r>
-            <w:r>
-              <w:rPr>
-                <w:rFonts w:ascii="Courier New" w:hAnsi="Courier New"/>
-                <w:color w:val="514DAA" w:themeColor="accent2" w:themeShade="BF"/>
-                <w:sz w:val="20"/>
-              </w:rPr>
-              <w:t xml:space="preserve">using </w:t>
-            </w:r>
-            <w:proofErr w:type="spellStart"/>
-            <w:r>
-              <w:rPr>
-                <w:rFonts w:ascii="Courier New" w:hAnsi="Courier New"/>
-                <w:color w:val="514DAA" w:themeColor="accent2" w:themeShade="BF"/>
-                <w:sz w:val="20"/>
-              </w:rPr>
-              <w:t>CommonMark</w:t>
-            </w:r>
-            <w:proofErr w:type="spellEnd"/>
-          </w:p>
-          <w:p>
-            <w:pPr>
-              <w:spacing w:line="360" w:lineRule="auto"/>
-              <w:rPr>
-                <w:rFonts w:ascii="Courier New" w:hAnsi="Courier New"/>
-                <w:color w:val="514DAA" w:themeColor="accent2" w:themeShade="BF"/>
-                <w:sz w:val="20"/>
-              </w:rPr>
-            </w:pPr>
-            <w:r>
-              <w:rPr>
-                <w:rFonts w:ascii="Courier New" w:hAnsi="Courier New"/>
-                <w:color w:val="514DAA" w:themeColor="accent2" w:themeShade="BF"/>
-                <w:sz w:val="20"/>
-              </w:rPr>
-              <w:t xml:space="preserve">    p() = enable!(Parser(), </w:t>
-            </w:r>
-            <w:proofErr w:type="spellStart"/>
-            <w:r>
-              <w:rPr>
-                <w:rFonts w:ascii="Courier New" w:hAnsi="Courier New"/>
-                <w:color w:val="514DAA" w:themeColor="accent2" w:themeShade="BF"/>
-                <w:sz w:val="20"/>
-              </w:rPr>
-              <w:t>StrikethroughRule</w:t>
-            </w:r>
-            <w:proofErr w:type="spellEnd"/>
-            <w:r>
-              <w:rPr>
-                <w:rFonts w:ascii="Courier New" w:hAnsi="Courier New"/>
-                <w:color w:val="514DAA" w:themeColor="accent2" w:themeShade="BF"/>
-                <w:sz w:val="20"/>
-              </w:rPr>
-              <w:t>())</w:t>
-            </w:r>
-          </w:p>
-          <w:p>
-            <w:pPr>
-              <w:spacing w:line="360" w:lineRule="auto"/>
-              <w:rPr>
-                <w:rFonts w:ascii="Courier New" w:hAnsi="Courier New"/>
-                <w:color w:val="514DAA" w:themeColor="accent2" w:themeShade="BF"/>
-                <w:sz w:val="20"/>
-              </w:rPr>
-            </w:pPr>
-          </w:p>
-          <w:p>
-            <w:pPr>
-              <w:spacing w:line="360" w:lineRule="auto"/>
-              <w:rPr>
-                <w:rFonts w:ascii="Courier New" w:hAnsi="Courier New"/>
-                <w:color w:val="514DAA" w:themeColor="accent2" w:themeShade="BF"/>
-                <w:sz w:val="20"/>
-              </w:rPr>
-            </w:pPr>
-            <w:r>
-              <w:rPr>
-                <w:rFonts w:ascii="Courier New" w:hAnsi="Courier New"/>
-                <w:color w:val="514DAA" w:themeColor="accent2" w:themeShade="BF"/>
-                <w:sz w:val="20"/>
-              </w:rPr>
-              <w:t xml:space="preserve">    cm”””</w:t>
-            </w:r>
-          </w:p>
-          <w:p>
-            <w:pPr>
-              <w:spacing w:line="360" w:lineRule="auto"/>
-              <w:rPr>
-                <w:rFonts w:ascii="Courier New" w:hAnsi="Courier New"/>
-                <w:color w:val="514DAA" w:themeColor="accent2" w:themeShade="BF"/>
-                <w:sz w:val="20"/>
-              </w:rPr>
-            </w:pPr>
-            <w:r>
-              <w:rPr>
-                <w:rFonts w:ascii="Courier New" w:hAnsi="Courier New"/>
-                <w:color w:val="514DAA" w:themeColor="accent2" w:themeShade="BF"/>
-                <w:sz w:val="20"/>
-              </w:rPr>
-              <w:t xml:space="preserve">    &lt;del&gt;</w:t>
-            </w:r>
-            <w:r>
-              <w:rPr>
-                <w:rFonts w:ascii="Courier New" w:hAnsi="Courier New"/>
-                <w:strike/>
-                <w:color w:val="514DAA" w:themeColor="accent2" w:themeShade="BF"/>
-                <w:sz w:val="20"/>
-              </w:rPr>
-              <w:t>this text is strikethrough using HTML</w:t>
-            </w:r>
-            <w:r>
-              <w:rPr>
-                <w:rFonts w:ascii="Courier New" w:hAnsi="Courier New"/>
-                <w:color w:val="514DAA" w:themeColor="accent2" w:themeShade="BF"/>
-                <w:sz w:val="20"/>
-              </w:rPr>
-              <w:t>&lt;/del&gt;</w:t>
-            </w:r>
-          </w:p>
-          <w:p>
-            <w:pPr>
-              <w:spacing w:line="360" w:lineRule="auto"/>
-              <w:rPr>
-                <w:rFonts w:ascii="Courier New" w:hAnsi="Courier New"/>
-                <w:color w:val="514DAA" w:themeColor="accent2" w:themeShade="BF"/>
-                <w:sz w:val="20"/>
-              </w:rPr>
-            </w:pPr>
-            <w:r>
-              <w:rPr>
-                <w:rFonts w:ascii="Courier New" w:hAnsi="Courier New"/>
-                <w:color w:val="514DAA" w:themeColor="accent2" w:themeShade="BF"/>
-                <w:sz w:val="20"/>
-              </w:rPr>
-              <w:t xml:space="preserve">    &lt;s&gt;</w:t>
-            </w:r>
-            <w:r>
-              <w:rPr>
-                <w:rFonts w:ascii="Courier New" w:hAnsi="Courier New"/>
-                <w:strike/>
-                <w:color w:val="514DAA" w:themeColor="accent2" w:themeShade="BF"/>
-                <w:sz w:val="20"/>
-              </w:rPr>
-              <w:t>this is also strikethrough</w:t>
-            </w:r>
-            <w:r>
-              <w:rPr>
-                <w:rFonts w:ascii="Courier New" w:hAnsi="Courier New"/>
-                <w:color w:val="514DAA" w:themeColor="accent2" w:themeShade="BF"/>
-                <w:sz w:val="20"/>
-              </w:rPr>
-              <w:t>&lt;/s&gt;</w:t>
-            </w:r>
-          </w:p>
-          <w:p>
-            <w:pPr>
-              <w:spacing w:line="360" w:lineRule="auto"/>
-              <w:rPr>
-                <w:rFonts w:ascii="Courier New" w:hAnsi="Courier New"/>
-                <w:color w:val="514DAA" w:themeColor="accent2" w:themeShade="BF"/>
-                <w:sz w:val="20"/>
-              </w:rPr>
-            </w:pPr>
-            <w:r>
-              <w:rPr>
-                <w:rFonts w:ascii="Courier New" w:hAnsi="Courier New"/>
-                <w:color w:val="514DAA" w:themeColor="accent2" w:themeShade="BF"/>
-                <w:sz w:val="20"/>
-              </w:rPr>
-              <w:t xml:space="preserve">    </w:t>
-            </w:r>
-            <w:r>
-              <w:rPr>
-                <w:rFonts w:ascii="Courier New" w:hAnsi="Courier New"/>
-                <w:color w:val="514DAA" w:themeColor="accent2" w:themeShade="BF"/>
-                <w:sz w:val="20"/>
-              </w:rPr>
-              <w:t>”””</w:t>
-            </w:r>
-            <w:r>
-              <w:rPr>
-                <w:rFonts w:ascii="Courier New" w:hAnsi="Courier New"/>
-                <w:color w:val="514DAA" w:themeColor="accent2" w:themeShade="BF"/>
-                <w:sz w:val="20"/>
-              </w:rPr>
-              <w:t>p</w:t>
-            </w:r>
-          </w:p>
-          <w:p>
-            <w:pPr>
-              <w:spacing w:line="360" w:lineRule="auto"/>
-              <w:rPr>
-                <w:b/>
-                <w:bCs/>
-              </w:rPr>
-            </w:pPr>
-            <w:r>
-              <w:rPr>
-                <w:rFonts w:ascii="Courier New" w:hAnsi="Courier New"/>
-                <w:color w:val="C00000"/>
-                <w:sz w:val="20"/>
-              </w:rPr>
-              <w:t>end</w:t>
+              </w:rPr>
+            </w:pPr>
+            <w:r>
+              <w:rPr>
+                <w:b/>
+              </w:rPr>
+              <w:t>font color</w:t>
+            </w:r>
+          </w:p>
+          <w:p>
+            <w:pPr>
+              <w:spacing w:line="360" w:lineRule="auto"/>
+              <w:ind w:left="720"/>
+              <w:rPr>
+                <w:b/>
+                <w:sz w:val="22"/>
+                <w:szCs w:val="22"/>
+              </w:rPr>
+            </w:pPr>
+            <w:r>
+              <w:rPr>
+                <w:b/>
+                <w:noProof/>
+                <w:color w:val="69A020" w:themeColor="hyperlink"/>
+                <w:sz w:val="20"/>
+                <w:szCs w:val="20"/>
+              </w:rPr>
+              <mc:AlternateContent>
+                <mc:Choice Requires="wps">
+                  <w:drawing>
+                    <wp:anchor distT="0" distB="0" distL="114300" distR="114300" simplePos="0" relativeHeight="251687936" behindDoc="0" locked="0" layoutInCell="1" allowOverlap="1" wp14:anchorId="33C1530E" wp14:editId="4D8ECA72">
+                      <wp:simplePos x="0" y="0"/>
+                      <wp:positionH relativeFrom="column">
+                        <wp:posOffset>3098165</wp:posOffset>
+                      </wp:positionH>
+                      <wp:positionV relativeFrom="paragraph">
+                        <wp:posOffset>64080</wp:posOffset>
+                      </wp:positionV>
+                      <wp:extent cx="1129086" cy="397565"/>
+                      <wp:effectExtent l="0" t="0" r="0" b="2540"/>
+                      <wp:wrapNone/>
+                      <wp:docPr id="2097815417" name="Text Box 8"/>
+                      <wp:cNvGraphicFramePr/>
+                      <a:graphic xmlns:a="http://schemas.openxmlformats.org/drawingml/2006/main">
+                        <a:graphicData uri="http://schemas.microsoft.com/office/word/2010/wordprocessingShape">
+                          <wps:wsp>
+                            <wps:cNvSpPr txBox="1"/>
+                            <wps:spPr>
+                              <a:xfrm>
+                                <a:off x="0" y="0"/>
+                                <a:ext cx="1129086" cy="397565"/>
+                              </a:xfrm>
+                              <a:prstGeom prst="rect">
+                                <a:avLst/>
+                              </a:prstGeom>
+                              <a:noFill/>
+                              <a:ln w="6350">
+                                <a:noFill/>
+                              </a:ln>
+                            </wps:spPr>
+                            <wps:txbx>
+                              <w:txbxContent>
+                                <w:p>
+                                  <w:pPr>
+                                    <w:spacing w:after="0" w:line="240" w:lineRule="auto"/>
+                                    <w:rPr>
+                                      <w:rStyle w:val="Hyperlink"/>
+                                      <w:b/>
+                                      <w:sz w:val="18"/>
+                                      <w:szCs w:val="18"/>
+                                      <w:u w:val="none"/>
+                                    </w:rPr>
+                                  </w:pPr>
+                                  <w:r>
+                                    <w:rPr>
+                                      <w:rStyle w:val="Hyperlink"/>
+                                      <w:b/>
+                                      <w:sz w:val="18"/>
+                                      <w:szCs w:val="18"/>
+                                      <w:u w:val="none"/>
+                                    </w:rPr>
+                                    <w:t xml:space="preserve">to render spaces, </w:t>
+                                  </w:r>
+                                </w:p>
+                                <w:p>
+                                  <w:pPr>
+                                    <w:spacing w:after="0" w:line="240" w:lineRule="auto"/>
+                                    <w:rPr>
+                                      <w:sz w:val="22"/>
+                                      <w:szCs w:val="22"/>
+                                    </w:rPr>
+                                  </w:pPr>
+                                  <w:r>
+                                    <w:rPr>
+                                      <w:rStyle w:val="Hyperlink"/>
+                                      <w:b/>
+                                      <w:sz w:val="18"/>
+                                      <w:szCs w:val="18"/>
+                                      <w:u w:val="none"/>
+                                    </w:rPr>
+                                    <w:t>escape with ‘</w:t>
+                                  </w:r>
+                                  <w:r>
+                                    <w:rPr>
+                                      <w:rStyle w:val="Hyperlink"/>
+                                      <w:b/>
+                                      <w:color w:val="EDA20B"/>
+                                      <w:sz w:val="18"/>
+                                      <w:szCs w:val="18"/>
+                                      <w:u w:val="none"/>
+                                    </w:rPr>
+                                    <w:t>\</w:t>
+                                  </w:r>
+                                  <w:r>
+                                    <w:rPr>
+                                      <w:rStyle w:val="Hyperlink"/>
+                                      <w:b/>
+                                      <w:sz w:val="18"/>
+                                      <w:szCs w:val="18"/>
+                                      <w:u w:val="none"/>
+                                    </w:rPr>
+                                    <w:t xml:space="preserve">’  </w:t>
+                                  </w:r>
+                                </w:p>
+                              </w:txbxContent>
+                            </wps:txbx>
+                            <wps:bodyPr rot="0" spcFirstLastPara="0" vertOverflow="overflow" horzOverflow="overflow" vert="horz" wrap="square" lIns="91440" tIns="45720" rIns="91440" bIns="45720" numCol="1" spcCol="0" rtlCol="0" fromWordArt="0" anchor="t" anchorCtr="0" forceAA="0" compatLnSpc="1">
+                              <a:prstTxWarp prst="textNoShape">
+                                <a:avLst/>
+                              </a:prstTxWarp>
+                              <a:noAutofit/>
+                            </wps:bodyPr>
+                          </wps:wsp>
+                        </a:graphicData>
+                      </a:graphic>
+                      <wp14:sizeRelH relativeFrom="margin">
+                        <wp14:pctWidth>0</wp14:pctWidth>
+                      </wp14:sizeRelH>
+                      <wp14:sizeRelV relativeFrom="margin">
+                        <wp14:pctHeight>0</wp14:pctHeight>
+                      </wp14:sizeRelV>
+                    </wp:anchor>
+                  </w:drawing>
+                </mc:Choice>
+                <mc:Fallback>
+                  <w:pict>
+                    <v:shapetype w14:anchorId="33C1530E" id="_x0000_t202" coordsize="21600,21600" o:spt="202" path="m,l,21600r21600,l21600,xe">
+                      <v:stroke joinstyle="miter"/>
+                      <v:path gradientshapeok="t" o:connecttype="rect"/>
+                    </v:shapetype>
+                    <v:shape id="Text Box 8" o:spid="_x0000_s1026" type="#_x0000_t202" style="position:absolute;left:0;text-align:left;margin-left:243.95pt;margin-top:5.05pt;width:88.9pt;height:31.3pt;z-index:251687936;visibility:visible;mso-wrap-style:square;mso-width-percent:0;mso-height-percent:0;mso-wrap-distance-left:9pt;mso-wrap-distance-top:0;mso-wrap-distance-right:9pt;mso-wrap-distance-bottom:0;mso-position-horizontal:absolute;mso-position-horizontal-relative:text;mso-position-vertical:absolute;mso-position-vertical-relative:text;mso-width-percent:0;mso-height-percent:0;mso-width-relative:margin;mso-height-relative:margin;v-text-anchor:top" o:gfxdata="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" filled="f" stroked="f" strokeweight=".5pt">
+                      <v:textbox>
+                        <w:txbxContent>
+                          <w:p>
+                            <w:pPr>
+                              <w:spacing w:after="0" w:line="240" w:lineRule="auto"/>
+                              <w:rPr>
+                                <w:rStyle w:val="Hyperlink"/>
+                                <w:b/>
+                                <w:sz w:val="18"/>
+                                <w:szCs w:val="18"/>
+                                <w:u w:val="none"/>
+                              </w:rPr>
+                            </w:pPr>
+                            <w:r>
+                              <w:rPr>
+                                <w:rStyle w:val="Hyperlink"/>
+                                <w:b/>
+                                <w:sz w:val="18"/>
+                                <w:szCs w:val="18"/>
+                                <w:u w:val="none"/>
+                              </w:rPr>
+                              <w:t xml:space="preserve">to render spaces, </w:t>
+                            </w:r>
+                          </w:p>
+                          <w:p>
+                            <w:pPr>
+                              <w:spacing w:after="0" w:line="240" w:lineRule="auto"/>
+                              <w:rPr>
+                                <w:sz w:val="22"/>
+                                <w:szCs w:val="22"/>
+                              </w:rPr>
+                            </w:pPr>
+                            <w:r>
+                              <w:rPr>
+                                <w:rStyle w:val="Hyperlink"/>
+                                <w:b/>
+                                <w:sz w:val="18"/>
+                                <w:szCs w:val="18"/>
+                                <w:u w:val="none"/>
+                              </w:rPr>
+                              <w:t>escape with ‘</w:t>
+                            </w:r>
+                            <w:r>
+                              <w:rPr>
+                                <w:rStyle w:val="Hyperlink"/>
+                                <w:b/>
+                                <w:color w:val="EDA20B"/>
+                                <w:sz w:val="18"/>
+                                <w:szCs w:val="18"/>
+                                <w:u w:val="none"/>
+                              </w:rPr>
+                              <w:t>\</w:t>
+                            </w:r>
+                            <w:r>
+                              <w:rPr>
+                                <w:rStyle w:val="Hyperlink"/>
+                                <w:b/>
+                                <w:sz w:val="18"/>
+                                <w:szCs w:val="18"/>
+                                <w:u w:val="none"/>
+                              </w:rPr>
+                              <w:t xml:space="preserve">’  </w:t>
+                            </w:r>
+                          </w:p>
+                        </w:txbxContent>
+                      </v:textbox>
+                    </v:shape>
+                  </w:pict>
+                </mc:Fallback>
+              </mc:AlternateContent>
+            </w:r>
+            <w:r>
+              <w:rPr>
+                <w:rStyle w:val="Hyperlink"/>
+                <w:b/>
+                <w:sz w:val="20"/>
+                <w:szCs w:val="20"/>
+                <w:u w:val="none"/>
+              </w:rPr>
+              <w:t>using LaTeX:</w:t>
+            </w:r>
+          </w:p>
+          <w:p>
+            <w:pPr>
+              <w:spacing w:line="360" w:lineRule="auto"/>
+              <w:rPr>
+                <w:b/>
+                <w:color w:val="514DAA" w:themeColor="accent2" w:themeShade="BF"/>
+                <w:sz w:val="20"/>
+              </w:rPr>
+            </w:pPr>
+            <w:r>
+              <w:rPr>
+                <w:b/>
+                <w:noProof/>
+                <w:color w:val="514DAA" w:themeColor="accent2" w:themeShade="BF"/>
+                <w:sz w:val="20"/>
+              </w:rPr>
+              <mc:AlternateContent>
+                <mc:Choice Requires="wps">
+                  <w:drawing>
+                    <wp:anchor distT="0" distB="0" distL="114300" distR="114300" simplePos="0" relativeHeight="251688960" behindDoc="0" locked="0" layoutInCell="1" allowOverlap="1" wp14:anchorId="57DD94E3" wp14:editId="7C82F65F">
+                      <wp:simplePos x="0" y="0"/>
+                      <wp:positionH relativeFrom="column">
+                        <wp:posOffset>2692814</wp:posOffset>
+                      </wp:positionH>
+                      <wp:positionV relativeFrom="paragraph">
+                        <wp:posOffset>62230</wp:posOffset>
+                      </wp:positionV>
+                      <wp:extent cx="477078" cy="166977"/>
+                      <wp:effectExtent l="38100" t="0" r="18415" b="62230"/>
+                      <wp:wrapNone/>
+                      <wp:docPr id="1763953623" name="Straight Arrow Connector 9"/>
+                      <wp:cNvGraphicFramePr/>
+                      <a:graphic xmlns:a="http://schemas.openxmlformats.org/drawingml/2006/main">
+                        <a:graphicData uri="http://schemas.microsoft.com/office/word/2010/wordprocessingShape">
+                          <wps:wsp>
+                            <wps:cNvCnPr/>
+                            <wps:spPr>
+                              <a:xfrm flipH="1">
+                                <a:off x="0" y="0"/>
+                                <a:ext cx="477078" cy="166977"/>
+                              </a:xfrm>
+                              <a:prstGeom prst="straightConnector1">
+                                <a:avLst/>
+                              </a:prstGeom>
+                              <a:ln>
+                                <a:solidFill>
+                                  <a:schemeClr val="accent1">
+                                    <a:lumMod val="75000"/>
+                                  </a:schemeClr>
+                                </a:solidFill>
+                                <a:tailEnd type="triangle"/>
+                              </a:ln>
+                            </wps:spPr>
+                            <wps:style>
+                              <a:lnRef idx="1">
+                                <a:schemeClr val="accent6"/>
+                              </a:lnRef>
+                              <a:fillRef idx="0">
+                                <a:schemeClr val="accent6"/>
+                              </a:fillRef>
+                              <a:effectRef idx="0">
+                                <a:schemeClr val="accent6"/>
+                              </a:effectRef>
+                              <a:fontRef idx="minor">
+                                <a:schemeClr val="tx1"/>
+                              </a:fontRef>
+                            </wps:style>
+                            <wps:bodyPr/>
+                          </wps:wsp>
+                        </a:graphicData>
+                      </a:graphic>
+                    </wp:anchor>
+                  </w:drawing>
+                </mc:Choice>
+                <mc:Fallback>
+                  <w:pict>
+                    <v:shapetype w14:anchorId="2DF97868" id="_x0000_t32" coordsize="21600,21600" o:spt="32" o:oned="t" path="m,l21600,21600e" filled="f">
+                      <v:path arrowok="t" fillok="f" o:connecttype="none"/>
+                      <o:lock v:ext="edit" shapetype="t"/>
+                    </v:shapetype>
+                    <v:shape id="Straight Arrow Connector 9" o:spid="_x0000_s1026" type="#_x0000_t32" style="position:absolute;margin-left:212.05pt;margin-top:4.9pt;width:37.55pt;height:13.15pt;flip:x;z-index:251688960;visibility:visible;mso-wrap-style:square;mso-wrap-distance-left:9pt;mso-wrap-distance-top:0;mso-wrap-distance-right:9pt;mso-wrap-distance-bottom:0;mso-position-horizontal:absolute;mso-position-horizontal-relative:text;mso-position-vertical:absolute;mso-position-vertical-relative:text" o:gfxdata="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" strokecolor="#864ea8 [2404]" strokeweight="1pt">
+                      <v:stroke endarrow="block" joinstyle="miter"/>
+                    </v:shape>
+                  </w:pict>
+                </mc:Fallback>
+              </mc:AlternateContent>
+            </w:r>
+            <w:r>
+              <w:rPr>
+                <w:b/>
+                <w:color w:val="514DAA" w:themeColor="accent2" w:themeShade="BF"/>
+                <w:sz w:val="20"/>
+              </w:rPr>
+              <w:t>md"""</w:t>
+            </w:r>
+            <w:r>
+              <w:rPr>
+                <w:rStyle w:val="Heading1Char"/>
+                <w:b/>
+                <w:sz w:val="20"/>
+                <w:szCs w:val="20"/>
+              </w:rPr>
+              <w:t xml:space="preserve"> </w:t>
+            </w:r>
+          </w:p>
+          <w:p>
+            <w:pPr>
+              <w:spacing w:line="360" w:lineRule="auto"/>
+              <w:rPr>
+                <w:b/>
+                <w:color w:val="514DAA" w:themeColor="accent2" w:themeShade="BF"/>
+                <w:sz w:val="20"/>
+              </w:rPr>
+            </w:pPr>
+            <w:r>
+              <w:rPr>
+                <w:b/>
+                <w:color w:val="514DAA" w:themeColor="accent2" w:themeShade="BF"/>
+                <w:sz w:val="20"/>
+              </w:rPr>
+              <w:t xml:space="preserve">This is a color in </w:t>
+            </w:r>
+            <w:r>
+              <w:rPr>
+                <w:b/>
+                <w:color w:val="514DAA" w:themeColor="accent2" w:themeShade="BF"/>
+                <w:sz w:val="20"/>
+              </w:rPr>
+              <w:t>LatTex</w:t>
+            </w:r>
+            <w:r>
+              <w:rPr>
+                <w:b/>
+                <w:color w:val="514DAA" w:themeColor="accent2" w:themeShade="BF"/>
+                <w:sz w:val="20"/>
+              </w:rPr>
+              <w:t>: $\color{</w:t>
+            </w:r>
+            <w:r>
+              <w:rPr>
+                <w:b/>
+                <w:color w:val="514DAA" w:themeColor="accent2" w:themeShade="BF"/>
+                <w:sz w:val="20"/>
+              </w:rPr>
+              <w:t>blue</w:t>
+            </w:r>
+            <w:r>
+              <w:rPr>
+                <w:b/>
+                <w:color w:val="514DAA" w:themeColor="accent2" w:themeShade="BF"/>
+                <w:sz w:val="20"/>
+              </w:rPr>
+              <w:t>}{</w:t>
+            </w:r>
+            <w:r>
+              <w:rPr>
+                <w:b/>
+                <w:color w:val="EDA20B"/>
+                <w:sz w:val="20"/>
+              </w:rPr>
+              <w:t>I</w:t>
+            </w:r>
+            <w:r>
+              <w:rPr>
+                <w:rStyle w:val="Hyperlink"/>
+                <w:b/>
+                <w:sz w:val="18"/>
+                <w:szCs w:val="18"/>
+                <w:u w:val="none"/>
+              </w:rPr>
+              <w:t>\</w:t>
+            </w:r>
+            <w:r>
+              <w:rPr>
+                <w:b/>
+                <w:color w:val="EDA20B"/>
+                <w:sz w:val="20"/>
+              </w:rPr>
+              <w:t xml:space="preserve"> am</w:t>
+            </w:r>
+            <w:r>
+              <w:rPr>
+                <w:rStyle w:val="Hyperlink"/>
+                <w:b/>
+                <w:sz w:val="18"/>
+                <w:szCs w:val="18"/>
+                <w:u w:val="none"/>
+              </w:rPr>
+              <w:t>\</w:t>
+            </w:r>
+            <w:r>
+              <w:rPr>
+                <w:b/>
+                <w:color w:val="EDA20B"/>
+                <w:sz w:val="20"/>
+              </w:rPr>
+              <w:t xml:space="preserve"> orange.</w:t>
+            </w:r>
+            <w:r>
+              <w:rPr>
+                <w:b/>
+                <w:color w:val="514DAA" w:themeColor="accent2" w:themeShade="BF"/>
+                <w:sz w:val="20"/>
+              </w:rPr>
+              <w:t>}$</w:t>
+            </w:r>
+          </w:p>
+          <w:p>
+            <w:pPr>
+              <w:spacing w:line="360" w:lineRule="auto"/>
+              <w:rPr>
+                <w:b/>
+              </w:rPr>
+            </w:pPr>
+            <w:r>
+              <w:rPr>
+                <w:b/>
+                <w:color w:val="514DAA" w:themeColor="accent2" w:themeShade="BF"/>
+                <w:sz w:val="20"/>
+              </w:rPr>
+              <w:t>"""</w:t>
             </w:r>
           </w:p>
         </w:tc>
       </w:tr>
       <w:tr>
+        <w:trPr>
+          <w:trHeight w:val="1559"/>
+        </w:trPr>
         <w:tc>
           <w:tcPr>
             <w:cnfStyle w:val="001000000000" w:firstRow="0" w:lastRow="0" w:firstColumn="1" w:lastColumn="0" w:oddVBand="0" w:evenVBand="0" w:oddHBand="0" w:evenHBand="0" w:firstRowFirstColumn="0" w:firstRowLastColumn="0" w:lastRowFirstColumn="0" w:lastRowLastColumn="0"/>
             <w:tcW w:w="2070" w:type="dxa"/>
-            <w:vMerge w:val="restart"/>
-            <w:tcBorders>
-              <w:right w:val="none" w:sz="0" w:space="0" w:color="auto"/>
-            </w:tcBorders>
+            <w:vMerge/>
           </w:tcPr>
           <w:p>
             <w:pPr>
@@ -1059,7 +1172,8 @@
               <w:rPr>
                 <w:rFonts w:ascii="Lato" w:hAnsi="Lato"/>
                 <w:b/>
-                <w:bCs/>
+                <w:i w:val="0"/>
+                <w:iCs w:val="0"/>
                 <w:color w:val="373545" w:themeColor="text2"/>
                 <w:shd w:val="clear" w:color="auto" w:fill="FFFFFF"/>
                 <w14:textOutline w14:w="0" w14:cap="flat" w14:cmpd="sng" w14:algn="ctr">
@@ -1082,11 +1196,240 @@
                 </w14:textFill>
               </w:rPr>
             </w:pPr>
-            <w:r>
+          </w:p>
+        </w:tc>
+        <w:tc>
+          <w:tcPr>
+            <w:cnfStyle w:val="000010000000" w:firstRow="0" w:lastRow="0" w:firstColumn="0" w:lastColumn="0" w:oddVBand="1" w:evenVBand="0" w:oddHBand="0" w:evenHBand="0" w:firstRowFirstColumn="0" w:firstRowLastColumn="0" w:lastRowFirstColumn="0" w:lastRowLastColumn="0"/>
+            <w:tcW w:w="7285" w:type="dxa"/>
+            <w:gridSpan w:val="4"/>
+            <w:tcBorders>
+              <w:top w:val="single" w:sz="4" w:space="0" w:color="455673" w:themeColor="accent3" w:themeShade="BF"/>
+            </w:tcBorders>
+          </w:tcPr>
+          <w:p>
+            <w:pPr>
+              <w:spacing w:line="360" w:lineRule="auto"/>
+              <w:jc w:val="center"/>
+              <w:rPr>
+                <w:b/>
+              </w:rPr>
+            </w:pPr>
+            <w:r>
+              <w:rPr>
+                <w:b/>
+              </w:rPr>
+              <w:t>strikethrough</w:t>
+            </w:r>
+          </w:p>
+          <w:p>
+            <w:pPr>
+              <w:spacing w:line="360" w:lineRule="auto"/>
+              <w:rPr>
+                <w:b/>
+                <w:color w:val="C00000"/>
+                <w:sz w:val="20"/>
+              </w:rPr>
+            </w:pPr>
+            <w:r>
+              <w:rPr>
+                <w:b/>
+                <w:color w:val="C00000"/>
+                <w:sz w:val="20"/>
+              </w:rPr>
+              <w:t>begin</w:t>
+            </w:r>
+          </w:p>
+          <w:p>
+            <w:pPr>
+              <w:spacing w:line="360" w:lineRule="auto"/>
+              <w:rPr>
+                <w:b/>
+                <w:color w:val="514DAA" w:themeColor="accent2" w:themeShade="BF"/>
+                <w:sz w:val="20"/>
+              </w:rPr>
+            </w:pPr>
+            <w:r>
+              <w:rPr>
+                <w:b/>
+                <w:color w:val="514DAA" w:themeColor="accent2" w:themeShade="BF"/>
+                <w:sz w:val="20"/>
+              </w:rPr>
+              <w:t xml:space="preserve">    using CommonMark</w:t>
+            </w:r>
+          </w:p>
+          <w:p>
+            <w:pPr>
+              <w:spacing w:line="360" w:lineRule="auto"/>
+              <w:rPr>
+                <w:b/>
+                <w:color w:val="514DAA" w:themeColor="accent2" w:themeShade="BF"/>
+                <w:sz w:val="20"/>
+              </w:rPr>
+            </w:pPr>
+            <w:r>
+              <w:rPr>
+                <w:b/>
+                <w:color w:val="514DAA" w:themeColor="accent2" w:themeShade="BF"/>
+                <w:sz w:val="20"/>
+              </w:rPr>
+              <w:t xml:space="preserve">    p() = enable!(Parser(), StrikethroughRule())</w:t>
+            </w:r>
+          </w:p>
+          <w:p>
+            <w:pPr>
+              <w:spacing w:line="360" w:lineRule="auto"/>
+              <w:rPr>
+                <w:b/>
+                <w:color w:val="514DAA" w:themeColor="accent2" w:themeShade="BF"/>
+                <w:sz w:val="20"/>
+              </w:rPr>
+            </w:pPr>
+          </w:p>
+          <w:p>
+            <w:pPr>
+              <w:spacing w:line="360" w:lineRule="auto"/>
+              <w:rPr>
+                <w:b/>
+                <w:color w:val="514DAA" w:themeColor="accent2" w:themeShade="BF"/>
+                <w:sz w:val="20"/>
+              </w:rPr>
+            </w:pPr>
+            <w:r>
+              <w:rPr>
+                <w:b/>
+                <w:color w:val="514DAA" w:themeColor="accent2" w:themeShade="BF"/>
+                <w:sz w:val="20"/>
+              </w:rPr>
+              <w:t xml:space="preserve">    cm”””</w:t>
+            </w:r>
+          </w:p>
+          <w:p>
+            <w:pPr>
+              <w:spacing w:line="360" w:lineRule="auto"/>
+              <w:rPr>
+                <w:b/>
+                <w:color w:val="514DAA" w:themeColor="accent2" w:themeShade="BF"/>
+                <w:sz w:val="20"/>
+              </w:rPr>
+            </w:pPr>
+            <w:r>
+              <w:rPr>
+                <w:b/>
+                <w:color w:val="514DAA" w:themeColor="accent2" w:themeShade="BF"/>
+                <w:sz w:val="20"/>
+              </w:rPr>
+              <w:t xml:space="preserve">    &lt;del&gt;</w:t>
+            </w:r>
+            <w:r>
+              <w:rPr>
+                <w:b/>
+                <w:strike/>
+                <w:color w:val="514DAA" w:themeColor="accent2" w:themeShade="BF"/>
+                <w:sz w:val="20"/>
+              </w:rPr>
+              <w:t>this text is strikethrough using HTML</w:t>
+            </w:r>
+            <w:r>
+              <w:rPr>
+                <w:b/>
+                <w:color w:val="514DAA" w:themeColor="accent2" w:themeShade="BF"/>
+                <w:sz w:val="20"/>
+              </w:rPr>
+              <w:t>&lt;/del&gt;</w:t>
+            </w:r>
+          </w:p>
+          <w:p>
+            <w:pPr>
+              <w:spacing w:line="360" w:lineRule="auto"/>
+              <w:rPr>
+                <w:b/>
+                <w:color w:val="514DAA" w:themeColor="accent2" w:themeShade="BF"/>
+                <w:sz w:val="20"/>
+              </w:rPr>
+            </w:pPr>
+            <w:r>
+              <w:rPr>
+                <w:b/>
+                <w:color w:val="514DAA" w:themeColor="accent2" w:themeShade="BF"/>
+                <w:sz w:val="20"/>
+              </w:rPr>
+              <w:t xml:space="preserve">    &lt;s&gt;</w:t>
+            </w:r>
+            <w:r>
+              <w:rPr>
+                <w:b/>
+                <w:strike/>
+                <w:color w:val="514DAA" w:themeColor="accent2" w:themeShade="BF"/>
+                <w:sz w:val="20"/>
+              </w:rPr>
+              <w:t>this is also strikethrough</w:t>
+            </w:r>
+            <w:r>
+              <w:rPr>
+                <w:b/>
+                <w:color w:val="514DAA" w:themeColor="accent2" w:themeShade="BF"/>
+                <w:sz w:val="20"/>
+              </w:rPr>
+              <w:t>&lt;/s&gt;</w:t>
+            </w:r>
+          </w:p>
+          <w:p>
+            <w:pPr>
+              <w:spacing w:line="360" w:lineRule="auto"/>
+              <w:rPr>
+                <w:b/>
+                <w:color w:val="514DAA" w:themeColor="accent2" w:themeShade="BF"/>
+                <w:sz w:val="20"/>
+              </w:rPr>
+            </w:pPr>
+            <w:r>
+              <w:rPr>
+                <w:b/>
+                <w:color w:val="514DAA" w:themeColor="accent2" w:themeShade="BF"/>
+                <w:sz w:val="20"/>
+              </w:rPr>
+              <w:t xml:space="preserve">    ”””p</w:t>
+            </w:r>
+          </w:p>
+          <w:p>
+            <w:pPr>
+              <w:spacing w:line="360" w:lineRule="auto"/>
+              <w:jc w:val="center"/>
+              <w:rPr>
+                <w:b/>
+              </w:rPr>
+            </w:pPr>
+            <w:r>
+              <w:rPr>
+                <w:b/>
+                <w:color w:val="C00000"/>
+                <w:sz w:val="20"/>
+              </w:rPr>
+              <w:t>end</w:t>
+            </w:r>
+          </w:p>
+        </w:tc>
+      </w:tr>
+      <w:tr>
+        <w:trPr>
+          <w:cnfStyle w:val="000000100000" w:firstRow="0" w:lastRow="0" w:firstColumn="0" w:lastColumn="0" w:oddVBand="0" w:evenVBand="0" w:oddHBand="1" w:evenHBand="0" w:firstRowFirstColumn="0" w:firstRowLastColumn="0" w:lastRowFirstColumn="0" w:lastRowLastColumn="0"/>
+        </w:trPr>
+        <w:tc>
+          <w:tcPr>
+            <w:cnfStyle w:val="001000000000" w:firstRow="0" w:lastRow="0" w:firstColumn="1" w:lastColumn="0" w:oddVBand="0" w:evenVBand="0" w:oddHBand="0" w:evenHBand="0" w:firstRowFirstColumn="0" w:firstRowLastColumn="0" w:lastRowFirstColumn="0" w:lastRowLastColumn="0"/>
+            <w:tcW w:w="2070" w:type="dxa"/>
+            <w:vMerge w:val="restart"/>
+            <w:tcBorders>
+              <w:right w:val="none" w:sz="0" w:space="0" w:color="auto"/>
+            </w:tcBorders>
+          </w:tcPr>
+          <w:p>
+            <w:pPr>
+              <w:spacing w:line="360" w:lineRule="auto"/>
               <w:rPr>
                 <w:rFonts w:ascii="Lato" w:hAnsi="Lato"/>
                 <w:b/>
-                <w:bCs/>
                 <w:color w:val="373545" w:themeColor="text2"/>
                 <w:shd w:val="clear" w:color="auto" w:fill="FFFFFF"/>
                 <w14:textOutline w14:w="0" w14:cap="flat" w14:cmpd="sng" w14:algn="ctr">
@@ -1108,17 +1451,11 @@
                   </w14:gradFill>
                 </w14:textFill>
               </w:rPr>
-              <w:t>2. Lists</w:t>
-            </w:r>
-          </w:p>
-          <w:p>
-            <w:pPr>
-              <w:spacing w:line="360" w:lineRule="auto"/>
-              <w:jc w:val="left"/>
+            </w:pPr>
+            <w:r>
               <w:rPr>
                 <w:rFonts w:ascii="Lato" w:hAnsi="Lato"/>
                 <w:b/>
-                <w:bCs/>
                 <w:color w:val="373545" w:themeColor="text2"/>
                 <w:shd w:val="clear" w:color="auto" w:fill="FFFFFF"/>
                 <w14:textOutline w14:w="0" w14:cap="flat" w14:cmpd="sng" w14:algn="ctr">
@@ -1140,204 +1477,16 @@
                   </w14:gradFill>
                 </w14:textFill>
               </w:rPr>
-            </w:pPr>
-          </w:p>
-        </w:tc>
-        <w:tc>
-          <w:tcPr>
-            <w:cnfStyle w:val="000010000000" w:firstRow="0" w:lastRow="0" w:firstColumn="0" w:lastColumn="0" w:oddVBand="1" w:evenVBand="0" w:oddHBand="0" w:evenHBand="0" w:firstRowFirstColumn="0" w:firstRowLastColumn="0" w:lastRowFirstColumn="0" w:lastRowLastColumn="0"/>
-            <w:tcW w:w="3690" w:type="dxa"/>
-            <w:gridSpan w:val="3"/>
-          </w:tcPr>
-          <w:p>
-            <w:pPr>
-              <w:spacing w:line="360" w:lineRule="auto"/>
-              <w:jc w:val="center"/>
-              <w:rPr>
-                <w:b/>
-                <w:bCs/>
-              </w:rPr>
-            </w:pPr>
-            <w:r>
-              <w:rPr>
-                <w:b/>
-                <w:bCs/>
-              </w:rPr>
-              <w:t>bullet lists</w:t>
-            </w:r>
-          </w:p>
-          <w:p>
-            <w:pPr>
-              <w:spacing w:line="360" w:lineRule="auto"/>
-              <w:rPr>
-                <w:rFonts w:ascii="Courier New" w:hAnsi="Courier New"/>
-                <w:color w:val="514DAA" w:themeColor="accent2" w:themeShade="BF"/>
-                <w:sz w:val="22"/>
-                <w:szCs w:val="28"/>
-              </w:rPr>
-            </w:pPr>
-            <w:r>
-              <w:rPr>
-                <w:rFonts w:ascii="Courier New" w:hAnsi="Courier New"/>
-                <w:color w:val="514DAA" w:themeColor="accent2" w:themeShade="BF"/>
-                <w:sz w:val="22"/>
-                <w:szCs w:val="28"/>
-              </w:rPr>
-              <w:t>- Item 1</w:t>
-            </w:r>
-            <w:r>
-              <w:rPr>
-                <w:rFonts w:ascii="Courier New" w:hAnsi="Courier New"/>
-                <w:color w:val="514DAA" w:themeColor="accent2" w:themeShade="BF"/>
-                <w:sz w:val="22"/>
-                <w:szCs w:val="28"/>
-              </w:rPr>
-              <w:br/>
-              <w:t>- Item 2</w:t>
-            </w:r>
-            <w:r>
-              <w:rPr>
-                <w:rFonts w:ascii="Courier New" w:hAnsi="Courier New"/>
-                <w:color w:val="514DAA" w:themeColor="accent2" w:themeShade="BF"/>
-                <w:sz w:val="22"/>
-                <w:szCs w:val="28"/>
-              </w:rPr>
-              <w:br/>
-              <w:t xml:space="preserve">    - Sub-item</w:t>
-            </w:r>
-            <w:r>
-              <w:rPr>
-                <w:rFonts w:ascii="Courier New" w:hAnsi="Courier New"/>
-                <w:color w:val="514DAA" w:themeColor="accent2" w:themeShade="BF"/>
-                <w:sz w:val="22"/>
-                <w:szCs w:val="28"/>
-              </w:rPr>
-              <w:br/>
-              <w:t xml:space="preserve">        - Sub-sub-item</w:t>
-            </w:r>
-          </w:p>
-          <w:p>
-            <w:pPr>
-              <w:spacing w:line="360" w:lineRule="auto"/>
-            </w:pPr>
-          </w:p>
-        </w:tc>
-        <w:tc>
-          <w:tcPr>
-            <w:tcW w:w="3595" w:type="dxa"/>
-            <w:vMerge w:val="restart"/>
-            <w:shd w:val="clear" w:color="auto" w:fill="E1E6E6" w:themeFill="accent6" w:themeFillTint="33"/>
-          </w:tcPr>
-          <w:p>
-            <w:pPr>
-              <w:spacing w:line="360" w:lineRule="auto"/>
-              <w:jc w:val="center"/>
-              <w:cnfStyle w:val="000000000000" w:firstRow="0" w:lastRow="0" w:firstColumn="0" w:lastColumn="0" w:oddVBand="0" w:evenVBand="0" w:oddHBand="0" w:evenHBand="0" w:firstRowFirstColumn="0" w:firstRowLastColumn="0" w:lastRowFirstColumn="0" w:lastRowLastColumn="0"/>
-              <w:rPr>
-                <w:b/>
-                <w:bCs/>
-              </w:rPr>
-            </w:pPr>
-            <w:r>
-              <w:rPr>
-                <w:b/>
-                <w:bCs/>
-              </w:rPr>
-              <w:t>n</w:t>
-            </w:r>
-            <w:r>
-              <w:rPr>
-                <w:b/>
-                <w:bCs/>
-              </w:rPr>
-              <w:t xml:space="preserve">umbered </w:t>
-            </w:r>
-            <w:r>
-              <w:rPr>
-                <w:b/>
-                <w:bCs/>
-              </w:rPr>
-              <w:t>l</w:t>
-            </w:r>
-            <w:r>
-              <w:rPr>
-                <w:b/>
-                <w:bCs/>
-              </w:rPr>
-              <w:t>ists</w:t>
-            </w:r>
-          </w:p>
-          <w:p>
-            <w:pPr>
-              <w:spacing w:line="360" w:lineRule="auto"/>
-              <w:cnfStyle w:val="000000000000" w:firstRow="0" w:lastRow="0" w:firstColumn="0" w:lastColumn="0" w:oddVBand="0" w:evenVBand="0" w:oddHBand="0" w:evenHBand="0" w:firstRowFirstColumn="0" w:firstRowLastColumn="0" w:lastRowFirstColumn="0" w:lastRowLastColumn="0"/>
-            </w:pPr>
-            <w:r>
-              <w:rPr>
-                <w:rFonts w:ascii="Courier New" w:hAnsi="Courier New"/>
-                <w:sz w:val="22"/>
-                <w:szCs w:val="28"/>
-              </w:rPr>
-              <w:t xml:space="preserve">1. </w:t>
-            </w:r>
-            <w:r>
-              <w:rPr>
-                <w:rFonts w:ascii="Courier New" w:hAnsi="Courier New"/>
-                <w:color w:val="514DAA" w:themeColor="accent2" w:themeShade="BF"/>
-                <w:sz w:val="22"/>
-                <w:szCs w:val="28"/>
-              </w:rPr>
-              <w:t>First</w:t>
-            </w:r>
-            <w:r>
-              <w:rPr>
-                <w:rFonts w:ascii="Courier New" w:hAnsi="Courier New"/>
-                <w:color w:val="514DAA" w:themeColor="accent2" w:themeShade="BF"/>
-                <w:sz w:val="22"/>
-                <w:szCs w:val="28"/>
-              </w:rPr>
-              <w:br/>
-              <w:t>2. Second</w:t>
-            </w:r>
-            <w:r>
-              <w:rPr>
-                <w:rFonts w:ascii="Courier New" w:hAnsi="Courier New"/>
-                <w:color w:val="514DAA" w:themeColor="accent2" w:themeShade="BF"/>
-                <w:sz w:val="22"/>
-                <w:szCs w:val="28"/>
-              </w:rPr>
-              <w:br/>
-              <w:t>3. Third</w:t>
-            </w:r>
-            <w:r>
-              <w:rPr>
-                <w:rFonts w:ascii="Courier New" w:hAnsi="Courier New"/>
-                <w:sz w:val="20"/>
-              </w:rPr>
-              <w:br/>
-            </w:r>
-          </w:p>
-        </w:tc>
-      </w:tr>
-      <w:tr>
-        <w:trPr>
-          <w:cnfStyle w:val="000000100000" w:firstRow="0" w:lastRow="0" w:firstColumn="0" w:lastColumn="0" w:oddVBand="0" w:evenVBand="0" w:oddHBand="1" w:evenHBand="0" w:firstRowFirstColumn="0" w:firstRowLastColumn="0" w:lastRowFirstColumn="0" w:lastRowLastColumn="0"/>
-        </w:trPr>
-        <w:tc>
-          <w:tcPr>
-            <w:cnfStyle w:val="001000000000" w:firstRow="0" w:lastRow="0" w:firstColumn="1" w:lastColumn="0" w:oddVBand="0" w:evenVBand="0" w:oddHBand="0" w:evenHBand="0" w:firstRowFirstColumn="0" w:firstRowLastColumn="0" w:lastRowFirstColumn="0" w:lastRowLastColumn="0"/>
-            <w:tcW w:w="2070" w:type="dxa"/>
-            <w:vMerge/>
-            <w:tcBorders>
-              <w:right w:val="none" w:sz="0" w:space="0" w:color="auto"/>
-            </w:tcBorders>
-          </w:tcPr>
-          <w:p>
-            <w:pPr>
-              <w:spacing w:line="360" w:lineRule="auto"/>
+              <w:t>2. Lists</w:t>
+            </w:r>
+          </w:p>
+          <w:p>
+            <w:pPr>
+              <w:spacing w:line="360" w:lineRule="auto"/>
+              <w:jc w:val="left"/>
               <w:rPr>
                 <w:rFonts w:ascii="Lato" w:hAnsi="Lato"/>
-                <w:bCs/>
+                <w:b/>
                 <w:color w:val="373545" w:themeColor="text2"/>
                 <w:shd w:val="clear" w:color="auto" w:fill="FFFFFF"/>
                 <w14:textOutline w14:w="0" w14:cap="flat" w14:cmpd="sng" w14:algn="ctr">
@@ -1374,43 +1523,20 @@
               <w:jc w:val="center"/>
               <w:rPr>
                 <w:b/>
-                <w:bCs/>
-              </w:rPr>
-            </w:pPr>
-            <w:r>
-              <w:rPr>
-                <w:b/>
-                <w:bCs/>
-              </w:rPr>
-              <w:t>t</w:t>
-            </w:r>
-            <w:r>
-              <w:rPr>
-                <w:b/>
-                <w:bCs/>
-              </w:rPr>
-              <w:t xml:space="preserve">ask </w:t>
-            </w:r>
-            <w:r>
-              <w:rPr>
-                <w:b/>
-                <w:bCs/>
-              </w:rPr>
-              <w:t>l</w:t>
-            </w:r>
-            <w:r>
-              <w:rPr>
-                <w:b/>
-                <w:bCs/>
-              </w:rPr>
-              <w:t>ists</w:t>
-            </w:r>
-          </w:p>
-          <w:p>
-            <w:pPr>
-              <w:spacing w:line="360" w:lineRule="auto"/>
-              <w:rPr>
-                <w:rFonts w:ascii="Courier New" w:hAnsi="Courier New"/>
+              </w:rPr>
+            </w:pPr>
+            <w:r>
+              <w:rPr>
+                <w:b/>
+              </w:rPr>
+              <w:t>bullet lists</w:t>
+            </w:r>
+          </w:p>
+          <w:p>
+            <w:pPr>
+              <w:spacing w:line="360" w:lineRule="auto"/>
+              <w:rPr>
+                <w:b/>
                 <w:color w:val="514DAA" w:themeColor="accent2" w:themeShade="BF"/>
                 <w:sz w:val="22"/>
                 <w:szCs w:val="28"/>
@@ -1418,43 +1544,126 @@
             </w:pPr>
             <w:r>
               <w:rPr>
-                <w:rFonts w:ascii="Courier New" w:hAnsi="Courier New"/>
+                <w:b/>
                 <w:color w:val="514DAA" w:themeColor="accent2" w:themeShade="BF"/>
                 <w:sz w:val="22"/>
                 <w:szCs w:val="28"/>
               </w:rPr>
-              <w:t>- [x] Completed</w:t>
-            </w:r>
-            <w:r>
-              <w:rPr>
-                <w:rFonts w:ascii="Courier New" w:hAnsi="Courier New"/>
+              <w:t>- Item 1</w:t>
+            </w:r>
+            <w:r>
+              <w:rPr>
+                <w:b/>
                 <w:color w:val="514DAA" w:themeColor="accent2" w:themeShade="BF"/>
                 <w:sz w:val="22"/>
                 <w:szCs w:val="28"/>
               </w:rPr>
               <w:br/>
-              <w:t>- [ ] Not completed</w:t>
-            </w:r>
-          </w:p>
-          <w:p>
-            <w:pPr>
-              <w:spacing w:line="360" w:lineRule="auto"/>
+              <w:t>- Item 2</w:t>
+            </w:r>
+            <w:r>
+              <w:rPr>
+                <w:b/>
+                <w:color w:val="514DAA" w:themeColor="accent2" w:themeShade="BF"/>
+                <w:sz w:val="22"/>
+                <w:szCs w:val="28"/>
+              </w:rPr>
+              <w:br/>
+              <w:t xml:space="preserve">    - Sub-item</w:t>
+            </w:r>
+            <w:r>
+              <w:rPr>
+                <w:b/>
+                <w:color w:val="514DAA" w:themeColor="accent2" w:themeShade="BF"/>
+                <w:sz w:val="22"/>
+                <w:szCs w:val="28"/>
+              </w:rPr>
+              <w:br/>
+              <w:t xml:space="preserve">        - Sub-sub-item</w:t>
+            </w:r>
+          </w:p>
+          <w:p>
+            <w:pPr>
+              <w:spacing w:line="360" w:lineRule="auto"/>
+              <w:rPr>
+                <w:b/>
+              </w:rPr>
             </w:pPr>
           </w:p>
         </w:tc>
         <w:tc>
           <w:tcPr>
             <w:tcW w:w="3595" w:type="dxa"/>
-            <w:vMerge/>
+            <w:vMerge w:val="restart"/>
           </w:tcPr>
           <w:p>
             <w:pPr>
               <w:spacing w:line="360" w:lineRule="auto"/>
+              <w:jc w:val="center"/>
               <w:cnfStyle w:val="000000100000" w:firstRow="0" w:lastRow="0" w:firstColumn="0" w:lastColumn="0" w:oddVBand="0" w:evenVBand="0" w:oddHBand="1" w:evenHBand="0" w:firstRowFirstColumn="0" w:firstRowLastColumn="0" w:lastRowFirstColumn="0" w:lastRowLastColumn="0"/>
               <w:rPr>
-                <w:color w:val="373545" w:themeColor="text2"/>
-              </w:rPr>
-            </w:pPr>
+                <w:b/>
+              </w:rPr>
+            </w:pPr>
+            <w:r>
+              <w:rPr>
+                <w:b/>
+              </w:rPr>
+              <w:t>numbered lists</w:t>
+            </w:r>
+          </w:p>
+          <w:p>
+            <w:pPr>
+              <w:spacing w:line="360" w:lineRule="auto"/>
+              <w:cnfStyle w:val="000000100000" w:firstRow="0" w:lastRow="0" w:firstColumn="0" w:lastColumn="0" w:oddVBand="0" w:evenVBand="0" w:oddHBand="1" w:evenHBand="0" w:firstRowFirstColumn="0" w:firstRowLastColumn="0" w:lastRowFirstColumn="0" w:lastRowLastColumn="0"/>
+              <w:rPr>
+                <w:b/>
+              </w:rPr>
+            </w:pPr>
+            <w:r>
+              <w:rPr>
+                <w:b/>
+                <w:sz w:val="22"/>
+                <w:szCs w:val="28"/>
+              </w:rPr>
+              <w:t xml:space="preserve">1. </w:t>
+            </w:r>
+            <w:r>
+              <w:rPr>
+                <w:b/>
+                <w:color w:val="514DAA" w:themeColor="accent2" w:themeShade="BF"/>
+                <w:sz w:val="22"/>
+                <w:szCs w:val="28"/>
+              </w:rPr>
+              <w:t>First</w:t>
+            </w:r>
+            <w:r>
+              <w:rPr>
+                <w:b/>
+                <w:color w:val="514DAA" w:themeColor="accent2" w:themeShade="BF"/>
+                <w:sz w:val="22"/>
+                <w:szCs w:val="28"/>
+              </w:rPr>
+              <w:br/>
+              <w:t>2. Second</w:t>
+            </w:r>
+            <w:r>
+              <w:rPr>
+                <w:b/>
+                <w:color w:val="514DAA" w:themeColor="accent2" w:themeShade="BF"/>
+                <w:sz w:val="22"/>
+                <w:szCs w:val="28"/>
+              </w:rPr>
+              <w:br/>
+              <w:t>3. Third</w:t>
+            </w:r>
+            <w:r>
+              <w:rPr>
+                <w:b/>
+                <w:sz w:val="20"/>
+              </w:rPr>
+              <w:br/>
+            </w:r>
           </w:p>
         </w:tc>
       </w:tr>
@@ -1463,6 +1672,7 @@
           <w:tcPr>
             <w:cnfStyle w:val="001000000000" w:firstRow="0" w:lastRow="0" w:firstColumn="1" w:lastColumn="0" w:oddVBand="0" w:evenVBand="0" w:oddHBand="0" w:evenHBand="0" w:firstRowFirstColumn="0" w:firstRowLastColumn="0" w:lastRowFirstColumn="0" w:lastRowLastColumn="0"/>
             <w:tcW w:w="2070" w:type="dxa"/>
+            <w:vMerge/>
             <w:tcBorders>
               <w:right w:val="none" w:sz="0" w:space="0" w:color="auto"/>
             </w:tcBorders>
@@ -1473,7 +1683,6 @@
               <w:rPr>
                 <w:rFonts w:ascii="Lato" w:hAnsi="Lato"/>
                 <w:b/>
-                <w:bCs/>
                 <w:color w:val="373545" w:themeColor="text2"/>
                 <w:shd w:val="clear" w:color="auto" w:fill="FFFFFF"/>
                 <w14:textOutline w14:w="0" w14:cap="flat" w14:cmpd="sng" w14:algn="ctr">
@@ -1496,11 +1705,103 @@
                 </w14:textFill>
               </w:rPr>
             </w:pPr>
-            <w:r>
+          </w:p>
+        </w:tc>
+        <w:tc>
+          <w:tcPr>
+            <w:cnfStyle w:val="000010000000" w:firstRow="0" w:lastRow="0" w:firstColumn="0" w:lastColumn="0" w:oddVBand="1" w:evenVBand="0" w:oddHBand="0" w:evenHBand="0" w:firstRowFirstColumn="0" w:firstRowLastColumn="0" w:lastRowFirstColumn="0" w:lastRowLastColumn="0"/>
+            <w:tcW w:w="3690" w:type="dxa"/>
+            <w:gridSpan w:val="3"/>
+          </w:tcPr>
+          <w:p>
+            <w:pPr>
+              <w:spacing w:line="360" w:lineRule="auto"/>
+              <w:jc w:val="center"/>
+              <w:rPr>
+                <w:b/>
+              </w:rPr>
+            </w:pPr>
+            <w:r>
+              <w:rPr>
+                <w:b/>
+              </w:rPr>
+              <w:t>task lists</w:t>
+            </w:r>
+          </w:p>
+          <w:p>
+            <w:pPr>
+              <w:spacing w:line="360" w:lineRule="auto"/>
+              <w:rPr>
+                <w:b/>
+                <w:color w:val="514DAA" w:themeColor="accent2" w:themeShade="BF"/>
+                <w:sz w:val="22"/>
+                <w:szCs w:val="28"/>
+              </w:rPr>
+            </w:pPr>
+            <w:r>
+              <w:rPr>
+                <w:b/>
+                <w:color w:val="514DAA" w:themeColor="accent2" w:themeShade="BF"/>
+                <w:sz w:val="22"/>
+                <w:szCs w:val="28"/>
+              </w:rPr>
+              <w:t>- [x] Completed</w:t>
+            </w:r>
+            <w:r>
+              <w:rPr>
+                <w:b/>
+                <w:color w:val="514DAA" w:themeColor="accent2" w:themeShade="BF"/>
+                <w:sz w:val="22"/>
+                <w:szCs w:val="28"/>
+              </w:rPr>
+              <w:br/>
+              <w:t>- [ ] Not completed</w:t>
+            </w:r>
+          </w:p>
+          <w:p>
+            <w:pPr>
+              <w:spacing w:line="360" w:lineRule="auto"/>
+              <w:rPr>
+                <w:b/>
+              </w:rPr>
+            </w:pPr>
+          </w:p>
+        </w:tc>
+        <w:tc>
+          <w:tcPr>
+            <w:tcW w:w="3595" w:type="dxa"/>
+            <w:vMerge/>
+          </w:tcPr>
+          <w:p>
+            <w:pPr>
+              <w:spacing w:line="360" w:lineRule="auto"/>
+              <w:cnfStyle w:val="000000000000" w:firstRow="0" w:lastRow="0" w:firstColumn="0" w:lastColumn="0" w:oddVBand="0" w:evenVBand="0" w:oddHBand="0" w:evenHBand="0" w:firstRowFirstColumn="0" w:firstRowLastColumn="0" w:lastRowFirstColumn="0" w:lastRowLastColumn="0"/>
+              <w:rPr>
+                <w:b/>
+                <w:color w:val="373545" w:themeColor="text2"/>
+              </w:rPr>
+            </w:pPr>
+          </w:p>
+        </w:tc>
+      </w:tr>
+      <w:tr>
+        <w:trPr>
+          <w:cnfStyle w:val="000000100000" w:firstRow="0" w:lastRow="0" w:firstColumn="0" w:lastColumn="0" w:oddVBand="0" w:evenVBand="0" w:oddHBand="1" w:evenHBand="0" w:firstRowFirstColumn="0" w:firstRowLastColumn="0" w:lastRowFirstColumn="0" w:lastRowLastColumn="0"/>
+        </w:trPr>
+        <w:tc>
+          <w:tcPr>
+            <w:cnfStyle w:val="001000000000" w:firstRow="0" w:lastRow="0" w:firstColumn="1" w:lastColumn="0" w:oddVBand="0" w:evenVBand="0" w:oddHBand="0" w:evenHBand="0" w:firstRowFirstColumn="0" w:firstRowLastColumn="0" w:lastRowFirstColumn="0" w:lastRowLastColumn="0"/>
+            <w:tcW w:w="2070" w:type="dxa"/>
+            <w:tcBorders>
+              <w:right w:val="none" w:sz="0" w:space="0" w:color="auto"/>
+            </w:tcBorders>
+          </w:tcPr>
+          <w:p>
+            <w:pPr>
+              <w:spacing w:line="360" w:lineRule="auto"/>
               <w:rPr>
                 <w:rFonts w:ascii="Lato" w:hAnsi="Lato"/>
                 <w:b/>
-                <w:bCs/>
                 <w:color w:val="373545" w:themeColor="text2"/>
                 <w:shd w:val="clear" w:color="auto" w:fill="FFFFFF"/>
                 <w14:textOutline w14:w="0" w14:cap="flat" w14:cmpd="sng" w14:algn="ctr">
@@ -1522,14 +1823,11 @@
                   </w14:gradFill>
                 </w14:textFill>
               </w:rPr>
-              <w:lastRenderedPageBreak/>
-              <w:t>3</w:t>
-            </w:r>
+            </w:pPr>
             <w:r>
               <w:rPr>
                 <w:rFonts w:ascii="Lato" w:hAnsi="Lato"/>
                 <w:b/>
-                <w:bCs/>
                 <w:color w:val="373545" w:themeColor="text2"/>
                 <w:shd w:val="clear" w:color="auto" w:fill="FFFFFF"/>
                 <w14:textOutline w14:w="0" w14:cap="flat" w14:cmpd="sng" w14:algn="ctr">
@@ -1551,16 +1849,12 @@
                   </w14:gradFill>
                 </w14:textFill>
               </w:rPr>
-              <w:t>. Blockquotes and Horizontal Rules</w:t>
-            </w:r>
-          </w:p>
-          <w:p>
-            <w:pPr>
-              <w:spacing w:line="360" w:lineRule="auto"/>
+              <w:t>3</w:t>
+            </w:r>
+            <w:r>
               <w:rPr>
                 <w:rFonts w:ascii="Lato" w:hAnsi="Lato"/>
                 <w:b/>
-                <w:bCs/>
                 <w:color w:val="373545" w:themeColor="text2"/>
                 <w:shd w:val="clear" w:color="auto" w:fill="FFFFFF"/>
                 <w14:textOutline w14:w="0" w14:cap="flat" w14:cmpd="sng" w14:algn="ctr">
@@ -1582,6 +1876,36 @@
                   </w14:gradFill>
                 </w14:textFill>
               </w:rPr>
+              <w:t>. Blockquotes and Horizontal Rules</w:t>
+            </w:r>
+          </w:p>
+          <w:p>
+            <w:pPr>
+              <w:spacing w:line="360" w:lineRule="auto"/>
+              <w:rPr>
+                <w:rFonts w:ascii="Lato" w:hAnsi="Lato"/>
+                <w:b/>
+                <w:color w:val="373545" w:themeColor="text2"/>
+                <w:shd w:val="clear" w:color="auto" w:fill="FFFFFF"/>
+                <w14:textOutline w14:w="0" w14:cap="flat" w14:cmpd="sng" w14:algn="ctr">
+                  <w14:noFill/>
+                  <w14:prstDash w14:val="solid"/>
+                  <w14:round/>
+                </w14:textOutline>
+                <w14:textFill>
+                  <w14:gradFill>
+                    <w14:gsLst>
+                      <w14:gs w14:pos="21000">
+                        <w14:srgbClr w14:val="53575C"/>
+                      </w14:gs>
+                      <w14:gs w14:pos="88000">
+                        <w14:srgbClr w14:val="C5C7CA"/>
+                      </w14:gs>
+                    </w14:gsLst>
+                    <w14:lin w14:ang="5400000" w14:scaled="0"/>
+                  </w14:gradFill>
+                </w14:textFill>
+              </w:rPr>
             </w:pPr>
           </w:p>
         </w:tc>
@@ -1595,7 +1919,7 @@
             <w:pPr>
               <w:spacing w:line="360" w:lineRule="auto"/>
               <w:rPr>
-                <w:rFonts w:ascii="Courier New" w:hAnsi="Courier New"/>
+                <w:b/>
                 <w:sz w:val="22"/>
                 <w:szCs w:val="22"/>
               </w:rPr>
@@ -1605,43 +1929,14 @@
             <w:pPr>
               <w:spacing w:line="360" w:lineRule="auto"/>
               <w:rPr>
-                <w:rFonts w:ascii="Courier New" w:hAnsi="Courier New"/>
+                <w:b/>
                 <w:sz w:val="22"/>
                 <w:szCs w:val="22"/>
               </w:rPr>
             </w:pPr>
             <w:r>
               <w:rPr>
-                <w:rFonts w:ascii="Courier New" w:hAnsi="Courier New"/>
-                <w:color w:val="514DAA" w:themeColor="accent2" w:themeShade="BF"/>
-                <w:sz w:val="22"/>
-                <w:szCs w:val="22"/>
-              </w:rPr>
-              <w:t xml:space="preserve">&gt; </w:t>
-            </w:r>
-            <w:r>
-              <w:rPr>
-                <w:rFonts w:ascii="Courier New" w:hAnsi="Courier New"/>
-                <w:i/>
-                <w:iCs/>
-                <w:color w:val="514DAA" w:themeColor="accent2" w:themeShade="BF"/>
-                <w:sz w:val="22"/>
-                <w:szCs w:val="22"/>
-              </w:rPr>
-              <w:t>This is a blockquote</w:t>
-            </w:r>
-            <w:r>
-              <w:rPr>
-                <w:rFonts w:ascii="Courier New" w:hAnsi="Courier New"/>
-                <w:color w:val="514DAA" w:themeColor="accent2" w:themeShade="BF"/>
-                <w:sz w:val="22"/>
-                <w:szCs w:val="22"/>
-              </w:rPr>
-              <w:br/>
-            </w:r>
-            <w:r>
-              <w:rPr>
-                <w:rFonts w:ascii="Courier New" w:hAnsi="Courier New"/>
+                <w:b/>
                 <w:noProof/>
                 <w:color w:val="514DAA" w:themeColor="accent2" w:themeShade="BF"/>
                 <w:sz w:val="22"/>
@@ -1650,13 +1945,13 @@
               <mc:AlternateContent>
                 <mc:Choice Requires="wps">
                   <w:drawing>
-                    <wp:anchor distT="0" distB="0" distL="114300" distR="114300" simplePos="0" relativeHeight="251659264" behindDoc="0" locked="0" layoutInCell="1" allowOverlap="1" wp14:anchorId="3D993785" wp14:editId="2A233268">
+                    <wp:anchor distT="0" distB="0" distL="114300" distR="114300" simplePos="0" relativeHeight="251659264" behindDoc="0" locked="0" layoutInCell="1" allowOverlap="1" wp14:anchorId="3D993785" wp14:editId="18D01E5F">
                       <wp:simplePos x="0" y="0"/>
                       <wp:positionH relativeFrom="column">
-                        <wp:posOffset>369570</wp:posOffset>
+                        <wp:posOffset>241935</wp:posOffset>
                       </wp:positionH>
                       <wp:positionV relativeFrom="paragraph">
-                        <wp:posOffset>570230</wp:posOffset>
+                        <wp:posOffset>569595</wp:posOffset>
                       </wp:positionV>
                       <wp:extent cx="190500" cy="0"/>
                       <wp:effectExtent l="38100" t="76200" r="0" b="95250"/>
@@ -1702,11 +1997,11 @@
                 </mc:Choice>
                 <mc:Fallback>
                   <w:pict>
-                    <v:shapetype w14:anchorId="756AF904" id="_x0000_t32" coordsize="21600,21600" o:spt="32" o:oned="t" path="m,l21600,21600e" filled="f">
+                    <v:shapetype w14:anchorId="1EBC4BA8" id="_x0000_t32" coordsize="21600,21600" o:spt="32" o:oned="t" path="m,l21600,21600e" filled="f">
                       <v:path arrowok="t" fillok="f" o:connecttype="none"/>
                       <o:lock v:ext="edit" shapetype="t"/>
                     </v:shapetype>
-                    <v:shape id="Straight Arrow Connector 2" o:spid="_x0000_s1026" type="#_x0000_t32" style="position:absolute;margin-left:29.1pt;margin-top:44.9pt;width:15pt;height:0;flip:x;z-index:251659264;visibility:visible;mso-wrap-style:square;mso-wrap-distance-left:9pt;mso-wrap-distance-top:0;mso-wrap-distance-right:9pt;mso-wrap-distance-bottom:0;mso-position-horizontal:absolute;mso-position-horizontal-relative:text;mso-position-vertical:absolute;mso-position-vertical-relative:text" o:gfxdata="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" strokecolor="#ad84c6 [3204]" strokeweight="1.5pt">
+                    <v:shape id="Straight Arrow Connector 2" o:spid="_x0000_s1026" type="#_x0000_t32" style="position:absolute;margin-left:19.05pt;margin-top:44.85pt;width:15pt;height:0;flip:x;z-index:251659264;visibility:visible;mso-wrap-style:square;mso-wrap-distance-left:9pt;mso-wrap-distance-top:0;mso-wrap-distance-right:9pt;mso-wrap-distance-bottom:0;mso-position-horizontal:absolute;mso-position-horizontal-relative:text;mso-position-vertical:absolute;mso-position-vertical-relative:text" o:gfxdata="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" strokecolor="#ad84c6 [3204]" strokeweight="1.5pt">
                       <v:stroke endarrow="block" joinstyle="miter"/>
                     </v:shape>
                   </w:pict>
@@ -1715,66 +2010,933 @@
             </w:r>
             <w:r>
               <w:rPr>
-                <w:rFonts w:ascii="Courier New" w:hAnsi="Courier New"/>
+                <w:b/>
                 <w:color w:val="514DAA" w:themeColor="accent2" w:themeShade="BF"/>
                 <w:sz w:val="22"/>
                 <w:szCs w:val="22"/>
               </w:rPr>
-              <w:t xml:space="preserve">&gt;&gt; </w:t>
-            </w:r>
-            <w:r>
-              <w:rPr>
-                <w:rFonts w:ascii="Courier New" w:hAnsi="Courier New"/>
+              <w:t xml:space="preserve">&gt; </w:t>
+            </w:r>
+            <w:r>
+              <w:rPr>
+                <w:b/>
                 <w:i/>
                 <w:iCs/>
                 <w:color w:val="514DAA" w:themeColor="accent2" w:themeShade="BF"/>
                 <w:sz w:val="22"/>
                 <w:szCs w:val="22"/>
               </w:rPr>
-              <w:t>Nested quote</w:t>
-            </w:r>
-            <w:r>
-              <w:rPr>
-                <w:rFonts w:ascii="Courier New" w:hAnsi="Courier New"/>
+              <w:t>This is a blockquote</w:t>
+            </w:r>
+            <w:r>
+              <w:rPr>
+                <w:b/>
                 <w:color w:val="514DAA" w:themeColor="accent2" w:themeShade="BF"/>
                 <w:sz w:val="22"/>
                 <w:szCs w:val="22"/>
               </w:rPr>
               <w:br/>
-            </w:r>
-            <w:r>
-              <w:rPr>
-                <w:rFonts w:ascii="Courier New" w:hAnsi="Courier New"/>
+              <w:t xml:space="preserve">&gt;&gt; </w:t>
+            </w:r>
+            <w:r>
+              <w:rPr>
+                <w:b/>
+                <w:i/>
+                <w:iCs/>
+                <w:color w:val="514DAA" w:themeColor="accent2" w:themeShade="BF"/>
                 <w:sz w:val="22"/>
                 <w:szCs w:val="22"/>
               </w:rPr>
-              <w:t>---</w:t>
-            </w:r>
-            <w:r>
-              <w:rPr>
-                <w:rFonts w:ascii="Courier New" w:hAnsi="Courier New"/>
+              <w:t>Nested quote</w:t>
+            </w:r>
+            <w:r>
+              <w:rPr>
+                <w:b/>
+                <w:color w:val="514DAA" w:themeColor="accent2" w:themeShade="BF"/>
                 <w:sz w:val="22"/>
                 <w:szCs w:val="22"/>
               </w:rPr>
-              <w:t xml:space="preserve">  </w:t>
-            </w:r>
-            <w:r>
-              <w:rPr>
-                <w:rFonts w:ascii="Courier New" w:hAnsi="Courier New"/>
+              <w:br/>
+            </w:r>
+            <w:r>
+              <w:rPr>
+                <w:b/>
                 <w:sz w:val="22"/>
                 <w:szCs w:val="22"/>
               </w:rPr>
-              <w:t xml:space="preserve">  </w:t>
-            </w:r>
-            <w:r>
-              <w:rPr>
-                <w:rStyle w:val="Hyperlink"/>
+              <w:t xml:space="preserve">--- </w:t>
+            </w:r>
+            <w:r>
+              <w:rPr>
+                <w:b/>
                 <w:sz w:val="22"/>
                 <w:szCs w:val="22"/>
+              </w:rPr>
+              <w:t xml:space="preserve">  </w:t>
+            </w:r>
+            <w:r>
+              <w:rPr>
+                <w:b/>
+                <w:sz w:val="22"/>
+                <w:szCs w:val="22"/>
+              </w:rPr>
+              <w:t xml:space="preserve"> </w:t>
+            </w:r>
+            <w:r>
+              <w:rPr>
+                <w:b/>
+                <w:sz w:val="22"/>
+                <w:szCs w:val="22"/>
+              </w:rPr>
+              <w:t xml:space="preserve"> </w:t>
+            </w:r>
+            <w:r>
+              <w:rPr>
+                <w:b/>
+                <w:sz w:val="22"/>
+                <w:szCs w:val="22"/>
+              </w:rPr>
+              <w:t xml:space="preserve">      </w:t>
+            </w:r>
+            <w:r>
+              <w:rPr>
+                <w:b/>
+                <w:sz w:val="22"/>
+                <w:szCs w:val="22"/>
+              </w:rPr>
+              <w:t xml:space="preserve"> </w:t>
+            </w:r>
+            <w:r>
+              <w:rPr>
+                <w:rStyle w:val="Hyperlink"/>
+                <w:b/>
+                <w:sz w:val="20"/>
+                <w:szCs w:val="20"/>
                 <w:u w:val="none"/>
               </w:rPr>
               <w:t>horizontal line</w:t>
             </w:r>
+          </w:p>
+        </w:tc>
+      </w:tr>
+      <w:tr>
+        <w:tblPrEx>
+          <w:tblBorders>
+            <w:top w:val="single" w:sz="4" w:space="0" w:color="455673" w:themeColor="accent3" w:themeShade="BF"/>
+            <w:left w:val="single" w:sz="4" w:space="0" w:color="455673" w:themeColor="accent3" w:themeShade="BF"/>
+            <w:bottom w:val="single" w:sz="4" w:space="0" w:color="455673" w:themeColor="accent3" w:themeShade="BF"/>
+            <w:right w:val="single" w:sz="4" w:space="0" w:color="455673" w:themeColor="accent3" w:themeShade="BF"/>
+            <w:insideH w:val="single" w:sz="4" w:space="0" w:color="455673" w:themeColor="accent3" w:themeShade="BF"/>
+            <w:insideV w:val="single" w:sz="4" w:space="0" w:color="455673" w:themeColor="accent3" w:themeShade="BF"/>
+          </w:tblBorders>
+        </w:tblPrEx>
+        <w:trPr>
+          <w:trHeight w:val="1305"/>
+        </w:trPr>
+        <w:tc>
+          <w:tcPr>
+            <w:cnfStyle w:val="001000000000" w:firstRow="0" w:lastRow="0" w:firstColumn="1" w:lastColumn="0" w:oddVBand="0" w:evenVBand="0" w:oddHBand="0" w:evenHBand="0" w:firstRowFirstColumn="0" w:firstRowLastColumn="0" w:lastRowFirstColumn="0" w:lastRowLastColumn="0"/>
+            <w:tcW w:w="2070" w:type="dxa"/>
+            <w:tcBorders>
+              <w:right w:val="none" w:sz="0" w:space="0" w:color="auto"/>
+            </w:tcBorders>
+          </w:tcPr>
+          <w:p>
+            <w:pPr>
+              <w:spacing w:line="360" w:lineRule="auto"/>
+              <w:rPr>
+                <w:rFonts w:ascii="Lato" w:hAnsi="Lato"/>
+                <w:b/>
+                <w:color w:val="373545" w:themeColor="text2"/>
+                <w:shd w:val="clear" w:color="auto" w:fill="FFFFFF"/>
+                <w14:textOutline w14:w="0" w14:cap="flat" w14:cmpd="sng" w14:algn="ctr">
+                  <w14:noFill/>
+                  <w14:prstDash w14:val="solid"/>
+                  <w14:round/>
+                </w14:textOutline>
+                <w14:textFill>
+                  <w14:gradFill>
+                    <w14:gsLst>
+                      <w14:gs w14:pos="21000">
+                        <w14:srgbClr w14:val="53575C"/>
+                      </w14:gs>
+                      <w14:gs w14:pos="88000">
+                        <w14:srgbClr w14:val="C5C7CA"/>
+                      </w14:gs>
+                    </w14:gsLst>
+                    <w14:lin w14:ang="5400000" w14:scaled="0"/>
+                  </w14:gradFill>
+                </w14:textFill>
+              </w:rPr>
+            </w:pPr>
+            <w:r>
+              <w:rPr>
+                <w:rFonts w:ascii="Lato" w:hAnsi="Lato"/>
+                <w:b/>
+                <w:color w:val="373545" w:themeColor="text2"/>
+                <w:shd w:val="clear" w:color="auto" w:fill="FFFFFF"/>
+                <w14:textOutline w14:w="0" w14:cap="flat" w14:cmpd="sng" w14:algn="ctr">
+                  <w14:noFill/>
+                  <w14:prstDash w14:val="solid"/>
+                  <w14:round/>
+                </w14:textOutline>
+                <w14:textFill>
+                  <w14:gradFill>
+                    <w14:gsLst>
+                      <w14:gs w14:pos="21000">
+                        <w14:srgbClr w14:val="53575C"/>
+                      </w14:gs>
+                      <w14:gs w14:pos="88000">
+                        <w14:srgbClr w14:val="C5C7CA"/>
+                      </w14:gs>
+                    </w14:gsLst>
+                    <w14:lin w14:ang="5400000" w14:scaled="0"/>
+                  </w14:gradFill>
+                </w14:textFill>
+              </w:rPr>
+              <w:t>4</w:t>
+            </w:r>
+            <w:r>
+              <w:rPr>
+                <w:rFonts w:ascii="Lato" w:hAnsi="Lato"/>
+                <w:b/>
+                <w:color w:val="373545" w:themeColor="text2"/>
+                <w:shd w:val="clear" w:color="auto" w:fill="FFFFFF"/>
+                <w14:textOutline w14:w="0" w14:cap="flat" w14:cmpd="sng" w14:algn="ctr">
+                  <w14:noFill/>
+                  <w14:prstDash w14:val="solid"/>
+                  <w14:round/>
+                </w14:textOutline>
+                <w14:textFill>
+                  <w14:gradFill>
+                    <w14:gsLst>
+                      <w14:gs w14:pos="21000">
+                        <w14:srgbClr w14:val="53575C"/>
+                      </w14:gs>
+                      <w14:gs w14:pos="88000">
+                        <w14:srgbClr w14:val="C5C7CA"/>
+                      </w14:gs>
+                    </w14:gsLst>
+                    <w14:lin w14:ang="5400000" w14:scaled="0"/>
+                  </w14:gradFill>
+                </w14:textFill>
+              </w:rPr>
+              <w:t>. Code Blocks</w:t>
+            </w:r>
+          </w:p>
+          <w:p>
+            <w:pPr>
+              <w:spacing w:line="360" w:lineRule="auto"/>
+              <w:rPr>
+                <w:rFonts w:ascii="Lato" w:hAnsi="Lato"/>
+                <w:b/>
+                <w:color w:val="373545" w:themeColor="text2"/>
+                <w:shd w:val="clear" w:color="auto" w:fill="FFFFFF"/>
+                <w14:textOutline w14:w="0" w14:cap="flat" w14:cmpd="sng" w14:algn="ctr">
+                  <w14:noFill/>
+                  <w14:prstDash w14:val="solid"/>
+                  <w14:round/>
+                </w14:textOutline>
+                <w14:textFill>
+                  <w14:gradFill>
+                    <w14:gsLst>
+                      <w14:gs w14:pos="21000">
+                        <w14:srgbClr w14:val="53575C"/>
+                      </w14:gs>
+                      <w14:gs w14:pos="88000">
+                        <w14:srgbClr w14:val="C5C7CA"/>
+                      </w14:gs>
+                    </w14:gsLst>
+                    <w14:lin w14:ang="5400000" w14:scaled="0"/>
+                  </w14:gradFill>
+                </w14:textFill>
+              </w:rPr>
+            </w:pPr>
+          </w:p>
+        </w:tc>
+        <w:tc>
+          <w:tcPr>
+            <w:cnfStyle w:val="000010000000" w:firstRow="0" w:lastRow="0" w:firstColumn="0" w:lastColumn="0" w:oddVBand="1" w:evenVBand="0" w:oddHBand="0" w:evenHBand="0" w:firstRowFirstColumn="0" w:firstRowLastColumn="0" w:lastRowFirstColumn="0" w:lastRowLastColumn="0"/>
+            <w:tcW w:w="3600" w:type="dxa"/>
+            <w:gridSpan w:val="2"/>
+          </w:tcPr>
+          <w:p>
+            <w:pPr>
+              <w:spacing w:line="360" w:lineRule="auto"/>
+              <w:jc w:val="center"/>
+              <w:rPr>
+                <w:rFonts w:eastAsiaTheme="majorEastAsia" w:cstheme="majorBidi"/>
+                <w:b/>
+                <w:i/>
+                <w:iCs/>
+              </w:rPr>
+            </w:pPr>
+            <w:r>
+              <w:rPr>
+                <w:b/>
+              </w:rPr>
+              <w:t>julia</w:t>
+            </w:r>
+          </w:p>
+          <w:p>
+            <w:pPr>
+              <w:spacing w:line="360" w:lineRule="auto"/>
+              <w:rPr>
+                <w:rFonts w:ascii="Courier New" w:eastAsiaTheme="majorEastAsia" w:hAnsi="Courier New" w:cstheme="majorBidi"/>
+                <w:b/>
+                <w:i/>
+                <w:iCs/>
+                <w:color w:val="514DAA" w:themeColor="accent2" w:themeShade="BF"/>
+                <w:sz w:val="20"/>
+              </w:rPr>
+            </w:pPr>
+            <w:r>
+              <w:rPr>
+                <w:rFonts w:ascii="Courier New" w:hAnsi="Courier New"/>
+                <w:b/>
+                <w:color w:val="514DAA" w:themeColor="accent2" w:themeShade="BF"/>
+                <w:sz w:val="20"/>
+              </w:rPr>
+              <w:t>```julia</w:t>
+            </w:r>
+            <w:r>
+              <w:rPr>
+                <w:rFonts w:ascii="Courier New" w:hAnsi="Courier New"/>
+                <w:b/>
+                <w:color w:val="514DAA" w:themeColor="accent2" w:themeShade="BF"/>
+                <w:sz w:val="20"/>
+              </w:rPr>
+              <w:br/>
+              <w:t>f(x) = x^2</w:t>
+            </w:r>
+            <w:r>
+              <w:rPr>
+                <w:rFonts w:ascii="Courier New" w:hAnsi="Courier New"/>
+                <w:b/>
+                <w:color w:val="514DAA" w:themeColor="accent2" w:themeShade="BF"/>
+                <w:sz w:val="20"/>
+              </w:rPr>
+              <w:br/>
+              <w:t>f(3)</w:t>
+            </w:r>
+            <w:r>
+              <w:rPr>
+                <w:rFonts w:ascii="Courier New" w:hAnsi="Courier New"/>
+                <w:b/>
+                <w:color w:val="514DAA" w:themeColor="accent2" w:themeShade="BF"/>
+                <w:sz w:val="20"/>
+              </w:rPr>
+              <w:br/>
+              <w:t>```</w:t>
+            </w:r>
+          </w:p>
+          <w:p>
+            <w:pPr>
+              <w:spacing w:line="360" w:lineRule="auto"/>
+              <w:rPr>
+                <w:rFonts w:ascii="Courier New" w:eastAsiaTheme="majorEastAsia" w:hAnsi="Courier New" w:cstheme="majorBidi"/>
+                <w:b/>
+                <w:i/>
+                <w:iCs/>
+                <w:sz w:val="20"/>
+              </w:rPr>
+            </w:pPr>
+          </w:p>
+        </w:tc>
+        <w:tc>
+          <w:tcPr>
+            <w:tcW w:w="3685" w:type="dxa"/>
+            <w:gridSpan w:val="2"/>
+            <w:shd w:val="clear" w:color="auto" w:fill="E1E6E6" w:themeFill="accent6" w:themeFillTint="33"/>
+          </w:tcPr>
+          <w:p>
+            <w:pPr>
+              <w:spacing w:line="360" w:lineRule="auto"/>
+              <w:jc w:val="center"/>
+              <w:cnfStyle w:val="000000000000" w:firstRow="0" w:lastRow="0" w:firstColumn="0" w:lastColumn="0" w:oddVBand="0" w:evenVBand="0" w:oddHBand="0" w:evenHBand="0" w:firstRowFirstColumn="0" w:firstRowLastColumn="0" w:lastRowFirstColumn="0" w:lastRowLastColumn="0"/>
+              <w:rPr>
+                <w:rFonts w:ascii="Courier New" w:hAnsi="Courier New"/>
+                <w:b/>
+                <w:sz w:val="20"/>
+              </w:rPr>
+            </w:pPr>
+            <w:r>
+              <w:rPr>
+                <w:b/>
+              </w:rPr>
+              <w:t>python</w:t>
+            </w:r>
+          </w:p>
+          <w:p>
+            <w:pPr>
+              <w:spacing w:line="360" w:lineRule="auto"/>
+              <w:cnfStyle w:val="000000000000" w:firstRow="0" w:lastRow="0" w:firstColumn="0" w:lastColumn="0" w:oddVBand="0" w:evenVBand="0" w:oddHBand="0" w:evenHBand="0" w:firstRowFirstColumn="0" w:firstRowLastColumn="0" w:lastRowFirstColumn="0" w:lastRowLastColumn="0"/>
+              <w:rPr>
+                <w:rFonts w:ascii="Courier New" w:hAnsi="Courier New"/>
+                <w:b/>
+                <w:sz w:val="20"/>
+              </w:rPr>
+            </w:pPr>
+          </w:p>
+          <w:p>
+            <w:pPr>
+              <w:spacing w:line="360" w:lineRule="auto"/>
+              <w:cnfStyle w:val="000000000000" w:firstRow="0" w:lastRow="0" w:firstColumn="0" w:lastColumn="0" w:oddVBand="0" w:evenVBand="0" w:oddHBand="0" w:evenHBand="0" w:firstRowFirstColumn="0" w:firstRowLastColumn="0" w:lastRowFirstColumn="0" w:lastRowLastColumn="0"/>
+              <w:rPr>
+                <w:rFonts w:ascii="Courier New" w:hAnsi="Courier New"/>
+                <w:b/>
+                <w:sz w:val="20"/>
+              </w:rPr>
+            </w:pPr>
+            <w:r>
+              <w:rPr>
+                <w:rFonts w:ascii="Courier New" w:hAnsi="Courier New"/>
+                <w:b/>
+                <w:color w:val="514DAA" w:themeColor="accent2" w:themeShade="BF"/>
+                <w:sz w:val="20"/>
+              </w:rPr>
+              <w:t>```python</w:t>
+            </w:r>
+            <w:r>
+              <w:rPr>
+                <w:rFonts w:ascii="Courier New" w:hAnsi="Courier New"/>
+                <w:b/>
+                <w:color w:val="514DAA" w:themeColor="accent2" w:themeShade="BF"/>
+                <w:sz w:val="20"/>
+              </w:rPr>
+              <w:br/>
+              <w:t>print("hello")</w:t>
+            </w:r>
+            <w:r>
+              <w:rPr>
+                <w:rFonts w:ascii="Courier New" w:hAnsi="Courier New"/>
+                <w:b/>
+                <w:color w:val="514DAA" w:themeColor="accent2" w:themeShade="BF"/>
+                <w:sz w:val="20"/>
+              </w:rPr>
+              <w:br/>
+              <w:t>```</w:t>
+            </w:r>
+          </w:p>
+        </w:tc>
+      </w:tr>
+      <w:tr>
+        <w:tblPrEx>
+          <w:tblBorders>
+            <w:top w:val="single" w:sz="4" w:space="0" w:color="455673" w:themeColor="accent3" w:themeShade="BF"/>
+            <w:left w:val="single" w:sz="4" w:space="0" w:color="455673" w:themeColor="accent3" w:themeShade="BF"/>
+            <w:bottom w:val="single" w:sz="4" w:space="0" w:color="455673" w:themeColor="accent3" w:themeShade="BF"/>
+            <w:right w:val="single" w:sz="4" w:space="0" w:color="455673" w:themeColor="accent3" w:themeShade="BF"/>
+            <w:insideH w:val="single" w:sz="4" w:space="0" w:color="455673" w:themeColor="accent3" w:themeShade="BF"/>
+            <w:insideV w:val="single" w:sz="4" w:space="0" w:color="455673" w:themeColor="accent3" w:themeShade="BF"/>
+          </w:tblBorders>
+        </w:tblPrEx>
+        <w:trPr>
+          <w:cnfStyle w:val="000000100000" w:firstRow="0" w:lastRow="0" w:firstColumn="0" w:lastColumn="0" w:oddVBand="0" w:evenVBand="0" w:oddHBand="1" w:evenHBand="0" w:firstRowFirstColumn="0" w:firstRowLastColumn="0" w:lastRowFirstColumn="0" w:lastRowLastColumn="0"/>
+          <w:trHeight w:val="1305"/>
+        </w:trPr>
+        <w:tc>
+          <w:tcPr>
+            <w:cnfStyle w:val="001000000000" w:firstRow="0" w:lastRow="0" w:firstColumn="1" w:lastColumn="0" w:oddVBand="0" w:evenVBand="0" w:oddHBand="0" w:evenHBand="0" w:firstRowFirstColumn="0" w:firstRowLastColumn="0" w:lastRowFirstColumn="0" w:lastRowLastColumn="0"/>
+            <w:tcW w:w="2070" w:type="dxa"/>
+          </w:tcPr>
+          <w:p>
+            <w:pPr>
+              <w:spacing w:line="360" w:lineRule="auto"/>
+              <w:rPr>
+                <w:rFonts w:ascii="Lato" w:hAnsi="Lato"/>
+                <w:b/>
+                <w:i w:val="0"/>
+                <w:iCs w:val="0"/>
+                <w:color w:val="373545" w:themeColor="text2"/>
+                <w:shd w:val="clear" w:color="auto" w:fill="FFFFFF"/>
+                <w14:textOutline w14:w="0" w14:cap="flat" w14:cmpd="sng" w14:algn="ctr">
+                  <w14:noFill/>
+                  <w14:prstDash w14:val="solid"/>
+                  <w14:round/>
+                </w14:textOutline>
+                <w14:textFill>
+                  <w14:gradFill>
+                    <w14:gsLst>
+                      <w14:gs w14:pos="21000">
+                        <w14:srgbClr w14:val="53575C"/>
+                      </w14:gs>
+                      <w14:gs w14:pos="88000">
+                        <w14:srgbClr w14:val="C5C7CA"/>
+                      </w14:gs>
+                    </w14:gsLst>
+                    <w14:lin w14:ang="5400000" w14:scaled="0"/>
+                  </w14:gradFill>
+                </w14:textFill>
+              </w:rPr>
+            </w:pPr>
+            <w:r>
+              <w:rPr>
+                <w:rFonts w:ascii="Lato" w:hAnsi="Lato"/>
+                <w:b/>
+                <w:i w:val="0"/>
+                <w:iCs w:val="0"/>
+                <w:color w:val="373545" w:themeColor="text2"/>
+                <w:shd w:val="clear" w:color="auto" w:fill="FFFFFF"/>
+                <w14:textOutline w14:w="0" w14:cap="flat" w14:cmpd="sng" w14:algn="ctr">
+                  <w14:noFill/>
+                  <w14:prstDash w14:val="solid"/>
+                  <w14:round/>
+                </w14:textOutline>
+                <w14:textFill>
+                  <w14:gradFill>
+                    <w14:gsLst>
+                      <w14:gs w14:pos="21000">
+                        <w14:srgbClr w14:val="53575C"/>
+                      </w14:gs>
+                      <w14:gs w14:pos="88000">
+                        <w14:srgbClr w14:val="C5C7CA"/>
+                      </w14:gs>
+                    </w14:gsLst>
+                    <w14:lin w14:ang="5400000" w14:scaled="0"/>
+                  </w14:gradFill>
+                </w14:textFill>
+              </w:rPr>
+              <w:t>5.Links and Images</w:t>
+            </w:r>
+          </w:p>
+        </w:tc>
+        <w:tc>
+          <w:tcPr>
+            <w:cnfStyle w:val="000010000000" w:firstRow="0" w:lastRow="0" w:firstColumn="0" w:lastColumn="0" w:oddVBand="1" w:evenVBand="0" w:oddHBand="0" w:evenHBand="0" w:firstRowFirstColumn="0" w:firstRowLastColumn="0" w:lastRowFirstColumn="0" w:lastRowLastColumn="0"/>
+            <w:tcW w:w="7285" w:type="dxa"/>
+            <w:gridSpan w:val="4"/>
+          </w:tcPr>
+          <w:p>
+            <w:pPr>
+              <w:spacing w:line="360" w:lineRule="auto"/>
+              <w:rPr>
+                <w:rFonts w:ascii="Courier New" w:hAnsi="Courier New"/>
+                <w:b/>
+                <w:color w:val="514DAA" w:themeColor="accent2" w:themeShade="BF"/>
+                <w:sz w:val="20"/>
+              </w:rPr>
+            </w:pPr>
+          </w:p>
+          <w:p>
+            <w:pPr>
+              <w:spacing w:line="360" w:lineRule="auto"/>
+              <w:rPr>
+                <w:rFonts w:ascii="Courier New" w:hAnsi="Courier New"/>
+                <w:b/>
+                <w:color w:val="514DAA" w:themeColor="accent2" w:themeShade="BF"/>
+                <w:sz w:val="20"/>
+              </w:rPr>
+            </w:pPr>
+            <w:r>
+              <w:rPr>
+                <w:rFonts w:ascii="Courier New" w:hAnsi="Courier New"/>
+                <w:b/>
+                <w:color w:val="514DAA" w:themeColor="accent2" w:themeShade="BF"/>
+                <w:sz w:val="20"/>
+              </w:rPr>
+              <w:t>[Pluto Website](</w:t>
+            </w:r>
+            <w:hyperlink r:id="rId7" w:history="1">
+              <w:r>
+                <w:rPr>
+                  <w:rStyle w:val="Hyperlink"/>
+                  <w:rFonts w:ascii="Courier New" w:hAnsi="Courier New"/>
+                  <w:b/>
+                  <w:color w:val="4E7718" w:themeColor="hyperlink" w:themeShade="BF"/>
+                  <w:sz w:val="20"/>
+                </w:rPr>
+                <w:t>https://plutojl.org</w:t>
+              </w:r>
+            </w:hyperlink>
+            <w:r>
+              <w:rPr>
+                <w:rFonts w:ascii="Courier New" w:hAnsi="Courier New"/>
+                <w:b/>
+                <w:color w:val="514DAA" w:themeColor="accent2" w:themeShade="BF"/>
+                <w:sz w:val="20"/>
+              </w:rPr>
+              <w:t>)</w:t>
+            </w:r>
+          </w:p>
+          <w:p>
+            <w:pPr>
+              <w:spacing w:line="360" w:lineRule="auto"/>
+              <w:rPr>
+                <w:rFonts w:ascii="Courier New" w:hAnsi="Courier New"/>
+                <w:b/>
+                <w:color w:val="514DAA" w:themeColor="accent2" w:themeShade="BF"/>
+                <w:sz w:val="20"/>
+              </w:rPr>
+            </w:pPr>
+            <w:r>
+              <w:rPr>
+                <w:rFonts w:ascii="Courier New" w:hAnsi="Courier New"/>
+                <w:b/>
+                <w:color w:val="514DAA" w:themeColor="accent2" w:themeShade="BF"/>
+                <w:sz w:val="20"/>
+              </w:rPr>
+              <w:br/>
+              <w:t>![Alt text](</w:t>
+            </w:r>
+            <w:proofErr w:type="spellStart"/>
+            <w:r>
+              <w:rPr>
+                <w:rFonts w:ascii="Courier New" w:hAnsi="Courier New"/>
+                <w:b/>
+                <w:i/>
+                <w:iCs/>
+                <w:color w:val="514DAA" w:themeColor="accent2" w:themeShade="BF"/>
+                <w:sz w:val="20"/>
+              </w:rPr>
+              <w:t>image_url_here</w:t>
+            </w:r>
+            <w:proofErr w:type="spellEnd"/>
+            <w:r>
+              <w:rPr>
+                <w:rFonts w:ascii="Courier New" w:hAnsi="Courier New"/>
+                <w:b/>
+                <w:color w:val="514DAA" w:themeColor="accent2" w:themeShade="BF"/>
+                <w:sz w:val="20"/>
+              </w:rPr>
+              <w:t>)</w:t>
+            </w:r>
+          </w:p>
+          <w:p>
+            <w:pPr>
+              <w:spacing w:line="360" w:lineRule="auto"/>
+              <w:rPr>
+                <w:b/>
+              </w:rPr>
+            </w:pPr>
+          </w:p>
+        </w:tc>
+      </w:tr>
+      <w:tr>
+        <w:tblPrEx>
+          <w:tblBorders>
+            <w:top w:val="single" w:sz="4" w:space="0" w:color="455673" w:themeColor="accent3" w:themeShade="BF"/>
+            <w:left w:val="single" w:sz="4" w:space="0" w:color="455673" w:themeColor="accent3" w:themeShade="BF"/>
+            <w:bottom w:val="single" w:sz="4" w:space="0" w:color="455673" w:themeColor="accent3" w:themeShade="BF"/>
+            <w:right w:val="single" w:sz="4" w:space="0" w:color="455673" w:themeColor="accent3" w:themeShade="BF"/>
+            <w:insideH w:val="single" w:sz="4" w:space="0" w:color="455673" w:themeColor="accent3" w:themeShade="BF"/>
+            <w:insideV w:val="single" w:sz="4" w:space="0" w:color="455673" w:themeColor="accent3" w:themeShade="BF"/>
+          </w:tblBorders>
+        </w:tblPrEx>
+        <w:trPr>
+          <w:trHeight w:val="1305"/>
+        </w:trPr>
+        <w:tc>
+          <w:tcPr>
+            <w:cnfStyle w:val="001000000000" w:firstRow="0" w:lastRow="0" w:firstColumn="1" w:lastColumn="0" w:oddVBand="0" w:evenVBand="0" w:oddHBand="0" w:evenHBand="0" w:firstRowFirstColumn="0" w:firstRowLastColumn="0" w:lastRowFirstColumn="0" w:lastRowLastColumn="0"/>
+            <w:tcW w:w="2070" w:type="dxa"/>
+            <w:tcBorders>
+              <w:right w:val="none" w:sz="0" w:space="0" w:color="auto"/>
+            </w:tcBorders>
+          </w:tcPr>
+          <w:p>
+            <w:pPr>
+              <w:spacing w:line="360" w:lineRule="auto"/>
+              <w:rPr>
+                <w:rFonts w:ascii="Lato" w:hAnsi="Lato"/>
+                <w:b/>
+                <w:color w:val="373545" w:themeColor="text2"/>
+                <w:shd w:val="clear" w:color="auto" w:fill="FFFFFF"/>
+                <w14:textOutline w14:w="0" w14:cap="flat" w14:cmpd="sng" w14:algn="ctr">
+                  <w14:noFill/>
+                  <w14:prstDash w14:val="solid"/>
+                  <w14:round/>
+                </w14:textOutline>
+                <w14:textFill>
+                  <w14:gradFill>
+                    <w14:gsLst>
+                      <w14:gs w14:pos="21000">
+                        <w14:srgbClr w14:val="53575C"/>
+                      </w14:gs>
+                      <w14:gs w14:pos="88000">
+                        <w14:srgbClr w14:val="C5C7CA"/>
+                      </w14:gs>
+                    </w14:gsLst>
+                    <w14:lin w14:ang="5400000" w14:scaled="0"/>
+                  </w14:gradFill>
+                </w14:textFill>
+              </w:rPr>
+            </w:pPr>
+            <w:r>
+              <w:rPr>
+                <w:rFonts w:ascii="Lato" w:hAnsi="Lato"/>
+                <w:b/>
+                <w:color w:val="373545" w:themeColor="text2"/>
+                <w:shd w:val="clear" w:color="auto" w:fill="FFFFFF"/>
+                <w14:textOutline w14:w="0" w14:cap="flat" w14:cmpd="sng" w14:algn="ctr">
+                  <w14:noFill/>
+                  <w14:prstDash w14:val="solid"/>
+                  <w14:round/>
+                </w14:textOutline>
+                <w14:textFill>
+                  <w14:gradFill>
+                    <w14:gsLst>
+                      <w14:gs w14:pos="21000">
+                        <w14:srgbClr w14:val="53575C"/>
+                      </w14:gs>
+                      <w14:gs w14:pos="88000">
+                        <w14:srgbClr w14:val="C5C7CA"/>
+                      </w14:gs>
+                    </w14:gsLst>
+                    <w14:lin w14:ang="5400000" w14:scaled="0"/>
+                  </w14:gradFill>
+                </w14:textFill>
+              </w:rPr>
+              <w:t>6</w:t>
+            </w:r>
+            <w:r>
+              <w:rPr>
+                <w:rFonts w:ascii="Lato" w:hAnsi="Lato"/>
+                <w:b/>
+                <w:color w:val="373545" w:themeColor="text2"/>
+                <w:shd w:val="clear" w:color="auto" w:fill="FFFFFF"/>
+                <w14:textOutline w14:w="0" w14:cap="flat" w14:cmpd="sng" w14:algn="ctr">
+                  <w14:noFill/>
+                  <w14:prstDash w14:val="solid"/>
+                  <w14:round/>
+                </w14:textOutline>
+                <w14:textFill>
+                  <w14:gradFill>
+                    <w14:gsLst>
+                      <w14:gs w14:pos="21000">
+                        <w14:srgbClr w14:val="53575C"/>
+                      </w14:gs>
+                      <w14:gs w14:pos="88000">
+                        <w14:srgbClr w14:val="C5C7CA"/>
+                      </w14:gs>
+                    </w14:gsLst>
+                    <w14:lin w14:ang="5400000" w14:scaled="0"/>
+                  </w14:gradFill>
+                </w14:textFill>
+              </w:rPr>
+              <w:t>. Tables</w:t>
+            </w:r>
+          </w:p>
+          <w:p>
+            <w:pPr>
+              <w:spacing w:line="360" w:lineRule="auto"/>
+              <w:rPr>
+                <w:rFonts w:ascii="Lato" w:hAnsi="Lato"/>
+                <w:b/>
+                <w:color w:val="373545" w:themeColor="text2"/>
+                <w:shd w:val="clear" w:color="auto" w:fill="FFFFFF"/>
+                <w14:textOutline w14:w="0" w14:cap="flat" w14:cmpd="sng" w14:algn="ctr">
+                  <w14:noFill/>
+                  <w14:prstDash w14:val="solid"/>
+                  <w14:round/>
+                </w14:textOutline>
+                <w14:textFill>
+                  <w14:gradFill>
+                    <w14:gsLst>
+                      <w14:gs w14:pos="21000">
+                        <w14:srgbClr w14:val="53575C"/>
+                      </w14:gs>
+                      <w14:gs w14:pos="88000">
+                        <w14:srgbClr w14:val="C5C7CA"/>
+                      </w14:gs>
+                    </w14:gsLst>
+                    <w14:lin w14:ang="5400000" w14:scaled="0"/>
+                  </w14:gradFill>
+                </w14:textFill>
+              </w:rPr>
+            </w:pPr>
+          </w:p>
+        </w:tc>
+        <w:tc>
+          <w:tcPr>
+            <w:cnfStyle w:val="000010000000" w:firstRow="0" w:lastRow="0" w:firstColumn="0" w:lastColumn="0" w:oddVBand="1" w:evenVBand="0" w:oddHBand="0" w:evenHBand="0" w:firstRowFirstColumn="0" w:firstRowLastColumn="0" w:lastRowFirstColumn="0" w:lastRowLastColumn="0"/>
+            <w:tcW w:w="3600" w:type="dxa"/>
+            <w:gridSpan w:val="2"/>
+            <w:tcBorders>
+              <w:bottom w:val="single" w:sz="4" w:space="0" w:color="455673" w:themeColor="accent3" w:themeShade="BF"/>
+            </w:tcBorders>
+          </w:tcPr>
+          <w:p>
+            <w:pPr>
+              <w:spacing w:line="360" w:lineRule="auto"/>
+              <w:rPr>
+                <w:rFonts w:ascii="Courier New" w:hAnsi="Courier New"/>
+                <w:b/>
+                <w:color w:val="514DAA" w:themeColor="accent2" w:themeShade="BF"/>
+                <w:sz w:val="18"/>
+                <w:szCs w:val="22"/>
+              </w:rPr>
+            </w:pPr>
+          </w:p>
+          <w:p>
+            <w:pPr>
+              <w:spacing w:line="360" w:lineRule="auto"/>
+              <w:rPr>
+                <w:rFonts w:ascii="Courier New" w:hAnsi="Courier New"/>
+                <w:b/>
+                <w:color w:val="514DAA" w:themeColor="accent2" w:themeShade="BF"/>
+                <w:sz w:val="18"/>
+                <w:szCs w:val="22"/>
+              </w:rPr>
+            </w:pPr>
+            <w:r>
+              <w:rPr>
+                <w:rFonts w:ascii="Courier New" w:hAnsi="Courier New"/>
+                <w:b/>
+                <w:color w:val="514DAA" w:themeColor="accent2" w:themeShade="BF"/>
+                <w:sz w:val="18"/>
+                <w:szCs w:val="22"/>
+              </w:rPr>
+              <w:t>| Variable | Meaning | Value |</w:t>
+            </w:r>
+            <w:r>
+              <w:rPr>
+                <w:rFonts w:ascii="Courier New" w:hAnsi="Courier New"/>
+                <w:b/>
+                <w:color w:val="514DAA" w:themeColor="accent2" w:themeShade="BF"/>
+                <w:sz w:val="18"/>
+                <w:szCs w:val="22"/>
+              </w:rPr>
+              <w:br/>
+              <w:t>|----------|---------|-------|</w:t>
+            </w:r>
+            <w:r>
+              <w:rPr>
+                <w:rFonts w:ascii="Courier New" w:hAnsi="Courier New"/>
+                <w:b/>
+                <w:color w:val="514DAA" w:themeColor="accent2" w:themeShade="BF"/>
+                <w:sz w:val="18"/>
+                <w:szCs w:val="22"/>
+              </w:rPr>
+              <w:br/>
+              <w:t>| x        | input   | 10    |</w:t>
+            </w:r>
+            <w:r>
+              <w:rPr>
+                <w:rFonts w:ascii="Courier New" w:hAnsi="Courier New"/>
+                <w:b/>
+                <w:color w:val="514DAA" w:themeColor="accent2" w:themeShade="BF"/>
+                <w:sz w:val="18"/>
+                <w:szCs w:val="22"/>
+              </w:rPr>
+              <w:br/>
+              <w:t>| f(x)     | output  | 100   |</w:t>
+            </w:r>
+          </w:p>
+          <w:p>
+            <w:pPr>
+              <w:spacing w:line="360" w:lineRule="auto"/>
+              <w:rPr>
+                <w:rFonts w:ascii="Courier New" w:hAnsi="Courier New"/>
+                <w:b/>
+                <w:color w:val="514DAA" w:themeColor="accent2" w:themeShade="BF"/>
+                <w:sz w:val="18"/>
+                <w:szCs w:val="22"/>
+              </w:rPr>
+            </w:pPr>
+          </w:p>
+        </w:tc>
+        <w:tc>
+          <w:tcPr>
+            <w:tcW w:w="3685" w:type="dxa"/>
+            <w:gridSpan w:val="2"/>
+            <w:tcBorders>
+              <w:bottom w:val="single" w:sz="4" w:space="0" w:color="455673" w:themeColor="accent3" w:themeShade="BF"/>
+            </w:tcBorders>
+            <w:shd w:val="clear" w:color="auto" w:fill="E1E6E6" w:themeFill="accent6" w:themeFillTint="33"/>
+          </w:tcPr>
+          <w:p>
+            <w:pPr>
+              <w:spacing w:line="360" w:lineRule="auto"/>
+              <w:jc w:val="center"/>
+              <w:cnfStyle w:val="000000000000" w:firstRow="0" w:lastRow="0" w:firstColumn="0" w:lastColumn="0" w:oddVBand="0" w:evenVBand="0" w:oddHBand="0" w:evenHBand="0" w:firstRowFirstColumn="0" w:firstRowLastColumn="0" w:lastRowFirstColumn="0" w:lastRowLastColumn="0"/>
+              <w:rPr>
+                <w:rFonts w:eastAsiaTheme="majorEastAsia" w:cstheme="majorBidi"/>
+                <w:b/>
+                <w:i/>
+                <w:iCs/>
+              </w:rPr>
+            </w:pPr>
+            <w:r>
+              <w:rPr>
+                <w:rFonts w:eastAsiaTheme="majorEastAsia" w:cstheme="majorBidi"/>
+                <w:b/>
+                <w:i/>
+                <w:iCs/>
+              </w:rPr>
+              <w:t>alignment</w:t>
+            </w:r>
+          </w:p>
+          <w:p>
+            <w:pPr>
+              <w:spacing w:line="360" w:lineRule="auto"/>
+              <w:cnfStyle w:val="000000000000" w:firstRow="0" w:lastRow="0" w:firstColumn="0" w:lastColumn="0" w:oddVBand="0" w:evenVBand="0" w:oddHBand="0" w:evenHBand="0" w:firstRowFirstColumn="0" w:firstRowLastColumn="0" w:lastRowFirstColumn="0" w:lastRowLastColumn="0"/>
+              <w:rPr>
+                <w:rFonts w:ascii="Courier New" w:hAnsi="Courier New"/>
+                <w:b/>
+                <w:color w:val="514DAA" w:themeColor="accent2" w:themeShade="BF"/>
+                <w:sz w:val="18"/>
+                <w:szCs w:val="22"/>
+              </w:rPr>
+            </w:pPr>
+          </w:p>
+          <w:p>
+            <w:pPr>
+              <w:spacing w:line="360" w:lineRule="auto"/>
+              <w:cnfStyle w:val="000000000000" w:firstRow="0" w:lastRow="0" w:firstColumn="0" w:lastColumn="0" w:oddVBand="0" w:evenVBand="0" w:oddHBand="0" w:evenHBand="0" w:firstRowFirstColumn="0" w:firstRowLastColumn="0" w:lastRowFirstColumn="0" w:lastRowLastColumn="0"/>
+              <w:rPr>
+                <w:rFonts w:ascii="Courier New" w:hAnsi="Courier New"/>
+                <w:b/>
+                <w:color w:val="514DAA" w:themeColor="accent2" w:themeShade="BF"/>
+                <w:sz w:val="18"/>
+                <w:szCs w:val="22"/>
+              </w:rPr>
+            </w:pPr>
+            <w:r>
+              <w:rPr>
+                <w:rFonts w:ascii="Courier New" w:hAnsi="Courier New"/>
+                <w:b/>
+                <w:color w:val="514DAA" w:themeColor="accent2" w:themeShade="BF"/>
+                <w:sz w:val="18"/>
+                <w:szCs w:val="22"/>
+              </w:rPr>
+              <w:t>| Left | Center | Right |</w:t>
+            </w:r>
+            <w:r>
+              <w:rPr>
+                <w:rFonts w:ascii="Courier New" w:hAnsi="Courier New"/>
+                <w:b/>
+                <w:color w:val="514DAA" w:themeColor="accent2" w:themeShade="BF"/>
+                <w:sz w:val="18"/>
+                <w:szCs w:val="22"/>
+              </w:rPr>
+              <w:br/>
+              <w:t>|:-----|:------:|------:|</w:t>
+            </w:r>
+            <w:r>
+              <w:rPr>
+                <w:rFonts w:ascii="Courier New" w:hAnsi="Courier New"/>
+                <w:b/>
+                <w:color w:val="514DAA" w:themeColor="accent2" w:themeShade="BF"/>
+                <w:sz w:val="18"/>
+                <w:szCs w:val="22"/>
+              </w:rPr>
+              <w:br/>
+              <w:t>| a    | b      | c     |</w:t>
+            </w:r>
+          </w:p>
+          <w:p>
+            <w:pPr>
+              <w:spacing w:line="360" w:lineRule="auto"/>
+              <w:cnfStyle w:val="000000000000" w:firstRow="0" w:lastRow="0" w:firstColumn="0" w:lastColumn="0" w:oddVBand="0" w:evenVBand="0" w:oddHBand="0" w:evenHBand="0" w:firstRowFirstColumn="0" w:firstRowLastColumn="0" w:lastRowFirstColumn="0" w:lastRowLastColumn="0"/>
+              <w:rPr>
+                <w:rFonts w:ascii="Courier New" w:hAnsi="Courier New"/>
+                <w:b/>
+                <w:color w:val="514DAA" w:themeColor="accent2" w:themeShade="BF"/>
+                <w:sz w:val="18"/>
+                <w:szCs w:val="22"/>
+              </w:rPr>
+            </w:pPr>
           </w:p>
         </w:tc>
       </w:tr>
@@ -1807,7 +2969,6 @@
               <w:rPr>
                 <w:rFonts w:ascii="Lato" w:hAnsi="Lato"/>
                 <w:b/>
-                <w:bCs/>
                 <w:color w:val="373545" w:themeColor="text2"/>
                 <w:shd w:val="clear" w:color="auto" w:fill="FFFFFF"/>
                 <w14:textOutline w14:w="0" w14:cap="flat" w14:cmpd="sng" w14:algn="ctr">
@@ -1834,7 +2995,6 @@
               <w:rPr>
                 <w:rFonts w:ascii="Lato" w:hAnsi="Lato"/>
                 <w:b/>
-                <w:bCs/>
                 <w:color w:val="373545" w:themeColor="text2"/>
                 <w:shd w:val="clear" w:color="auto" w:fill="FFFFFF"/>
                 <w14:textOutline w14:w="0" w14:cap="flat" w14:cmpd="sng" w14:algn="ctr">
@@ -1856,239 +3016,15 @@
                   </w14:gradFill>
                 </w14:textFill>
               </w:rPr>
-              <w:t>4</w:t>
-            </w:r>
-            <w:r>
+              <w:t>7. Pluto Julia Interpolation</w:t>
+            </w:r>
+          </w:p>
+          <w:p>
+            <w:pPr>
+              <w:spacing w:line="360" w:lineRule="auto"/>
               <w:rPr>
                 <w:rFonts w:ascii="Lato" w:hAnsi="Lato"/>
                 <w:b/>
-                <w:bCs/>
-                <w:color w:val="373545" w:themeColor="text2"/>
-                <w:shd w:val="clear" w:color="auto" w:fill="FFFFFF"/>
-                <w14:textOutline w14:w="0" w14:cap="flat" w14:cmpd="sng" w14:algn="ctr">
-                  <w14:noFill/>
-                  <w14:prstDash w14:val="solid"/>
-                  <w14:round/>
-                </w14:textOutline>
-                <w14:textFill>
-                  <w14:gradFill>
-                    <w14:gsLst>
-                      <w14:gs w14:pos="21000">
-                        <w14:srgbClr w14:val="53575C"/>
-                      </w14:gs>
-                      <w14:gs w14:pos="88000">
-                        <w14:srgbClr w14:val="C5C7CA"/>
-                      </w14:gs>
-                    </w14:gsLst>
-                    <w14:lin w14:ang="5400000" w14:scaled="0"/>
-                  </w14:gradFill>
-                </w14:textFill>
-              </w:rPr>
-              <w:t>. Code Blocks</w:t>
-            </w:r>
-          </w:p>
-          <w:p>
-            <w:pPr>
-              <w:spacing w:line="360" w:lineRule="auto"/>
-              <w:rPr>
-                <w:rFonts w:ascii="Lato" w:hAnsi="Lato"/>
-                <w:bCs/>
-                <w:color w:val="373545" w:themeColor="text2"/>
-                <w:shd w:val="clear" w:color="auto" w:fill="FFFFFF"/>
-                <w14:textOutline w14:w="0" w14:cap="flat" w14:cmpd="sng" w14:algn="ctr">
-                  <w14:noFill/>
-                  <w14:prstDash w14:val="solid"/>
-                  <w14:round/>
-                </w14:textOutline>
-                <w14:textFill>
-                  <w14:gradFill>
-                    <w14:gsLst>
-                      <w14:gs w14:pos="21000">
-                        <w14:srgbClr w14:val="53575C"/>
-                      </w14:gs>
-                      <w14:gs w14:pos="88000">
-                        <w14:srgbClr w14:val="C5C7CA"/>
-                      </w14:gs>
-                    </w14:gsLst>
-                    <w14:lin w14:ang="5400000" w14:scaled="0"/>
-                  </w14:gradFill>
-                </w14:textFill>
-              </w:rPr>
-            </w:pPr>
-          </w:p>
-        </w:tc>
-        <w:tc>
-          <w:tcPr>
-            <w:cnfStyle w:val="000010000000" w:firstRow="0" w:lastRow="0" w:firstColumn="0" w:lastColumn="0" w:oddVBand="1" w:evenVBand="0" w:oddHBand="0" w:evenHBand="0" w:firstRowFirstColumn="0" w:firstRowLastColumn="0" w:lastRowFirstColumn="0" w:lastRowLastColumn="0"/>
-            <w:tcW w:w="3600" w:type="dxa"/>
-            <w:gridSpan w:val="2"/>
-          </w:tcPr>
-          <w:p>
-            <w:pPr>
-              <w:spacing w:line="360" w:lineRule="auto"/>
-              <w:jc w:val="center"/>
-              <w:rPr>
-                <w:rFonts w:eastAsiaTheme="majorEastAsia" w:cstheme="majorBidi"/>
-                <w:i/>
-                <w:iCs/>
-              </w:rPr>
-            </w:pPr>
-            <w:r>
-              <w:t>julia</w:t>
-            </w:r>
-          </w:p>
-          <w:p>
-            <w:pPr>
-              <w:spacing w:line="360" w:lineRule="auto"/>
-              <w:rPr>
-                <w:rFonts w:ascii="Courier New" w:eastAsiaTheme="majorEastAsia" w:hAnsi="Courier New" w:cstheme="majorBidi"/>
-                <w:i/>
-                <w:iCs/>
-                <w:color w:val="514DAA" w:themeColor="accent2" w:themeShade="BF"/>
-                <w:sz w:val="20"/>
-              </w:rPr>
-            </w:pPr>
-            <w:r>
-              <w:rPr>
-                <w:rFonts w:ascii="Courier New" w:hAnsi="Courier New"/>
-                <w:color w:val="514DAA" w:themeColor="accent2" w:themeShade="BF"/>
-                <w:sz w:val="20"/>
-              </w:rPr>
-              <w:t>```julia</w:t>
-            </w:r>
-            <w:r>
-              <w:rPr>
-                <w:rFonts w:ascii="Courier New" w:hAnsi="Courier New"/>
-                <w:color w:val="514DAA" w:themeColor="accent2" w:themeShade="BF"/>
-                <w:sz w:val="20"/>
-              </w:rPr>
-              <w:br/>
-              <w:t>f(x) = x^2</w:t>
-            </w:r>
-            <w:r>
-              <w:rPr>
-                <w:rFonts w:ascii="Courier New" w:hAnsi="Courier New"/>
-                <w:color w:val="514DAA" w:themeColor="accent2" w:themeShade="BF"/>
-                <w:sz w:val="20"/>
-              </w:rPr>
-              <w:br/>
-              <w:t>f(3)</w:t>
-            </w:r>
-            <w:r>
-              <w:rPr>
-                <w:rFonts w:ascii="Courier New" w:hAnsi="Courier New"/>
-                <w:color w:val="514DAA" w:themeColor="accent2" w:themeShade="BF"/>
-                <w:sz w:val="20"/>
-              </w:rPr>
-              <w:br/>
-              <w:t>```</w:t>
-            </w:r>
-          </w:p>
-          <w:p>
-            <w:pPr>
-              <w:spacing w:line="360" w:lineRule="auto"/>
-              <w:rPr>
-                <w:rFonts w:ascii="Courier New" w:eastAsiaTheme="majorEastAsia" w:hAnsi="Courier New" w:cstheme="majorBidi"/>
-                <w:i/>
-                <w:iCs/>
-                <w:sz w:val="20"/>
-              </w:rPr>
-            </w:pPr>
-          </w:p>
-        </w:tc>
-        <w:tc>
-          <w:tcPr>
-            <w:tcW w:w="3685" w:type="dxa"/>
-            <w:gridSpan w:val="2"/>
-          </w:tcPr>
-          <w:p>
-            <w:pPr>
-              <w:spacing w:line="360" w:lineRule="auto"/>
-              <w:jc w:val="center"/>
-              <w:cnfStyle w:val="000000100000" w:firstRow="0" w:lastRow="0" w:firstColumn="0" w:lastColumn="0" w:oddVBand="0" w:evenVBand="0" w:oddHBand="1" w:evenHBand="0" w:firstRowFirstColumn="0" w:firstRowLastColumn="0" w:lastRowFirstColumn="0" w:lastRowLastColumn="0"/>
-              <w:rPr>
-                <w:rFonts w:ascii="Courier New" w:hAnsi="Courier New"/>
-                <w:sz w:val="20"/>
-              </w:rPr>
-            </w:pPr>
-            <w:r>
-              <w:t>python</w:t>
-            </w:r>
-          </w:p>
-          <w:p>
-            <w:pPr>
-              <w:spacing w:line="360" w:lineRule="auto"/>
-              <w:cnfStyle w:val="000000100000" w:firstRow="0" w:lastRow="0" w:firstColumn="0" w:lastColumn="0" w:oddVBand="0" w:evenVBand="0" w:oddHBand="1" w:evenHBand="0" w:firstRowFirstColumn="0" w:firstRowLastColumn="0" w:lastRowFirstColumn="0" w:lastRowLastColumn="0"/>
-              <w:rPr>
-                <w:rFonts w:ascii="Courier New" w:hAnsi="Courier New"/>
-                <w:sz w:val="20"/>
-              </w:rPr>
-            </w:pPr>
-          </w:p>
-          <w:p>
-            <w:pPr>
-              <w:spacing w:line="360" w:lineRule="auto"/>
-              <w:cnfStyle w:val="000000100000" w:firstRow="0" w:lastRow="0" w:firstColumn="0" w:lastColumn="0" w:oddVBand="0" w:evenVBand="0" w:oddHBand="1" w:evenHBand="0" w:firstRowFirstColumn="0" w:firstRowLastColumn="0" w:lastRowFirstColumn="0" w:lastRowLastColumn="0"/>
-              <w:rPr>
-                <w:rFonts w:ascii="Courier New" w:hAnsi="Courier New"/>
-                <w:sz w:val="20"/>
-              </w:rPr>
-            </w:pPr>
-            <w:r>
-              <w:rPr>
-                <w:rFonts w:ascii="Courier New" w:hAnsi="Courier New"/>
-                <w:color w:val="514DAA" w:themeColor="accent2" w:themeShade="BF"/>
-                <w:sz w:val="20"/>
-              </w:rPr>
-              <w:t>```python</w:t>
-            </w:r>
-            <w:r>
-              <w:rPr>
-                <w:rFonts w:ascii="Courier New" w:hAnsi="Courier New"/>
-                <w:color w:val="514DAA" w:themeColor="accent2" w:themeShade="BF"/>
-                <w:sz w:val="20"/>
-              </w:rPr>
-              <w:br/>
-              <w:t>print("hello")</w:t>
-            </w:r>
-            <w:r>
-              <w:rPr>
-                <w:rFonts w:ascii="Courier New" w:hAnsi="Courier New"/>
-                <w:color w:val="514DAA" w:themeColor="accent2" w:themeShade="BF"/>
-                <w:sz w:val="20"/>
-              </w:rPr>
-              <w:br/>
-              <w:t>```</w:t>
-            </w:r>
-          </w:p>
-        </w:tc>
-      </w:tr>
-      <w:tr>
-        <w:tblPrEx>
-          <w:tblBorders>
-            <w:top w:val="single" w:sz="4" w:space="0" w:color="455673" w:themeColor="accent3" w:themeShade="BF"/>
-            <w:left w:val="single" w:sz="4" w:space="0" w:color="455673" w:themeColor="accent3" w:themeShade="BF"/>
-            <w:bottom w:val="single" w:sz="4" w:space="0" w:color="455673" w:themeColor="accent3" w:themeShade="BF"/>
-            <w:right w:val="single" w:sz="4" w:space="0" w:color="455673" w:themeColor="accent3" w:themeShade="BF"/>
-            <w:insideH w:val="single" w:sz="4" w:space="0" w:color="455673" w:themeColor="accent3" w:themeShade="BF"/>
-            <w:insideV w:val="single" w:sz="4" w:space="0" w:color="455673" w:themeColor="accent3" w:themeShade="BF"/>
-          </w:tblBorders>
-        </w:tblPrEx>
-        <w:trPr>
-          <w:trHeight w:val="1305"/>
-        </w:trPr>
-        <w:tc>
-          <w:tcPr>
-            <w:cnfStyle w:val="001000000000" w:firstRow="0" w:lastRow="0" w:firstColumn="1" w:lastColumn="0" w:oddVBand="0" w:evenVBand="0" w:oddHBand="0" w:evenHBand="0" w:firstRowFirstColumn="0" w:firstRowLastColumn="0" w:lastRowFirstColumn="0" w:lastRowLastColumn="0"/>
-            <w:tcW w:w="2070" w:type="dxa"/>
-          </w:tcPr>
-          <w:p>
-            <w:pPr>
-              <w:spacing w:line="360" w:lineRule="auto"/>
-              <w:rPr>
-                <w:rFonts w:ascii="Lato" w:hAnsi="Lato"/>
-                <w:b/>
-                <w:bCs/>
                 <w:i w:val="0"/>
                 <w:iCs w:val="0"/>
                 <w:color w:val="373545" w:themeColor="text2"/>
@@ -2113,36 +3049,6 @@
                 </w14:textFill>
               </w:rPr>
             </w:pPr>
-            <w:r>
-              <w:rPr>
-                <w:rFonts w:ascii="Lato" w:hAnsi="Lato"/>
-                <w:b/>
-                <w:bCs/>
-                <w:i w:val="0"/>
-                <w:iCs w:val="0"/>
-                <w:color w:val="373545" w:themeColor="text2"/>
-                <w:shd w:val="clear" w:color="auto" w:fill="FFFFFF"/>
-                <w14:textOutline w14:w="0" w14:cap="flat" w14:cmpd="sng" w14:algn="ctr">
-                  <w14:noFill/>
-                  <w14:prstDash w14:val="solid"/>
-                  <w14:round/>
-                </w14:textOutline>
-                <w14:textFill>
-                  <w14:gradFill>
-                    <w14:gsLst>
-                      <w14:gs w14:pos="21000">
-                        <w14:srgbClr w14:val="53575C"/>
-                      </w14:gs>
-                      <w14:gs w14:pos="88000">
-                        <w14:srgbClr w14:val="C5C7CA"/>
-                      </w14:gs>
-                    </w14:gsLst>
-                    <w14:lin w14:ang="5400000" w14:scaled="0"/>
-                  </w14:gradFill>
-                </w14:textFill>
-              </w:rPr>
-              <w:t>5.Links and Images</w:t>
-            </w:r>
           </w:p>
         </w:tc>
         <w:tc>
@@ -2154,544 +3060,10 @@
           <w:p>
             <w:pPr>
               <w:spacing w:line="360" w:lineRule="auto"/>
+              <w:ind w:left="720"/>
               <w:rPr>
                 <w:rFonts w:ascii="Courier New" w:hAnsi="Courier New"/>
-                <w:color w:val="514DAA" w:themeColor="accent2" w:themeShade="BF"/>
-                <w:sz w:val="20"/>
-              </w:rPr>
-            </w:pPr>
-          </w:p>
-          <w:p>
-            <w:pPr>
-              <w:spacing w:line="360" w:lineRule="auto"/>
-              <w:rPr>
-                <w:rFonts w:ascii="Courier New" w:hAnsi="Courier New"/>
-                <w:color w:val="514DAA" w:themeColor="accent2" w:themeShade="BF"/>
-                <w:sz w:val="20"/>
-              </w:rPr>
-            </w:pPr>
-            <w:r>
-              <w:rPr>
-                <w:rFonts w:ascii="Courier New" w:hAnsi="Courier New"/>
-                <w:color w:val="514DAA" w:themeColor="accent2" w:themeShade="BF"/>
-                <w:sz w:val="20"/>
-              </w:rPr>
-              <w:t>[Pluto Website](</w:t>
-            </w:r>
-            <w:hyperlink r:id="rId7" w:history="1">
-              <w:r>
-                <w:rPr>
-                  <w:rStyle w:val="Hyperlink"/>
-                  <w:rFonts w:ascii="Courier New" w:hAnsi="Courier New"/>
-                  <w:color w:val="4E7718" w:themeColor="hyperlink" w:themeShade="BF"/>
-                  <w:sz w:val="20"/>
-                </w:rPr>
-                <w:t>https://plutojl.org</w:t>
-              </w:r>
-            </w:hyperlink>
-            <w:r>
-              <w:rPr>
-                <w:rFonts w:ascii="Courier New" w:hAnsi="Courier New"/>
-                <w:color w:val="514DAA" w:themeColor="accent2" w:themeShade="BF"/>
-                <w:sz w:val="20"/>
-              </w:rPr>
-              <w:t>)</w:t>
-            </w:r>
-          </w:p>
-          <w:p>
-            <w:pPr>
-              <w:spacing w:line="360" w:lineRule="auto"/>
-              <w:rPr>
-                <w:rFonts w:ascii="Courier New" w:hAnsi="Courier New"/>
-                <w:color w:val="514DAA" w:themeColor="accent2" w:themeShade="BF"/>
-                <w:sz w:val="20"/>
-              </w:rPr>
-            </w:pPr>
-            <w:r>
-              <w:rPr>
-                <w:rFonts w:ascii="Courier New" w:hAnsi="Courier New"/>
-                <w:color w:val="514DAA" w:themeColor="accent2" w:themeShade="BF"/>
-                <w:sz w:val="20"/>
-              </w:rPr>
-              <w:br/>
-              <w:t>![Alt text](</w:t>
-            </w:r>
-            <w:r>
-              <w:rPr>
-                <w:rFonts w:ascii="Courier New" w:hAnsi="Courier New"/>
-                <w:i/>
-                <w:iCs/>
-                <w:color w:val="514DAA" w:themeColor="accent2" w:themeShade="BF"/>
-                <w:sz w:val="20"/>
-              </w:rPr>
-              <w:t>image_url_here</w:t>
-            </w:r>
-            <w:r>
-              <w:rPr>
-                <w:rFonts w:ascii="Courier New" w:hAnsi="Courier New"/>
-                <w:color w:val="514DAA" w:themeColor="accent2" w:themeShade="BF"/>
-                <w:sz w:val="20"/>
-              </w:rPr>
-              <w:t>)</w:t>
-            </w:r>
-          </w:p>
-          <w:p>
-            <w:pPr>
-              <w:spacing w:line="360" w:lineRule="auto"/>
-            </w:pPr>
-          </w:p>
-        </w:tc>
-      </w:tr>
-      <w:tr>
-        <w:tblPrEx>
-          <w:tblBorders>
-            <w:top w:val="single" w:sz="4" w:space="0" w:color="455673" w:themeColor="accent3" w:themeShade="BF"/>
-            <w:left w:val="single" w:sz="4" w:space="0" w:color="455673" w:themeColor="accent3" w:themeShade="BF"/>
-            <w:bottom w:val="single" w:sz="4" w:space="0" w:color="455673" w:themeColor="accent3" w:themeShade="BF"/>
-            <w:right w:val="single" w:sz="4" w:space="0" w:color="455673" w:themeColor="accent3" w:themeShade="BF"/>
-            <w:insideH w:val="single" w:sz="4" w:space="0" w:color="455673" w:themeColor="accent3" w:themeShade="BF"/>
-            <w:insideV w:val="single" w:sz="4" w:space="0" w:color="455673" w:themeColor="accent3" w:themeShade="BF"/>
-          </w:tblBorders>
-        </w:tblPrEx>
-        <w:trPr>
-          <w:cnfStyle w:val="000000100000" w:firstRow="0" w:lastRow="0" w:firstColumn="0" w:lastColumn="0" w:oddVBand="0" w:evenVBand="0" w:oddHBand="1" w:evenHBand="0" w:firstRowFirstColumn="0" w:firstRowLastColumn="0" w:lastRowFirstColumn="0" w:lastRowLastColumn="0"/>
-          <w:trHeight w:val="1305"/>
-        </w:trPr>
-        <w:tc>
-          <w:tcPr>
-            <w:cnfStyle w:val="001000000000" w:firstRow="0" w:lastRow="0" w:firstColumn="1" w:lastColumn="0" w:oddVBand="0" w:evenVBand="0" w:oddHBand="0" w:evenHBand="0" w:firstRowFirstColumn="0" w:firstRowLastColumn="0" w:lastRowFirstColumn="0" w:lastRowLastColumn="0"/>
-            <w:tcW w:w="2070" w:type="dxa"/>
-            <w:tcBorders>
-              <w:right w:val="none" w:sz="0" w:space="0" w:color="auto"/>
-            </w:tcBorders>
-          </w:tcPr>
-          <w:p>
-            <w:pPr>
-              <w:spacing w:line="360" w:lineRule="auto"/>
-              <w:rPr>
-                <w:rFonts w:ascii="Lato" w:hAnsi="Lato"/>
-                <w:b/>
-                <w:bCs/>
-                <w:color w:val="373545" w:themeColor="text2"/>
-                <w:shd w:val="clear" w:color="auto" w:fill="FFFFFF"/>
-                <w14:textOutline w14:w="0" w14:cap="flat" w14:cmpd="sng" w14:algn="ctr">
-                  <w14:noFill/>
-                  <w14:prstDash w14:val="solid"/>
-                  <w14:round/>
-                </w14:textOutline>
-                <w14:textFill>
-                  <w14:gradFill>
-                    <w14:gsLst>
-                      <w14:gs w14:pos="21000">
-                        <w14:srgbClr w14:val="53575C"/>
-                      </w14:gs>
-                      <w14:gs w14:pos="88000">
-                        <w14:srgbClr w14:val="C5C7CA"/>
-                      </w14:gs>
-                    </w14:gsLst>
-                    <w14:lin w14:ang="5400000" w14:scaled="0"/>
-                  </w14:gradFill>
-                </w14:textFill>
-              </w:rPr>
-            </w:pPr>
-            <w:r>
-              <w:rPr>
-                <w:rFonts w:ascii="Lato" w:hAnsi="Lato"/>
-                <w:b/>
-                <w:bCs/>
-                <w:color w:val="373545" w:themeColor="text2"/>
-                <w:shd w:val="clear" w:color="auto" w:fill="FFFFFF"/>
-                <w14:textOutline w14:w="0" w14:cap="flat" w14:cmpd="sng" w14:algn="ctr">
-                  <w14:noFill/>
-                  <w14:prstDash w14:val="solid"/>
-                  <w14:round/>
-                </w14:textOutline>
-                <w14:textFill>
-                  <w14:gradFill>
-                    <w14:gsLst>
-                      <w14:gs w14:pos="21000">
-                        <w14:srgbClr w14:val="53575C"/>
-                      </w14:gs>
-                      <w14:gs w14:pos="88000">
-                        <w14:srgbClr w14:val="C5C7CA"/>
-                      </w14:gs>
-                    </w14:gsLst>
-                    <w14:lin w14:ang="5400000" w14:scaled="0"/>
-                  </w14:gradFill>
-                </w14:textFill>
-              </w:rPr>
-              <w:t>6</w:t>
-            </w:r>
-            <w:r>
-              <w:rPr>
-                <w:rFonts w:ascii="Lato" w:hAnsi="Lato"/>
-                <w:b/>
-                <w:bCs/>
-                <w:color w:val="373545" w:themeColor="text2"/>
-                <w:shd w:val="clear" w:color="auto" w:fill="FFFFFF"/>
-                <w14:textOutline w14:w="0" w14:cap="flat" w14:cmpd="sng" w14:algn="ctr">
-                  <w14:noFill/>
-                  <w14:prstDash w14:val="solid"/>
-                  <w14:round/>
-                </w14:textOutline>
-                <w14:textFill>
-                  <w14:gradFill>
-                    <w14:gsLst>
-                      <w14:gs w14:pos="21000">
-                        <w14:srgbClr w14:val="53575C"/>
-                      </w14:gs>
-                      <w14:gs w14:pos="88000">
-                        <w14:srgbClr w14:val="C5C7CA"/>
-                      </w14:gs>
-                    </w14:gsLst>
-                    <w14:lin w14:ang="5400000" w14:scaled="0"/>
-                  </w14:gradFill>
-                </w14:textFill>
-              </w:rPr>
-              <w:t>. Tables</w:t>
-            </w:r>
-          </w:p>
-          <w:p>
-            <w:pPr>
-              <w:spacing w:line="360" w:lineRule="auto"/>
-              <w:rPr>
-                <w:rFonts w:ascii="Lato" w:hAnsi="Lato"/>
-                <w:b/>
-                <w:bCs/>
-                <w:color w:val="373545" w:themeColor="text2"/>
-                <w:shd w:val="clear" w:color="auto" w:fill="FFFFFF"/>
-                <w14:textOutline w14:w="0" w14:cap="flat" w14:cmpd="sng" w14:algn="ctr">
-                  <w14:noFill/>
-                  <w14:prstDash w14:val="solid"/>
-                  <w14:round/>
-                </w14:textOutline>
-                <w14:textFill>
-                  <w14:gradFill>
-                    <w14:gsLst>
-                      <w14:gs w14:pos="21000">
-                        <w14:srgbClr w14:val="53575C"/>
-                      </w14:gs>
-                      <w14:gs w14:pos="88000">
-                        <w14:srgbClr w14:val="C5C7CA"/>
-                      </w14:gs>
-                    </w14:gsLst>
-                    <w14:lin w14:ang="5400000" w14:scaled="0"/>
-                  </w14:gradFill>
-                </w14:textFill>
-              </w:rPr>
-            </w:pPr>
-          </w:p>
-        </w:tc>
-        <w:tc>
-          <w:tcPr>
-            <w:cnfStyle w:val="000010000000" w:firstRow="0" w:lastRow="0" w:firstColumn="0" w:lastColumn="0" w:oddVBand="1" w:evenVBand="0" w:oddHBand="0" w:evenHBand="0" w:firstRowFirstColumn="0" w:firstRowLastColumn="0" w:lastRowFirstColumn="0" w:lastRowLastColumn="0"/>
-            <w:tcW w:w="3600" w:type="dxa"/>
-            <w:gridSpan w:val="2"/>
-            <w:tcBorders>
-              <w:bottom w:val="single" w:sz="4" w:space="0" w:color="455673" w:themeColor="accent3" w:themeShade="BF"/>
-            </w:tcBorders>
-          </w:tcPr>
-          <w:p>
-            <w:pPr>
-              <w:spacing w:line="360" w:lineRule="auto"/>
-              <w:rPr>
-                <w:rFonts w:ascii="Courier New" w:hAnsi="Courier New"/>
-                <w:color w:val="514DAA" w:themeColor="accent2" w:themeShade="BF"/>
-                <w:sz w:val="18"/>
-                <w:szCs w:val="22"/>
-              </w:rPr>
-            </w:pPr>
-          </w:p>
-          <w:p>
-            <w:pPr>
-              <w:spacing w:line="360" w:lineRule="auto"/>
-              <w:rPr>
-                <w:rFonts w:ascii="Courier New" w:hAnsi="Courier New"/>
-                <w:color w:val="514DAA" w:themeColor="accent2" w:themeShade="BF"/>
-                <w:sz w:val="18"/>
-                <w:szCs w:val="22"/>
-              </w:rPr>
-            </w:pPr>
-            <w:r>
-              <w:rPr>
-                <w:rFonts w:ascii="Courier New" w:hAnsi="Courier New"/>
-                <w:color w:val="514DAA" w:themeColor="accent2" w:themeShade="BF"/>
-                <w:sz w:val="18"/>
-                <w:szCs w:val="22"/>
-              </w:rPr>
-              <w:t>| Variable | Meaning | Value |</w:t>
-            </w:r>
-            <w:r>
-              <w:rPr>
-                <w:rFonts w:ascii="Courier New" w:hAnsi="Courier New"/>
-                <w:color w:val="514DAA" w:themeColor="accent2" w:themeShade="BF"/>
-                <w:sz w:val="18"/>
-                <w:szCs w:val="22"/>
-              </w:rPr>
-              <w:br/>
-              <w:t>|----------|---------|-------|</w:t>
-            </w:r>
-            <w:r>
-              <w:rPr>
-                <w:rFonts w:ascii="Courier New" w:hAnsi="Courier New"/>
-                <w:color w:val="514DAA" w:themeColor="accent2" w:themeShade="BF"/>
-                <w:sz w:val="18"/>
-                <w:szCs w:val="22"/>
-              </w:rPr>
-              <w:br/>
-              <w:t>| x        | input   | 10    |</w:t>
-            </w:r>
-            <w:r>
-              <w:rPr>
-                <w:rFonts w:ascii="Courier New" w:hAnsi="Courier New"/>
-                <w:color w:val="514DAA" w:themeColor="accent2" w:themeShade="BF"/>
-                <w:sz w:val="18"/>
-                <w:szCs w:val="22"/>
-              </w:rPr>
-              <w:br/>
-              <w:t>| f(x)     | output  | 100   |</w:t>
-            </w:r>
-          </w:p>
-          <w:p>
-            <w:pPr>
-              <w:spacing w:line="360" w:lineRule="auto"/>
-              <w:rPr>
-                <w:rFonts w:ascii="Courier New" w:hAnsi="Courier New"/>
-                <w:color w:val="514DAA" w:themeColor="accent2" w:themeShade="BF"/>
-                <w:sz w:val="18"/>
-                <w:szCs w:val="22"/>
-              </w:rPr>
-            </w:pPr>
-          </w:p>
-        </w:tc>
-        <w:tc>
-          <w:tcPr>
-            <w:tcW w:w="3685" w:type="dxa"/>
-            <w:gridSpan w:val="2"/>
-            <w:tcBorders>
-              <w:bottom w:val="single" w:sz="4" w:space="0" w:color="455673" w:themeColor="accent3" w:themeShade="BF"/>
-            </w:tcBorders>
-          </w:tcPr>
-          <w:p>
-            <w:pPr>
-              <w:spacing w:line="360" w:lineRule="auto"/>
-              <w:jc w:val="center"/>
-              <w:cnfStyle w:val="000000100000" w:firstRow="0" w:lastRow="0" w:firstColumn="0" w:lastColumn="0" w:oddVBand="0" w:evenVBand="0" w:oddHBand="1" w:evenHBand="0" w:firstRowFirstColumn="0" w:firstRowLastColumn="0" w:lastRowFirstColumn="0" w:lastRowLastColumn="0"/>
-              <w:rPr>
-                <w:rFonts w:eastAsiaTheme="majorEastAsia" w:cstheme="majorBidi"/>
-                <w:i/>
-                <w:iCs/>
-              </w:rPr>
-            </w:pPr>
-            <w:r>
-              <w:rPr>
-                <w:rFonts w:eastAsiaTheme="majorEastAsia" w:cstheme="majorBidi"/>
-                <w:i/>
-                <w:iCs/>
-              </w:rPr>
-              <w:t>align</w:t>
-            </w:r>
-            <w:r>
-              <w:rPr>
-                <w:rFonts w:eastAsiaTheme="majorEastAsia" w:cstheme="majorBidi"/>
-                <w:i/>
-                <w:iCs/>
-              </w:rPr>
-              <w:t>ment</w:t>
-            </w:r>
-          </w:p>
-          <w:p>
-            <w:pPr>
-              <w:spacing w:line="360" w:lineRule="auto"/>
-              <w:cnfStyle w:val="000000100000" w:firstRow="0" w:lastRow="0" w:firstColumn="0" w:lastColumn="0" w:oddVBand="0" w:evenVBand="0" w:oddHBand="1" w:evenHBand="0" w:firstRowFirstColumn="0" w:firstRowLastColumn="0" w:lastRowFirstColumn="0" w:lastRowLastColumn="0"/>
-              <w:rPr>
-                <w:rFonts w:ascii="Courier New" w:hAnsi="Courier New"/>
-                <w:color w:val="514DAA" w:themeColor="accent2" w:themeShade="BF"/>
-                <w:sz w:val="18"/>
-                <w:szCs w:val="22"/>
-              </w:rPr>
-            </w:pPr>
-          </w:p>
-          <w:p>
-            <w:pPr>
-              <w:spacing w:line="360" w:lineRule="auto"/>
-              <w:cnfStyle w:val="000000100000" w:firstRow="0" w:lastRow="0" w:firstColumn="0" w:lastColumn="0" w:oddVBand="0" w:evenVBand="0" w:oddHBand="1" w:evenHBand="0" w:firstRowFirstColumn="0" w:firstRowLastColumn="0" w:lastRowFirstColumn="0" w:lastRowLastColumn="0"/>
-              <w:rPr>
-                <w:rFonts w:ascii="Courier New" w:hAnsi="Courier New"/>
-                <w:color w:val="514DAA" w:themeColor="accent2" w:themeShade="BF"/>
-                <w:sz w:val="18"/>
-                <w:szCs w:val="22"/>
-              </w:rPr>
-            </w:pPr>
-            <w:r>
-              <w:rPr>
-                <w:rFonts w:ascii="Courier New" w:hAnsi="Courier New"/>
-                <w:color w:val="514DAA" w:themeColor="accent2" w:themeShade="BF"/>
-                <w:sz w:val="18"/>
-                <w:szCs w:val="22"/>
-              </w:rPr>
-              <w:t>| Left | Center | Right |</w:t>
-            </w:r>
-            <w:r>
-              <w:rPr>
-                <w:rFonts w:ascii="Courier New" w:hAnsi="Courier New"/>
-                <w:color w:val="514DAA" w:themeColor="accent2" w:themeShade="BF"/>
-                <w:sz w:val="18"/>
-                <w:szCs w:val="22"/>
-              </w:rPr>
-              <w:br/>
-              <w:t>|:-----|:------:|------:|</w:t>
-            </w:r>
-            <w:r>
-              <w:rPr>
-                <w:rFonts w:ascii="Courier New" w:hAnsi="Courier New"/>
-                <w:color w:val="514DAA" w:themeColor="accent2" w:themeShade="BF"/>
-                <w:sz w:val="18"/>
-                <w:szCs w:val="22"/>
-              </w:rPr>
-              <w:br/>
-              <w:t>| a    | b      | c     |</w:t>
-            </w:r>
-          </w:p>
-          <w:p>
-            <w:pPr>
-              <w:spacing w:line="360" w:lineRule="auto"/>
-              <w:cnfStyle w:val="000000100000" w:firstRow="0" w:lastRow="0" w:firstColumn="0" w:lastColumn="0" w:oddVBand="0" w:evenVBand="0" w:oddHBand="1" w:evenHBand="0" w:firstRowFirstColumn="0" w:firstRowLastColumn="0" w:lastRowFirstColumn="0" w:lastRowLastColumn="0"/>
-              <w:rPr>
-                <w:rFonts w:ascii="Courier New" w:hAnsi="Courier New"/>
-                <w:color w:val="514DAA" w:themeColor="accent2" w:themeShade="BF"/>
-                <w:sz w:val="18"/>
-                <w:szCs w:val="22"/>
-              </w:rPr>
-            </w:pPr>
-          </w:p>
-        </w:tc>
-      </w:tr>
-      <w:tr>
-        <w:tblPrEx>
-          <w:tblBorders>
-            <w:top w:val="single" w:sz="4" w:space="0" w:color="455673" w:themeColor="accent3" w:themeShade="BF"/>
-            <w:left w:val="single" w:sz="4" w:space="0" w:color="455673" w:themeColor="accent3" w:themeShade="BF"/>
-            <w:bottom w:val="single" w:sz="4" w:space="0" w:color="455673" w:themeColor="accent3" w:themeShade="BF"/>
-            <w:right w:val="single" w:sz="4" w:space="0" w:color="455673" w:themeColor="accent3" w:themeShade="BF"/>
-            <w:insideH w:val="single" w:sz="4" w:space="0" w:color="455673" w:themeColor="accent3" w:themeShade="BF"/>
-            <w:insideV w:val="single" w:sz="4" w:space="0" w:color="455673" w:themeColor="accent3" w:themeShade="BF"/>
-          </w:tblBorders>
-        </w:tblPrEx>
-        <w:trPr>
-          <w:trHeight w:val="1305"/>
-        </w:trPr>
-        <w:tc>
-          <w:tcPr>
-            <w:cnfStyle w:val="001000000000" w:firstRow="0" w:lastRow="0" w:firstColumn="1" w:lastColumn="0" w:oddVBand="0" w:evenVBand="0" w:oddHBand="0" w:evenHBand="0" w:firstRowFirstColumn="0" w:firstRowLastColumn="0" w:lastRowFirstColumn="0" w:lastRowLastColumn="0"/>
-            <w:tcW w:w="2070" w:type="dxa"/>
-            <w:tcBorders>
-              <w:right w:val="none" w:sz="0" w:space="0" w:color="auto"/>
-            </w:tcBorders>
-          </w:tcPr>
-          <w:p>
-            <w:pPr>
-              <w:spacing w:line="360" w:lineRule="auto"/>
-              <w:rPr>
-                <w:rFonts w:ascii="Lato" w:hAnsi="Lato"/>
-                <w:b/>
-                <w:bCs/>
-                <w:color w:val="373545" w:themeColor="text2"/>
-                <w:shd w:val="clear" w:color="auto" w:fill="FFFFFF"/>
-                <w14:textOutline w14:w="0" w14:cap="flat" w14:cmpd="sng" w14:algn="ctr">
-                  <w14:noFill/>
-                  <w14:prstDash w14:val="solid"/>
-                  <w14:round/>
-                </w14:textOutline>
-                <w14:textFill>
-                  <w14:gradFill>
-                    <w14:gsLst>
-                      <w14:gs w14:pos="21000">
-                        <w14:srgbClr w14:val="53575C"/>
-                      </w14:gs>
-                      <w14:gs w14:pos="88000">
-                        <w14:srgbClr w14:val="C5C7CA"/>
-                      </w14:gs>
-                    </w14:gsLst>
-                    <w14:lin w14:ang="5400000" w14:scaled="0"/>
-                  </w14:gradFill>
-                </w14:textFill>
-              </w:rPr>
-            </w:pPr>
-            <w:r>
-              <w:rPr>
-                <w:rFonts w:ascii="Lato" w:hAnsi="Lato"/>
-                <w:b/>
-                <w:bCs/>
-                <w:color w:val="373545" w:themeColor="text2"/>
-                <w:shd w:val="clear" w:color="auto" w:fill="FFFFFF"/>
-                <w14:textOutline w14:w="0" w14:cap="flat" w14:cmpd="sng" w14:algn="ctr">
-                  <w14:noFill/>
-                  <w14:prstDash w14:val="solid"/>
-                  <w14:round/>
-                </w14:textOutline>
-                <w14:textFill>
-                  <w14:gradFill>
-                    <w14:gsLst>
-                      <w14:gs w14:pos="21000">
-                        <w14:srgbClr w14:val="53575C"/>
-                      </w14:gs>
-                      <w14:gs w14:pos="88000">
-                        <w14:srgbClr w14:val="C5C7CA"/>
-                      </w14:gs>
-                    </w14:gsLst>
-                    <w14:lin w14:ang="5400000" w14:scaled="0"/>
-                  </w14:gradFill>
-                </w14:textFill>
-              </w:rPr>
-              <w:t>7. Pluto Julia Interpolation</w:t>
-            </w:r>
-          </w:p>
-          <w:p>
-            <w:pPr>
-              <w:spacing w:line="360" w:lineRule="auto"/>
-              <w:rPr>
-                <w:rFonts w:ascii="Lato" w:hAnsi="Lato"/>
-                <w:b/>
-                <w:bCs/>
-                <w:i w:val="0"/>
-                <w:iCs w:val="0"/>
-                <w:color w:val="373545" w:themeColor="text2"/>
-                <w:shd w:val="clear" w:color="auto" w:fill="FFFFFF"/>
-                <w14:textOutline w14:w="0" w14:cap="flat" w14:cmpd="sng" w14:algn="ctr">
-                  <w14:noFill/>
-                  <w14:prstDash w14:val="solid"/>
-                  <w14:round/>
-                </w14:textOutline>
-                <w14:textFill>
-                  <w14:gradFill>
-                    <w14:gsLst>
-                      <w14:gs w14:pos="21000">
-                        <w14:srgbClr w14:val="53575C"/>
-                      </w14:gs>
-                      <w14:gs w14:pos="88000">
-                        <w14:srgbClr w14:val="C5C7CA"/>
-                      </w14:gs>
-                    </w14:gsLst>
-                    <w14:lin w14:ang="5400000" w14:scaled="0"/>
-                  </w14:gradFill>
-                </w14:textFill>
-              </w:rPr>
-            </w:pPr>
-          </w:p>
-        </w:tc>
-        <w:tc>
-          <w:tcPr>
-            <w:cnfStyle w:val="000010000000" w:firstRow="0" w:lastRow="0" w:firstColumn="0" w:lastColumn="0" w:oddVBand="1" w:evenVBand="0" w:oddHBand="0" w:evenHBand="0" w:firstRowFirstColumn="0" w:firstRowLastColumn="0" w:lastRowFirstColumn="0" w:lastRowLastColumn="0"/>
-            <w:tcW w:w="7285" w:type="dxa"/>
-            <w:gridSpan w:val="4"/>
-          </w:tcPr>
-          <w:p>
-            <w:pPr>
-              <w:spacing w:line="360" w:lineRule="auto"/>
-              <w:ind w:left="720"/>
-              <w:rPr>
-                <w:rFonts w:ascii="Courier New" w:hAnsi="Courier New"/>
+                <w:b/>
                 <w:color w:val="514DAA" w:themeColor="accent2" w:themeShade="BF"/>
                 <w:sz w:val="20"/>
               </w:rPr>
@@ -2700,6 +3072,7 @@
               <w:rPr>
                 <w:rStyle w:val="Hyperlink"/>
                 <w:rFonts w:asciiTheme="majorHAnsi" w:hAnsiTheme="majorHAnsi"/>
+                <w:b/>
                 <w:u w:val="none"/>
               </w:rPr>
               <w:t>f</w:t>
@@ -2708,87 +3081,87 @@
               <w:rPr>
                 <w:rStyle w:val="Hyperlink"/>
                 <w:rFonts w:asciiTheme="majorHAnsi" w:hAnsiTheme="majorHAnsi"/>
+                <w:b/>
                 <w:sz w:val="20"/>
                 <w:u w:val="none"/>
               </w:rPr>
-              <w:t>or:</w:t>
-            </w:r>
-            <w:r>
+              <w:t xml:space="preserve">or:                                                     </w:t>
+            </w:r>
+            <w:r>
+              <w:rPr>
+                <w:rFonts w:ascii="Courier New" w:hAnsi="Courier New"/>
+                <w:b/>
+                <w:color w:val="514DAA" w:themeColor="accent2" w:themeShade="BF"/>
+                <w:sz w:val="20"/>
+              </w:rPr>
+              <w:t>x = 10</w:t>
+            </w:r>
+            <w:r>
+              <w:rPr>
+                <w:rFonts w:ascii="Courier New" w:hAnsi="Courier New"/>
+                <w:b/>
+                <w:sz w:val="20"/>
+              </w:rPr>
+              <w:br/>
+            </w:r>
+          </w:p>
+          <w:p>
+            <w:pPr>
+              <w:spacing w:line="360" w:lineRule="auto"/>
+              <w:ind w:left="720"/>
+              <w:rPr>
+                <w:rFonts w:ascii="Courier New" w:hAnsi="Courier New"/>
+                <w:b/>
+                <w:color w:val="514DAA" w:themeColor="accent2" w:themeShade="BF"/>
+                <w:sz w:val="20"/>
+              </w:rPr>
+            </w:pPr>
+            <w:r>
+              <w:rPr>
+                <w:rFonts w:ascii="Courier New" w:hAnsi="Courier New"/>
+                <w:b/>
+                <w:color w:val="514DAA" w:themeColor="accent2" w:themeShade="BF"/>
+                <w:sz w:val="20"/>
+              </w:rPr>
+              <w:t>md"""</w:t>
+            </w:r>
+            <w:r>
+              <w:rPr>
+                <w:rFonts w:ascii="Courier New" w:hAnsi="Courier New"/>
+                <w:b/>
+                <w:color w:val="514DAA" w:themeColor="accent2" w:themeShade="BF"/>
+                <w:sz w:val="20"/>
+              </w:rPr>
+              <w:br/>
+              <w:t>The computed value is **$(x^2)**.</w:t>
+            </w:r>
+            <w:r>
+              <w:rPr>
+                <w:rFonts w:ascii="Courier New" w:hAnsi="Courier New"/>
+                <w:b/>
+                <w:color w:val="514DAA" w:themeColor="accent2" w:themeShade="BF"/>
+                <w:sz w:val="20"/>
+              </w:rPr>
+              <w:br/>
+              <w:t>"""</w:t>
+            </w:r>
+          </w:p>
+          <w:p>
+            <w:pPr>
+              <w:spacing w:line="360" w:lineRule="auto"/>
+              <w:ind w:left="720"/>
               <w:rPr>
                 <w:rStyle w:val="Hyperlink"/>
                 <w:rFonts w:asciiTheme="majorHAnsi" w:hAnsiTheme="majorHAnsi"/>
+                <w:b/>
                 <w:sz w:val="20"/>
                 <w:u w:val="none"/>
               </w:rPr>
-              <w:t xml:space="preserve">                                                     </w:t>
-            </w:r>
-            <w:r>
-              <w:rPr>
-                <w:rFonts w:ascii="Courier New" w:hAnsi="Courier New"/>
-                <w:color w:val="514DAA" w:themeColor="accent2" w:themeShade="BF"/>
-                <w:sz w:val="20"/>
-              </w:rPr>
-              <w:t>x = 10</w:t>
-            </w:r>
-            <w:r>
-              <w:rPr>
-                <w:rFonts w:ascii="Courier New" w:hAnsi="Courier New"/>
-                <w:sz w:val="20"/>
-              </w:rPr>
-              <w:br/>
-            </w:r>
-          </w:p>
-          <w:p>
-            <w:pPr>
-              <w:spacing w:line="360" w:lineRule="auto"/>
-              <w:ind w:left="720"/>
-              <w:rPr>
-                <w:rFonts w:ascii="Courier New" w:hAnsi="Courier New"/>
-                <w:color w:val="514DAA" w:themeColor="accent2" w:themeShade="BF"/>
-                <w:sz w:val="20"/>
-              </w:rPr>
-            </w:pPr>
-            <w:r>
-              <w:rPr>
-                <w:rFonts w:ascii="Courier New" w:hAnsi="Courier New"/>
-                <w:color w:val="514DAA" w:themeColor="accent2" w:themeShade="BF"/>
-                <w:sz w:val="20"/>
-              </w:rPr>
-              <w:t>md"""</w:t>
-            </w:r>
-            <w:r>
-              <w:rPr>
-                <w:rFonts w:ascii="Courier New" w:hAnsi="Courier New"/>
-                <w:color w:val="514DAA" w:themeColor="accent2" w:themeShade="BF"/>
-                <w:sz w:val="20"/>
-              </w:rPr>
-              <w:br/>
-              <w:t>The computed value is **$(x^2)**.</w:t>
-            </w:r>
-            <w:r>
-              <w:rPr>
-                <w:rFonts w:ascii="Courier New" w:hAnsi="Courier New"/>
-                <w:color w:val="514DAA" w:themeColor="accent2" w:themeShade="BF"/>
-                <w:sz w:val="20"/>
-              </w:rPr>
-              <w:br/>
-              <w:t>"""</w:t>
-            </w:r>
-          </w:p>
-          <w:p>
-            <w:pPr>
-              <w:spacing w:line="360" w:lineRule="auto"/>
-              <w:ind w:left="720"/>
-              <w:rPr>
-                <w:rStyle w:val="Hyperlink"/>
+            </w:pPr>
+            <w:r>
+              <w:rPr>
                 <w:rFonts w:asciiTheme="majorHAnsi" w:hAnsiTheme="majorHAnsi"/>
-                <w:sz w:val="20"/>
-                <w:u w:val="none"/>
-              </w:rPr>
-            </w:pPr>
-            <w:r>
-              <w:rPr>
-                <w:rFonts w:asciiTheme="majorHAnsi" w:hAnsiTheme="majorHAnsi"/>
+                <w:b/>
                 <w:noProof/>
                 <w:color w:val="69A020" w:themeColor="hyperlink"/>
                 <w:sz w:val="20"/>
@@ -2861,7 +3234,7 @@
                 </mc:Choice>
                 <mc:Fallback>
                   <w:pict>
-                    <v:rect w14:anchorId="3766668A" id="Rectangle 7" o:spid="_x0000_s1026" style="position:absolute;margin-left:109.35pt;margin-top:15.05pt;width:134pt;height:25.05pt;z-index:251682816;visibility:visible;mso-wrap-style:square;mso-width-percent:0;mso-wrap-distance-left:9pt;mso-wrap-distance-top:0;mso-wrap-distance-right:9pt;mso-wrap-distance-bottom:0;mso-position-horizontal:absolute;mso-position-horizontal-relative:text;mso-position-vertical:absolute;mso-position-vertical-relative:text;mso-width-percent:0;mso-width-relative:margin;v-text-anchor:middle" o:gfxdata="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" fillcolor="#6f8183 [3209]" stroked="f">
+                    <v:rect w14:anchorId="334E31BC" id="Rectangle 7" o:spid="_x0000_s1026" style="position:absolute;margin-left:109.35pt;margin-top:15.05pt;width:134pt;height:25.05pt;z-index:251682816;visibility:visible;mso-wrap-style:square;mso-width-percent:0;mso-wrap-distance-left:9pt;mso-wrap-distance-top:0;mso-wrap-distance-right:9pt;mso-wrap-distance-bottom:0;mso-position-horizontal:absolute;mso-position-horizontal-relative:text;mso-position-vertical:absolute;mso-position-vertical-relative:text;mso-width-percent:0;mso-width-relative:margin;v-text-anchor:middle" o:gfxdata="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" fillcolor="#6f8183 [3209]" stroked="f">
                       <v:fill opacity="32896f"/>
                     </v:rect>
                   </w:pict>
@@ -2872,6 +3245,7 @@
               <w:rPr>
                 <w:rStyle w:val="Hyperlink"/>
                 <w:rFonts w:asciiTheme="majorHAnsi" w:hAnsiTheme="majorHAnsi"/>
+                <w:b/>
                 <w:sz w:val="20"/>
                 <w:u w:val="none"/>
               </w:rPr>
@@ -2883,6 +3257,7 @@
               <w:spacing w:line="360" w:lineRule="auto"/>
               <w:rPr>
                 <w:rFonts w:ascii="Courier New" w:hAnsi="Courier New"/>
+                <w:b/>
                 <w:color w:val="514DAA" w:themeColor="accent2" w:themeShade="BF"/>
                 <w:sz w:val="20"/>
               </w:rPr>
@@ -2890,6 +3265,9 @@
             <m:oMathPara>
               <m:oMath>
                 <m:r>
+                  <m:rPr>
+                    <m:sty m:val="bi"/>
+                  </m:rPr>
                   <w:rPr>
                     <w:rFonts w:ascii="Cambria Math" w:hAnsi="Cambria Math"/>
                     <w:color w:val="514DAA" w:themeColor="accent2" w:themeShade="BF"/>
@@ -2899,64 +3277,7 @@
                 </m:r>
                 <m:r>
                   <m:rPr>
-                    <m:sty m:val="p"/>
-                  </m:rPr>
-                  <w:rPr>
-                    <w:rFonts w:ascii="Cambria Math" w:hAnsi="Cambria Math"/>
-                    <w:color w:val="514DAA" w:themeColor="accent2" w:themeShade="BF"/>
-                    <w:sz w:val="20"/>
-                  </w:rPr>
-                  <m:t xml:space="preserve"> </m:t>
-                </m:r>
-                <m:r>
-                  <w:rPr>
-                    <w:rFonts w:ascii="Cambria Math" w:hAnsi="Cambria Math"/>
-                    <w:color w:val="514DAA" w:themeColor="accent2" w:themeShade="BF"/>
-                    <w:sz w:val="20"/>
-                  </w:rPr>
-                  <m:t>computed</m:t>
-                </m:r>
-                <m:r>
-                  <m:rPr>
-                    <m:sty m:val="p"/>
-                  </m:rPr>
-                  <w:rPr>
-                    <w:rFonts w:ascii="Cambria Math" w:hAnsi="Cambria Math"/>
-                    <w:color w:val="514DAA" w:themeColor="accent2" w:themeShade="BF"/>
-                    <w:sz w:val="20"/>
-                  </w:rPr>
-                  <m:t xml:space="preserve"> </m:t>
-                </m:r>
-                <m:r>
-                  <w:rPr>
-                    <w:rFonts w:ascii="Cambria Math" w:hAnsi="Cambria Math"/>
-                    <w:color w:val="514DAA" w:themeColor="accent2" w:themeShade="BF"/>
-                    <w:sz w:val="20"/>
-                  </w:rPr>
-                  <m:t>value</m:t>
-                </m:r>
-                <m:r>
-                  <m:rPr>
-                    <m:sty m:val="p"/>
-                  </m:rPr>
-                  <w:rPr>
-                    <w:rFonts w:ascii="Cambria Math" w:hAnsi="Cambria Math"/>
-                    <w:color w:val="514DAA" w:themeColor="accent2" w:themeShade="BF"/>
-                    <w:sz w:val="20"/>
-                  </w:rPr>
-                  <m:t xml:space="preserve"> </m:t>
-                </m:r>
-                <m:r>
-                  <w:rPr>
-                    <w:rFonts w:ascii="Cambria Math" w:hAnsi="Cambria Math"/>
-                    <w:color w:val="514DAA" w:themeColor="accent2" w:themeShade="BF"/>
-                    <w:sz w:val="20"/>
-                  </w:rPr>
-                  <m:t>is</m:t>
-                </m:r>
-                <m:r>
-                  <m:rPr>
-                    <m:sty m:val="p"/>
+                    <m:sty m:val="b"/>
                   </m:rPr>
                   <w:rPr>
                     <w:rFonts w:ascii="Cambria Math" w:hAnsi="Cambria Math"/>
@@ -2967,6 +3288,17 @@
                 </m:r>
                 <m:r>
                   <m:rPr>
+                    <m:sty m:val="bi"/>
+                  </m:rPr>
+                  <w:rPr>
+                    <w:rFonts w:ascii="Cambria Math" w:hAnsi="Cambria Math"/>
+                    <w:color w:val="514DAA" w:themeColor="accent2" w:themeShade="BF"/>
+                    <w:sz w:val="20"/>
+                  </w:rPr>
+                  <m:t>computed</m:t>
+                </m:r>
+                <m:r>
+                  <m:rPr>
                     <m:sty m:val="b"/>
                   </m:rPr>
                   <w:rPr>
@@ -2974,7 +3306,51 @@
                     <w:color w:val="514DAA" w:themeColor="accent2" w:themeShade="BF"/>
                     <w:sz w:val="20"/>
                   </w:rPr>
-                  <m:t>100</m:t>
+                  <m:t xml:space="preserve"> </m:t>
+                </m:r>
+                <m:r>
+                  <m:rPr>
+                    <m:sty m:val="bi"/>
+                  </m:rPr>
+                  <w:rPr>
+                    <w:rFonts w:ascii="Cambria Math" w:hAnsi="Cambria Math"/>
+                    <w:color w:val="514DAA" w:themeColor="accent2" w:themeShade="BF"/>
+                    <w:sz w:val="20"/>
+                  </w:rPr>
+                  <m:t>value</m:t>
+                </m:r>
+                <m:r>
+                  <m:rPr>
+                    <m:sty m:val="b"/>
+                  </m:rPr>
+                  <w:rPr>
+                    <w:rFonts w:ascii="Cambria Math" w:hAnsi="Cambria Math"/>
+                    <w:color w:val="514DAA" w:themeColor="accent2" w:themeShade="BF"/>
+                    <w:sz w:val="20"/>
+                  </w:rPr>
+                  <m:t xml:space="preserve"> </m:t>
+                </m:r>
+                <m:r>
+                  <m:rPr>
+                    <m:sty m:val="bi"/>
+                  </m:rPr>
+                  <w:rPr>
+                    <w:rFonts w:ascii="Cambria Math" w:hAnsi="Cambria Math"/>
+                    <w:color w:val="514DAA" w:themeColor="accent2" w:themeShade="BF"/>
+                    <w:sz w:val="20"/>
+                  </w:rPr>
+                  <m:t>is</m:t>
+                </m:r>
+                <m:r>
+                  <m:rPr>
+                    <m:sty m:val="b"/>
+                  </m:rPr>
+                  <w:rPr>
+                    <w:rFonts w:ascii="Cambria Math" w:hAnsi="Cambria Math"/>
+                    <w:color w:val="514DAA" w:themeColor="accent2" w:themeShade="BF"/>
+                    <w:sz w:val="20"/>
+                  </w:rPr>
+                  <m:t xml:space="preserve"> 100</m:t>
                 </m:r>
               </m:oMath>
             </m:oMathPara>
@@ -2984,6 +3360,7 @@
               <w:spacing w:line="360" w:lineRule="auto"/>
               <w:rPr>
                 <w:rFonts w:eastAsiaTheme="majorEastAsia" w:cstheme="majorBidi"/>
+                <w:b/>
                 <w:i/>
                 <w:iCs/>
               </w:rPr>
@@ -3003,7 +3380,6 @@
           </w:tblBorders>
         </w:tblPrEx>
         <w:trPr>
-          <w:cnfStyle w:val="000000100000" w:firstRow="0" w:lastRow="0" w:firstColumn="0" w:lastColumn="0" w:oddVBand="0" w:evenVBand="0" w:oddHBand="1" w:evenHBand="0" w:firstRowFirstColumn="0" w:firstRowLastColumn="0" w:lastRowFirstColumn="0" w:lastRowLastColumn="0"/>
           <w:trHeight w:val="1305"/>
         </w:trPr>
         <w:tc>
@@ -3018,7 +3394,6 @@
               <w:rPr>
                 <w:rFonts w:ascii="Lato" w:hAnsi="Lato"/>
                 <w:b/>
-                <w:bCs/>
                 <w:color w:val="373545" w:themeColor="text2"/>
                 <w:shd w:val="clear" w:color="auto" w:fill="FFFFFF"/>
                 <w14:textOutline w14:w="0" w14:cap="flat" w14:cmpd="sng" w14:algn="ctr">
@@ -3045,7 +3420,6 @@
               <w:rPr>
                 <w:rFonts w:ascii="Lato" w:hAnsi="Lato"/>
                 <w:b/>
-                <w:bCs/>
                 <w:color w:val="373545" w:themeColor="text2"/>
                 <w:shd w:val="clear" w:color="auto" w:fill="FFFFFF"/>
                 <w14:textOutline w14:w="0" w14:cap="flat" w14:cmpd="sng" w14:algn="ctr">
@@ -3067,13 +3441,13 @@
                   </w14:gradFill>
                 </w14:textFill>
               </w:rPr>
+              <w:lastRenderedPageBreak/>
               <w:t>8</w:t>
             </w:r>
             <w:r>
               <w:rPr>
                 <w:rFonts w:ascii="Lato" w:hAnsi="Lato"/>
                 <w:b/>
-                <w:bCs/>
                 <w:color w:val="373545" w:themeColor="text2"/>
                 <w:shd w:val="clear" w:color="auto" w:fill="FFFFFF"/>
                 <w14:textOutline w14:w="0" w14:cap="flat" w14:cmpd="sng" w14:algn="ctr">
@@ -3104,7 +3478,6 @@
               <w:rPr>
                 <w:rFonts w:ascii="Lato" w:hAnsi="Lato"/>
                 <w:b/>
-                <w:bCs/>
                 <w:i w:val="0"/>
                 <w:iCs w:val="0"/>
                 <w:color w:val="373545" w:themeColor="text2"/>
@@ -3143,24 +3516,18 @@
               <w:jc w:val="center"/>
               <w:rPr>
                 <w:rFonts w:ascii="Courier New" w:hAnsi="Courier New"/>
+                <w:b/>
                 <w:sz w:val="20"/>
               </w:rPr>
             </w:pPr>
             <w:r>
               <w:rPr>
                 <w:rFonts w:eastAsiaTheme="majorEastAsia" w:cstheme="majorBidi"/>
+                <w:b/>
                 <w:i/>
                 <w:iCs/>
               </w:rPr>
-              <w:t>inline</w:t>
-            </w:r>
-            <w:r>
-              <w:rPr>
-                <w:rFonts w:eastAsiaTheme="majorEastAsia" w:cstheme="majorBidi"/>
-                <w:i/>
-                <w:iCs/>
-              </w:rPr>
-              <w:t xml:space="preserve"> equation</w:t>
+              <w:t>inline equation</w:t>
             </w:r>
           </w:p>
           <w:p>
@@ -3169,6 +3536,7 @@
               <w:jc w:val="center"/>
               <w:rPr>
                 <w:rFonts w:ascii="Courier New" w:hAnsi="Courier New"/>
+                <w:b/>
                 <w:color w:val="514DAA" w:themeColor="accent2" w:themeShade="BF"/>
                 <w:sz w:val="20"/>
               </w:rPr>
@@ -3176,6 +3544,7 @@
             <w:r>
               <w:rPr>
                 <w:rFonts w:ascii="Courier New" w:hAnsi="Courier New"/>
+                <w:b/>
                 <w:color w:val="514DAA" w:themeColor="accent2" w:themeShade="BF"/>
                 <w:sz w:val="20"/>
               </w:rPr>
@@ -3189,6 +3558,7 @@
               <w:rPr>
                 <w:rStyle w:val="Hyperlink"/>
                 <w:rFonts w:asciiTheme="majorHAnsi" w:hAnsiTheme="majorHAnsi"/>
+                <w:b/>
                 <w:sz w:val="20"/>
                 <w:u w:val="none"/>
               </w:rPr>
@@ -3196,6 +3566,7 @@
             <w:r>
               <w:rPr>
                 <w:rFonts w:asciiTheme="majorHAnsi" w:hAnsiTheme="majorHAnsi"/>
+                <w:b/>
                 <w:noProof/>
                 <w:color w:val="69A020" w:themeColor="hyperlink"/>
                 <w:sz w:val="20"/>
@@ -3265,7 +3636,7 @@
                 </mc:Choice>
                 <mc:Fallback>
                   <w:pict>
-                    <v:rect w14:anchorId="407BEA43" id="Rectangle 7" o:spid="_x0000_s1026" style="position:absolute;margin-left:143.8pt;margin-top:12.7pt;width:65.75pt;height:25.05pt;z-index:251670528;visibility:visible;mso-wrap-style:square;mso-wrap-distance-left:9pt;mso-wrap-distance-top:0;mso-wrap-distance-right:9pt;mso-wrap-distance-bottom:0;mso-position-horizontal:absolute;mso-position-horizontal-relative:text;mso-position-vertical:absolute;mso-position-vertical-relative:text;v-text-anchor:middle" o:gfxdata="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" fillcolor="#6f8183 [3209]" stroked="f">
+                    <v:rect w14:anchorId="0C42B629" id="Rectangle 7" o:spid="_x0000_s1026" style="position:absolute;margin-left:143.8pt;margin-top:12.7pt;width:65.75pt;height:25.05pt;z-index:251670528;visibility:visible;mso-wrap-style:square;mso-wrap-distance-left:9pt;mso-wrap-distance-top:0;mso-wrap-distance-right:9pt;mso-wrap-distance-bottom:0;mso-position-horizontal:absolute;mso-position-horizontal-relative:text;mso-position-vertical:absolute;mso-position-vertical-relative:text;v-text-anchor:middle" o:gfxdata="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" fillcolor="#6f8183 [3209]" stroked="f">
                       <v:fill opacity="32896f"/>
                     </v:rect>
                   </w:pict>
@@ -3276,6 +3647,7 @@
               <w:rPr>
                 <w:rStyle w:val="Hyperlink"/>
                 <w:rFonts w:asciiTheme="majorHAnsi" w:hAnsiTheme="majorHAnsi"/>
+                <w:b/>
                 <w:sz w:val="20"/>
                 <w:u w:val="none"/>
               </w:rPr>
@@ -3284,6 +3656,7 @@
             <w:r>
               <w:rPr>
                 <w:rFonts w:asciiTheme="majorHAnsi" w:hAnsiTheme="majorHAnsi"/>
+                <w:b/>
                 <w:noProof/>
                 <w:color w:val="69A020" w:themeColor="hyperlink"/>
                 <w:sz w:val="20"/>
@@ -3297,6 +3670,7 @@
               <w:jc w:val="center"/>
               <w:rPr>
                 <w:rFonts w:ascii="Courier New" w:hAnsi="Courier New"/>
+                <w:b/>
                 <w:color w:val="514DAA" w:themeColor="accent2" w:themeShade="BF"/>
                 <w:sz w:val="20"/>
               </w:rPr>
@@ -3304,6 +3678,9 @@
             <m:oMathPara>
               <m:oMath>
                 <m:r>
+                  <m:rPr>
+                    <m:sty m:val="bi"/>
+                  </m:rPr>
                   <w:rPr>
                     <w:rFonts w:ascii="Cambria Math" w:hAnsi="Cambria Math"/>
                     <w:color w:val="514DAA" w:themeColor="accent2" w:themeShade="BF"/>
@@ -3316,6 +3693,7 @@
                     <m:ctrlPr>
                       <w:rPr>
                         <w:rFonts w:ascii="Cambria Math" w:hAnsi="Cambria Math"/>
+                        <w:b/>
                         <w:i/>
                         <w:color w:val="514DAA" w:themeColor="accent2" w:themeShade="BF"/>
                         <w:sz w:val="20"/>
@@ -3324,6 +3702,9 @@
                   </m:sSupPr>
                   <m:e>
                     <m:r>
+                      <m:rPr>
+                        <m:sty m:val="bi"/>
+                      </m:rPr>
                       <w:rPr>
                         <w:rFonts w:ascii="Cambria Math" w:hAnsi="Cambria Math"/>
                         <w:color w:val="514DAA" w:themeColor="accent2" w:themeShade="BF"/>
@@ -3334,6 +3715,9 @@
                   </m:e>
                   <m:sup>
                     <m:r>
+                      <m:rPr>
+                        <m:sty m:val="bi"/>
+                      </m:rPr>
                       <w:rPr>
                         <w:rFonts w:ascii="Cambria Math" w:hAnsi="Cambria Math"/>
                         <w:color w:val="514DAA" w:themeColor="accent2" w:themeShade="BF"/>
@@ -3351,6 +3735,7 @@
               <w:spacing w:line="360" w:lineRule="auto"/>
               <w:rPr>
                 <w:rFonts w:ascii="Courier New" w:hAnsi="Courier New"/>
+                <w:b/>
                 <w:sz w:val="20"/>
               </w:rPr>
             </w:pPr>
@@ -3369,6 +3754,7 @@
           </w:tblBorders>
         </w:tblPrEx>
         <w:trPr>
+          <w:cnfStyle w:val="000000100000" w:firstRow="0" w:lastRow="0" w:firstColumn="0" w:lastColumn="0" w:oddVBand="0" w:evenVBand="0" w:oddHBand="1" w:evenHBand="0" w:firstRowFirstColumn="0" w:firstRowLastColumn="0" w:lastRowFirstColumn="0" w:lastRowLastColumn="0"/>
           <w:trHeight w:val="1305"/>
         </w:trPr>
         <w:tc>
@@ -3383,7 +3769,6 @@
               <w:rPr>
                 <w:rFonts w:ascii="Lato" w:hAnsi="Lato"/>
                 <w:b/>
-                <w:bCs/>
                 <w:i w:val="0"/>
                 <w:iCs w:val="0"/>
                 <w:color w:val="373545" w:themeColor="text2"/>
@@ -3422,12 +3807,14 @@
               <w:jc w:val="center"/>
               <w:rPr>
                 <w:rFonts w:ascii="Courier New" w:hAnsi="Courier New"/>
+                <w:b/>
                 <w:sz w:val="20"/>
               </w:rPr>
             </w:pPr>
             <w:r>
               <w:rPr>
                 <w:rFonts w:eastAsiaTheme="majorEastAsia" w:cstheme="majorBidi"/>
+                <w:b/>
                 <w:i/>
                 <w:iCs/>
               </w:rPr>
@@ -3440,6 +3827,7 @@
               <w:ind w:left="2880"/>
               <w:rPr>
                 <w:rFonts w:ascii="Courier New" w:hAnsi="Courier New"/>
+                <w:b/>
                 <w:color w:val="514DAA" w:themeColor="accent2" w:themeShade="BF"/>
                 <w:sz w:val="20"/>
               </w:rPr>
@@ -3447,6 +3835,7 @@
             <w:r>
               <w:rPr>
                 <w:rFonts w:ascii="Courier New" w:hAnsi="Courier New"/>
+                <w:b/>
                 <w:color w:val="514DAA" w:themeColor="accent2" w:themeShade="BF"/>
                 <w:sz w:val="20"/>
               </w:rPr>
@@ -3459,6 +3848,7 @@
               <w:ind w:left="2880"/>
               <w:rPr>
                 <w:rFonts w:ascii="Courier New" w:hAnsi="Courier New"/>
+                <w:b/>
                 <w:color w:val="514DAA" w:themeColor="accent2" w:themeShade="BF"/>
                 <w:sz w:val="20"/>
               </w:rPr>
@@ -3466,6 +3856,7 @@
             <w:r>
               <w:rPr>
                 <w:rFonts w:ascii="Courier New" w:hAnsi="Courier New"/>
+                <w:b/>
                 <w:color w:val="514DAA" w:themeColor="accent2" w:themeShade="BF"/>
                 <w:sz w:val="20"/>
               </w:rPr>
@@ -3478,6 +3869,7 @@
               <w:ind w:left="2880"/>
               <w:rPr>
                 <w:rFonts w:ascii="Courier New" w:hAnsi="Courier New"/>
+                <w:b/>
                 <w:color w:val="514DAA" w:themeColor="accent2" w:themeShade="BF"/>
                 <w:sz w:val="20"/>
               </w:rPr>
@@ -3485,6 +3877,7 @@
             <w:r>
               <w:rPr>
                 <w:rFonts w:ascii="Courier New" w:hAnsi="Courier New"/>
+                <w:b/>
                 <w:color w:val="514DAA" w:themeColor="accent2" w:themeShade="BF"/>
                 <w:sz w:val="20"/>
               </w:rPr>
@@ -3501,6 +3894,7 @@
               <w:rPr>
                 <w:rStyle w:val="Hyperlink"/>
                 <w:rFonts w:asciiTheme="majorHAnsi" w:hAnsiTheme="majorHAnsi"/>
+                <w:b/>
                 <w:sz w:val="20"/>
                 <w:u w:val="none"/>
               </w:rPr>
@@ -3508,6 +3902,7 @@
             <w:r>
               <w:rPr>
                 <w:rFonts w:asciiTheme="majorHAnsi" w:hAnsiTheme="majorHAnsi"/>
+                <w:b/>
                 <w:noProof/>
                 <w:color w:val="69A020" w:themeColor="hyperlink"/>
                 <w:sz w:val="20"/>
@@ -3583,7 +3978,7 @@
                 </mc:Choice>
                 <mc:Fallback>
                   <w:pict>
-                    <v:rect w14:anchorId="3D20C8FB" id="Rectangle 7" o:spid="_x0000_s1026" style="position:absolute;margin-left:159.45pt;margin-top:13.6pt;width:35pt;height:43.2pt;z-index:251678720;visibility:visible;mso-wrap-style:square;mso-width-percent:0;mso-height-percent:0;mso-wrap-distance-left:9pt;mso-wrap-distance-top:0;mso-wrap-distance-right:9pt;mso-wrap-distance-bottom:0;mso-position-horizontal:absolute;mso-position-horizontal-relative:text;mso-position-vertical:absolute;mso-position-vertical-relative:text;mso-width-percent:0;mso-height-percent:0;mso-width-relative:margin;mso-height-relative:margin;v-text-anchor:middle" o:gfxdata="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" fillcolor="#6f8183 [3209]" stroked="f">
+                    <v:rect w14:anchorId="00243E64" id="Rectangle 7" o:spid="_x0000_s1026" style="position:absolute;margin-left:159.45pt;margin-top:13.6pt;width:35pt;height:43.2pt;z-index:251678720;visibility:visible;mso-wrap-style:square;mso-width-percent:0;mso-height-percent:0;mso-wrap-distance-left:9pt;mso-wrap-distance-top:0;mso-wrap-distance-right:9pt;mso-wrap-distance-bottom:0;mso-position-horizontal:absolute;mso-position-horizontal-relative:text;mso-position-vertical:absolute;mso-position-vertical-relative:text;mso-width-percent:0;mso-height-percent:0;mso-width-relative:margin;mso-height-relative:margin;v-text-anchor:middle" o:gfxdata="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" fillcolor="#6f8183 [3209]" stroked="f">
                       <v:fill opacity="32896f"/>
                     </v:rect>
                   </w:pict>
@@ -3594,6 +3989,7 @@
               <w:rPr>
                 <w:rStyle w:val="Hyperlink"/>
                 <w:rFonts w:asciiTheme="majorHAnsi" w:hAnsiTheme="majorHAnsi"/>
+                <w:b/>
                 <w:sz w:val="20"/>
                 <w:u w:val="none"/>
               </w:rPr>
@@ -3603,6 +3999,7 @@
               <w:rPr>
                 <w:rStyle w:val="Hyperlink"/>
                 <w:rFonts w:asciiTheme="majorHAnsi" w:hAnsiTheme="majorHAnsi"/>
+                <w:b/>
                 <w:sz w:val="20"/>
                 <w:u w:val="none"/>
               </w:rPr>
@@ -3614,6 +4011,7 @@
               <w:spacing w:line="360" w:lineRule="auto"/>
               <w:rPr>
                 <w:rFonts w:ascii="Courier New" w:hAnsi="Courier New"/>
+                <w:b/>
                 <w:color w:val="514DAA" w:themeColor="accent2" w:themeShade="BF"/>
               </w:rPr>
             </w:pPr>
@@ -3627,6 +4025,7 @@
                     <m:ctrlPr>
                       <w:rPr>
                         <w:rFonts w:ascii="Cambria Math" w:hAnsi="Cambria Math"/>
+                        <w:b/>
                         <w:color w:val="514DAA" w:themeColor="accent2" w:themeShade="BF"/>
                       </w:rPr>
                     </m:ctrlPr>
@@ -3634,7 +4033,7 @@
                   <m:num>
                     <m:r>
                       <m:rPr>
-                        <m:sty m:val="p"/>
+                        <m:sty m:val="b"/>
                       </m:rPr>
                       <w:rPr>
                         <w:rFonts w:ascii="Cambria Math" w:hAnsi="Cambria Math"/>
@@ -3646,23 +4045,13 @@
                   <m:den>
                     <m:r>
                       <m:rPr>
-                        <m:sty m:val="p"/>
+                        <m:sty m:val="b"/>
                       </m:rPr>
                       <w:rPr>
                         <w:rFonts w:ascii="Cambria Math" w:hAnsi="Cambria Math"/>
                         <w:color w:val="514DAA" w:themeColor="accent2" w:themeShade="BF"/>
                       </w:rPr>
-                      <m:t>2π</m:t>
-                    </m:r>
-                    <m:r>
-                      <m:rPr>
-                        <m:sty m:val="p"/>
-                      </m:rPr>
-                      <w:rPr>
-                        <w:rFonts w:ascii="Cambria Math" w:hAnsi="Cambria Math"/>
-                        <w:color w:val="514DAA" w:themeColor="accent2" w:themeShade="BF"/>
-                      </w:rPr>
-                      <m:t xml:space="preserve"> </m:t>
+                      <m:t xml:space="preserve">2π </m:t>
                     </m:r>
                   </m:den>
                 </m:f>
@@ -3675,6 +4064,7 @@
               <w:ind w:left="2880"/>
               <w:rPr>
                 <w:rFonts w:ascii="Courier New" w:hAnsi="Courier New"/>
+                <w:b/>
                 <w:color w:val="514DAA" w:themeColor="accent2" w:themeShade="BF"/>
                 <w:sz w:val="20"/>
               </w:rPr>
@@ -3686,6 +4076,7 @@
               <w:jc w:val="center"/>
               <w:rPr>
                 <w:rFonts w:eastAsiaTheme="majorEastAsia" w:cstheme="majorBidi"/>
+                <w:b/>
                 <w:i/>
                 <w:iCs/>
               </w:rPr>
@@ -3693,11 +4084,21 @@
             <w:r>
               <w:rPr>
                 <w:rFonts w:eastAsiaTheme="majorEastAsia" w:cstheme="majorBidi"/>
+                <w:b/>
                 <w:i/>
                 <w:iCs/>
               </w:rPr>
               <w:t>aligned equation</w:t>
             </w:r>
+            <w:r>
+              <w:rPr>
+                <w:rFonts w:eastAsiaTheme="majorEastAsia" w:cstheme="majorBidi"/>
+                <w:b/>
+                <w:i/>
+                <w:iCs/>
+              </w:rPr>
+              <w:t>s</w:t>
+            </w:r>
           </w:p>
           <w:p>
             <w:pPr>
@@ -3705,6 +4106,7 @@
               <w:ind w:left="2160"/>
               <w:rPr>
                 <w:rFonts w:ascii="Courier New" w:hAnsi="Courier New"/>
+                <w:b/>
                 <w:color w:val="514DAA" w:themeColor="accent2" w:themeShade="BF"/>
                 <w:sz w:val="20"/>
               </w:rPr>
@@ -3712,6 +4114,7 @@
             <w:r>
               <w:rPr>
                 <w:rFonts w:ascii="Courier New" w:hAnsi="Courier New"/>
+                <w:b/>
                 <w:color w:val="514DAA" w:themeColor="accent2" w:themeShade="BF"/>
                 <w:sz w:val="20"/>
               </w:rPr>
@@ -3724,6 +4127,7 @@
               <w:ind w:left="2160"/>
               <w:rPr>
                 <w:rFonts w:ascii="Courier New" w:hAnsi="Courier New"/>
+                <w:b/>
                 <w:color w:val="514DAA" w:themeColor="accent2" w:themeShade="BF"/>
                 <w:sz w:val="20"/>
               </w:rPr>
@@ -3731,6 +4135,7 @@
             <w:r>
               <w:rPr>
                 <w:rFonts w:ascii="Courier New" w:hAnsi="Courier New"/>
+                <w:b/>
                 <w:color w:val="514DAA" w:themeColor="accent2" w:themeShade="BF"/>
                 <w:sz w:val="20"/>
               </w:rPr>
@@ -3743,6 +4148,7 @@
               <w:ind w:left="2160"/>
               <w:rPr>
                 <w:rFonts w:ascii="Courier New" w:hAnsi="Courier New"/>
+                <w:b/>
                 <w:color w:val="514DAA" w:themeColor="accent2" w:themeShade="BF"/>
                 <w:sz w:val="20"/>
               </w:rPr>
@@ -3750,6 +4156,7 @@
             <w:r>
               <w:rPr>
                 <w:rFonts w:ascii="Courier New" w:hAnsi="Courier New"/>
+                <w:b/>
                 <w:color w:val="514DAA" w:themeColor="accent2" w:themeShade="BF"/>
                 <w:sz w:val="20"/>
               </w:rPr>
@@ -3762,6 +4169,7 @@
               <w:ind w:left="2160"/>
               <w:rPr>
                 <w:rFonts w:ascii="Courier New" w:hAnsi="Courier New"/>
+                <w:b/>
                 <w:color w:val="514DAA" w:themeColor="accent2" w:themeShade="BF"/>
                 <w:sz w:val="20"/>
               </w:rPr>
@@ -3769,6 +4177,7 @@
             <w:r>
               <w:rPr>
                 <w:rFonts w:ascii="Courier New" w:hAnsi="Courier New"/>
+                <w:b/>
                 <w:color w:val="514DAA" w:themeColor="accent2" w:themeShade="BF"/>
                 <w:sz w:val="20"/>
               </w:rPr>
@@ -3781,6 +4190,7 @@
               <w:ind w:left="2160"/>
               <w:rPr>
                 <w:rFonts w:ascii="Courier New" w:hAnsi="Courier New"/>
+                <w:b/>
                 <w:color w:val="514DAA" w:themeColor="accent2" w:themeShade="BF"/>
                 <w:sz w:val="20"/>
               </w:rPr>
@@ -3788,6 +4198,7 @@
             <w:r>
               <w:rPr>
                 <w:rFonts w:ascii="Courier New" w:hAnsi="Courier New"/>
+                <w:b/>
                 <w:color w:val="514DAA" w:themeColor="accent2" w:themeShade="BF"/>
                 <w:sz w:val="20"/>
               </w:rPr>
@@ -3800,6 +4211,7 @@
               <w:ind w:left="2160"/>
               <w:rPr>
                 <w:rFonts w:ascii="Courier New" w:hAnsi="Courier New"/>
+                <w:b/>
                 <w:color w:val="514DAA" w:themeColor="accent2" w:themeShade="BF"/>
                 <w:sz w:val="20"/>
               </w:rPr>
@@ -3807,6 +4219,7 @@
             <w:r>
               <w:rPr>
                 <w:rFonts w:ascii="Courier New" w:hAnsi="Courier New"/>
+                <w:b/>
                 <w:color w:val="514DAA" w:themeColor="accent2" w:themeShade="BF"/>
                 <w:sz w:val="20"/>
               </w:rPr>
@@ -3816,6 +4229,7 @@
             <w:r>
               <w:rPr>
                 <w:rFonts w:ascii="Courier New" w:hAnsi="Courier New"/>
+                <w:b/>
                 <w:color w:val="514DAA" w:themeColor="accent2" w:themeShade="BF"/>
                 <w:sz w:val="20"/>
               </w:rPr>
@@ -3829,6 +4243,7 @@
               <w:ind w:left="2160"/>
               <w:rPr>
                 <w:rFonts w:ascii="Courier New" w:hAnsi="Courier New"/>
+                <w:b/>
                 <w:color w:val="514DAA" w:themeColor="accent2" w:themeShade="BF"/>
                 <w:sz w:val="20"/>
               </w:rPr>
@@ -3836,6 +4251,7 @@
             <w:r>
               <w:rPr>
                 <w:rFonts w:ascii="Courier New" w:hAnsi="Courier New"/>
+                <w:b/>
                 <w:color w:val="514DAA" w:themeColor="accent2" w:themeShade="BF"/>
                 <w:sz w:val="20"/>
               </w:rPr>
@@ -3848,6 +4264,7 @@
               <w:ind w:left="2160"/>
               <w:rPr>
                 <w:rFonts w:ascii="Courier New" w:hAnsi="Courier New"/>
+                <w:b/>
                 <w:color w:val="514DAA" w:themeColor="accent2" w:themeShade="BF"/>
                 <w:sz w:val="20"/>
               </w:rPr>
@@ -3855,6 +4272,7 @@
             <w:r>
               <w:rPr>
                 <w:rFonts w:ascii="Courier New" w:hAnsi="Courier New"/>
+                <w:b/>
                 <w:color w:val="514DAA" w:themeColor="accent2" w:themeShade="BF"/>
                 <w:sz w:val="20"/>
               </w:rPr>
@@ -3867,6 +4285,7 @@
               <w:ind w:left="2160"/>
               <w:rPr>
                 <w:rFonts w:ascii="Courier New" w:hAnsi="Courier New"/>
+                <w:b/>
                 <w:color w:val="514DAA" w:themeColor="accent2" w:themeShade="BF"/>
                 <w:sz w:val="20"/>
               </w:rPr>
@@ -3874,6 +4293,7 @@
             <w:r>
               <w:rPr>
                 <w:rFonts w:ascii="Courier New" w:hAnsi="Courier New"/>
+                <w:b/>
                 <w:color w:val="514DAA" w:themeColor="accent2" w:themeShade="BF"/>
                 <w:sz w:val="20"/>
               </w:rPr>
@@ -3886,6 +4306,7 @@
               <w:ind w:left="720"/>
               <w:rPr>
                 <w:rFonts w:ascii="Courier New" w:hAnsi="Courier New"/>
+                <w:b/>
                 <w:color w:val="514DAA" w:themeColor="accent2" w:themeShade="BF"/>
                 <w:sz w:val="20"/>
               </w:rPr>
@@ -3893,6 +4314,7 @@
             <w:r>
               <w:rPr>
                 <w:rFonts w:asciiTheme="majorHAnsi" w:hAnsiTheme="majorHAnsi"/>
+                <w:b/>
                 <w:noProof/>
                 <w:color w:val="69A020" w:themeColor="hyperlink"/>
                 <w:sz w:val="20"/>
@@ -3968,7 +4390,7 @@
                 </mc:Choice>
                 <mc:Fallback>
                   <w:pict>
-                    <v:rect w14:anchorId="676E8206" id="Rectangle 7" o:spid="_x0000_s1026" style="position:absolute;margin-left:145.65pt;margin-top:11.75pt;width:60.1pt;height:63.85pt;z-index:251676672;visibility:visible;mso-wrap-style:square;mso-width-percent:0;mso-height-percent:0;mso-wrap-distance-left:9pt;mso-wrap-distance-top:0;mso-wrap-distance-right:9pt;mso-wrap-distance-bottom:0;mso-position-horizontal:absolute;mso-position-horizontal-relative:text;mso-position-vertical:absolute;mso-position-vertical-relative:text;mso-width-percent:0;mso-height-percent:0;mso-width-relative:margin;mso-height-relative:margin;v-text-anchor:middle" o:gfxdata="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" fillcolor="#6f8183 [3209]" stroked="f">
+                    <v:rect w14:anchorId="77CBF565" id="Rectangle 7" o:spid="_x0000_s1026" style="position:absolute;margin-left:145.65pt;margin-top:11.75pt;width:60.1pt;height:63.85pt;z-index:251676672;visibility:visible;mso-wrap-style:square;mso-width-percent:0;mso-height-percent:0;mso-wrap-distance-left:9pt;mso-wrap-distance-top:0;mso-wrap-distance-right:9pt;mso-wrap-distance-bottom:0;mso-position-horizontal:absolute;mso-position-horizontal-relative:text;mso-position-vertical:absolute;mso-position-vertical-relative:text;mso-width-percent:0;mso-height-percent:0;mso-width-relative:margin;mso-height-relative:margin;v-text-anchor:middle" o:gfxdata="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" fillcolor="#6f8183 [3209]" stroked="f">
                       <v:fill opacity="32896f"/>
                     </v:rect>
                   </w:pict>
@@ -3979,6 +4401,7 @@
               <w:rPr>
                 <w:rStyle w:val="Hyperlink"/>
                 <w:rFonts w:asciiTheme="majorHAnsi" w:hAnsiTheme="majorHAnsi"/>
+                <w:b/>
                 <w:sz w:val="20"/>
                 <w:u w:val="none"/>
               </w:rPr>
@@ -3990,6 +4413,7 @@
               <w:spacing w:line="360" w:lineRule="auto"/>
               <w:rPr>
                 <w:rFonts w:ascii="Courier New" w:eastAsiaTheme="minorEastAsia" w:hAnsi="Courier New"/>
+                <w:b/>
                 <w:color w:val="514DAA" w:themeColor="accent2" w:themeShade="BF"/>
                 <w:sz w:val="20"/>
               </w:rPr>
@@ -3997,6 +4421,9 @@
             <m:oMathPara>
               <m:oMath>
                 <m:r>
+                  <m:rPr>
+                    <m:sty m:val="bi"/>
+                  </m:rPr>
                   <w:rPr>
                     <w:rFonts w:ascii="Cambria Math" w:hAnsi="Cambria Math"/>
                     <w:color w:val="514DAA" w:themeColor="accent2" w:themeShade="BF"/>
@@ -4009,6 +4436,7 @@
                     <m:ctrlPr>
                       <w:rPr>
                         <w:rFonts w:ascii="Cambria Math" w:hAnsi="Cambria Math"/>
+                        <w:b/>
                         <w:i/>
                         <w:color w:val="514DAA" w:themeColor="accent2" w:themeShade="BF"/>
                         <w:sz w:val="20"/>
@@ -4017,6 +4445,9 @@
                   </m:sSupPr>
                   <m:e>
                     <m:r>
+                      <m:rPr>
+                        <m:sty m:val="bi"/>
+                      </m:rPr>
                       <w:rPr>
                         <w:rFonts w:ascii="Cambria Math" w:hAnsi="Cambria Math"/>
                         <w:color w:val="514DAA" w:themeColor="accent2" w:themeShade="BF"/>
@@ -4027,6 +4458,9 @@
                   </m:e>
                   <m:sup>
                     <m:r>
+                      <m:rPr>
+                        <m:sty m:val="bi"/>
+                      </m:rPr>
                       <w:rPr>
                         <w:rFonts w:ascii="Cambria Math" w:hAnsi="Cambria Math"/>
                         <w:color w:val="514DAA" w:themeColor="accent2" w:themeShade="BF"/>
@@ -4044,6 +4478,7 @@
               <w:spacing w:line="360" w:lineRule="auto"/>
               <w:rPr>
                 <w:rFonts w:ascii="Courier New" w:eastAsiaTheme="minorEastAsia" w:hAnsi="Courier New"/>
+                <w:b/>
                 <w:color w:val="514DAA" w:themeColor="accent2" w:themeShade="BF"/>
                 <w:sz w:val="20"/>
               </w:rPr>
@@ -4051,6 +4486,9 @@
             <m:oMathPara>
               <m:oMath>
                 <m:r>
+                  <m:rPr>
+                    <m:sty m:val="bi"/>
+                  </m:rPr>
                   <w:rPr>
                     <w:rFonts w:ascii="Cambria Math" w:eastAsiaTheme="minorEastAsia" w:hAnsi="Cambria Math"/>
                     <w:color w:val="514DAA" w:themeColor="accent2" w:themeShade="BF"/>
@@ -4066,6 +4504,7 @@
               <w:spacing w:line="360" w:lineRule="auto"/>
               <w:rPr>
                 <w:rFonts w:ascii="Courier New" w:eastAsiaTheme="minorEastAsia" w:hAnsi="Courier New"/>
+                <w:b/>
                 <w:color w:val="514DAA" w:themeColor="accent2" w:themeShade="BF"/>
                 <w:sz w:val="20"/>
               </w:rPr>
@@ -4073,6 +4512,9 @@
             <m:oMathPara>
               <m:oMath>
                 <m:r>
+                  <m:rPr>
+                    <m:sty m:val="bi"/>
+                  </m:rPr>
                   <w:rPr>
                     <w:rFonts w:ascii="Cambria Math" w:eastAsiaTheme="minorEastAsia" w:hAnsi="Cambria Math"/>
                     <w:color w:val="514DAA" w:themeColor="accent2" w:themeShade="BF"/>
@@ -4088,6 +4530,7 @@
               <w:spacing w:line="360" w:lineRule="auto"/>
               <w:rPr>
                 <w:rFonts w:ascii="Courier New" w:eastAsiaTheme="minorEastAsia" w:hAnsi="Courier New"/>
+                <w:b/>
                 <w:color w:val="514DAA" w:themeColor="accent2" w:themeShade="BF"/>
                 <w:sz w:val="20"/>
               </w:rPr>
@@ -4107,7 +4550,6 @@
           </w:tblBorders>
         </w:tblPrEx>
         <w:trPr>
-          <w:cnfStyle w:val="000000100000" w:firstRow="0" w:lastRow="0" w:firstColumn="0" w:lastColumn="0" w:oddVBand="0" w:evenVBand="0" w:oddHBand="1" w:evenHBand="0" w:firstRowFirstColumn="0" w:firstRowLastColumn="0" w:lastRowFirstColumn="0" w:lastRowLastColumn="0"/>
           <w:trHeight w:val="2852"/>
         </w:trPr>
         <w:tc>
@@ -4122,7 +4564,6 @@
               <w:rPr>
                 <w:rFonts w:ascii="Lato" w:hAnsi="Lato"/>
                 <w:b/>
-                <w:bCs/>
                 <w:i w:val="0"/>
                 <w:iCs w:val="0"/>
                 <w:color w:val="373545" w:themeColor="text2"/>
@@ -4161,6 +4602,7 @@
               <w:jc w:val="center"/>
               <w:rPr>
                 <w:rFonts w:eastAsiaTheme="majorEastAsia" w:cstheme="majorBidi"/>
+                <w:b/>
                 <w:i/>
                 <w:iCs/>
               </w:rPr>
@@ -4168,6 +4610,7 @@
             <w:r>
               <w:rPr>
                 <w:rFonts w:eastAsiaTheme="majorEastAsia" w:cstheme="majorBidi"/>
+                <w:b/>
                 <w:i/>
                 <w:iCs/>
               </w:rPr>
@@ -4181,6 +4624,7 @@
               <w:rPr>
                 <w:rStyle w:val="Hyperlink"/>
                 <w:rFonts w:asciiTheme="majorHAnsi" w:hAnsiTheme="majorHAnsi"/>
+                <w:b/>
                 <w:sz w:val="20"/>
                 <w:u w:val="none"/>
               </w:rPr>
@@ -4189,63 +4633,60 @@
               <w:rPr>
                 <w:rStyle w:val="Hyperlink"/>
                 <w:rFonts w:asciiTheme="majorHAnsi" w:hAnsiTheme="majorHAnsi"/>
+                <w:b/>
                 <w:sz w:val="20"/>
                 <w:u w:val="none"/>
               </w:rPr>
-              <w:t>here is the Gaussian integral</w:t>
-            </w:r>
-            <w:r>
-              <w:rPr>
-                <w:rStyle w:val="Hyperlink"/>
+              <w:t>here is the Gaussian integral:</w:t>
+            </w:r>
+          </w:p>
+          <w:p>
+            <w:pPr>
+              <w:spacing w:line="360" w:lineRule="auto"/>
+              <w:jc w:val="center"/>
+              <w:rPr>
+                <w:rFonts w:ascii="Courier New" w:hAnsi="Courier New"/>
+                <w:b/>
+                <w:color w:val="514DAA" w:themeColor="accent2" w:themeShade="BF"/>
+                <w:sz w:val="20"/>
+              </w:rPr>
+            </w:pPr>
+            <w:r>
+              <w:rPr>
+                <w:rFonts w:ascii="Courier New" w:hAnsi="Courier New"/>
+                <w:b/>
+                <w:color w:val="514DAA" w:themeColor="accent2" w:themeShade="BF"/>
+                <w:sz w:val="20"/>
+              </w:rPr>
+              <w:t>`` \int_{-\infty}^{\infty} e^{-x^2} dx = \sqrt{\pi} ``</w:t>
+            </w:r>
+          </w:p>
+          <w:p>
+            <w:pPr>
+              <w:spacing w:line="360" w:lineRule="auto"/>
+              <w:rPr>
+                <w:rFonts w:ascii="Courier New" w:hAnsi="Courier New"/>
+                <w:b/>
+                <w:color w:val="514DAA" w:themeColor="accent2" w:themeShade="BF"/>
+                <w:sz w:val="20"/>
+              </w:rPr>
+            </w:pPr>
+          </w:p>
+          <w:p>
+            <w:pPr>
+              <w:spacing w:line="360" w:lineRule="auto"/>
+              <w:ind w:left="720"/>
+              <w:rPr>
+                <w:rFonts w:ascii="Courier New" w:hAnsi="Courier New"/>
+                <w:b/>
+                <w:color w:val="514DAA" w:themeColor="accent2" w:themeShade="BF"/>
+                <w:sz w:val="20"/>
+              </w:rPr>
+            </w:pPr>
+            <w:r>
+              <w:rPr>
                 <w:rFonts w:asciiTheme="majorHAnsi" w:hAnsiTheme="majorHAnsi"/>
-                <w:sz w:val="20"/>
-                <w:u w:val="none"/>
-              </w:rPr>
-              <w:t>:</w:t>
-            </w:r>
-          </w:p>
-          <w:p>
-            <w:pPr>
-              <w:spacing w:line="360" w:lineRule="auto"/>
-              <w:jc w:val="center"/>
-              <w:rPr>
-                <w:rFonts w:ascii="Courier New" w:hAnsi="Courier New"/>
-                <w:color w:val="514DAA" w:themeColor="accent2" w:themeShade="BF"/>
-                <w:sz w:val="20"/>
-              </w:rPr>
-            </w:pPr>
-            <w:r>
-              <w:rPr>
-                <w:rFonts w:ascii="Courier New" w:hAnsi="Courier New"/>
-                <w:color w:val="514DAA" w:themeColor="accent2" w:themeShade="BF"/>
-                <w:sz w:val="20"/>
-              </w:rPr>
-              <w:t>`` \int_{-\infty}^{\infty} e^{-x^2} dx = \sqrt{\pi} ``</w:t>
-            </w:r>
-          </w:p>
-          <w:p>
-            <w:pPr>
-              <w:spacing w:line="360" w:lineRule="auto"/>
-              <w:rPr>
-                <w:rFonts w:ascii="Courier New" w:hAnsi="Courier New"/>
-                <w:color w:val="514DAA" w:themeColor="accent2" w:themeShade="BF"/>
-                <w:sz w:val="20"/>
-              </w:rPr>
-            </w:pPr>
-          </w:p>
-          <w:p>
-            <w:pPr>
-              <w:spacing w:line="360" w:lineRule="auto"/>
-              <w:ind w:left="720"/>
-              <w:rPr>
-                <w:rFonts w:ascii="Courier New" w:hAnsi="Courier New"/>
-                <w:color w:val="514DAA" w:themeColor="accent2" w:themeShade="BF"/>
-                <w:sz w:val="20"/>
-              </w:rPr>
-            </w:pPr>
-            <w:r>
-              <w:rPr>
-                <w:rFonts w:asciiTheme="majorHAnsi" w:hAnsiTheme="majorHAnsi"/>
+                <w:b/>
                 <w:noProof/>
                 <w:color w:val="69A020" w:themeColor="hyperlink"/>
                 <w:sz w:val="20"/>
@@ -4315,7 +4756,7 @@
                 </mc:Choice>
                 <mc:Fallback>
                   <w:pict>
-                    <v:rect w14:anchorId="5EDC16D4" id="Rectangle 8" o:spid="_x0000_s1026" style="position:absolute;margin-left:128.75pt;margin-top:15.45pt;width:100.15pt;height:33.2pt;z-index:251684864;visibility:visible;mso-wrap-style:square;mso-wrap-distance-left:9pt;mso-wrap-distance-top:0;mso-wrap-distance-right:9pt;mso-wrap-distance-bottom:0;mso-position-horizontal:absolute;mso-position-horizontal-relative:text;mso-position-vertical:absolute;mso-position-vertical-relative:text;v-text-anchor:middle" o:gfxdata="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" fillcolor="#6f8183 [3209]" stroked="f">
+                    <v:rect w14:anchorId="73B298C9" id="Rectangle 8" o:spid="_x0000_s1026" style="position:absolute;margin-left:128.75pt;margin-top:15.45pt;width:100.15pt;height:33.2pt;z-index:251684864;visibility:visible;mso-wrap-style:square;mso-wrap-distance-left:9pt;mso-wrap-distance-top:0;mso-wrap-distance-right:9pt;mso-wrap-distance-bottom:0;mso-position-horizontal:absolute;mso-position-horizontal-relative:text;mso-position-vertical:absolute;mso-position-vertical-relative:text;v-text-anchor:middle" o:gfxdata="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" fillcolor="#6f8183 [3209]" stroked="f">
                       <v:fill opacity="32896f"/>
                     </v:rect>
                   </w:pict>
@@ -4326,19 +4767,11 @@
               <w:rPr>
                 <w:rStyle w:val="Hyperlink"/>
                 <w:rFonts w:asciiTheme="majorHAnsi" w:hAnsiTheme="majorHAnsi"/>
+                <w:b/>
                 <w:sz w:val="20"/>
                 <w:u w:val="none"/>
               </w:rPr>
-              <w:t>r</w:t>
-            </w:r>
-            <w:r>
-              <w:rPr>
-                <w:rStyle w:val="Hyperlink"/>
-                <w:rFonts w:asciiTheme="majorHAnsi" w:hAnsiTheme="majorHAnsi"/>
-                <w:sz w:val="20"/>
-                <w:u w:val="none"/>
-              </w:rPr>
-              <w:t xml:space="preserve">enders as: </w:t>
+              <w:t xml:space="preserve">renders as: </w:t>
             </w:r>
           </w:p>
           <w:p>
@@ -4358,6 +4791,7 @@
                     <m:ctrlPr>
                       <w:rPr>
                         <w:rFonts w:ascii="Cambria Math" w:hAnsi="Cambria Math"/>
+                        <w:b/>
                         <w:color w:val="514DAA" w:themeColor="accent2" w:themeShade="BF"/>
                         <w:sz w:val="20"/>
                       </w:rPr>
@@ -4365,6 +4799,9 @@
                   </m:naryPr>
                   <m:sub>
                     <m:r>
+                      <m:rPr>
+                        <m:sty m:val="bi"/>
+                      </m:rPr>
                       <w:rPr>
                         <w:rFonts w:ascii="Cambria Math" w:hAnsi="Cambria Math"/>
                         <w:color w:val="514DAA" w:themeColor="accent2" w:themeShade="BF"/>
@@ -4374,7 +4811,7 @@
                     </m:r>
                     <m:r>
                       <m:rPr>
-                        <m:sty m:val="p"/>
+                        <m:sty m:val="b"/>
                       </m:rPr>
                       <w:rPr>
                         <w:rFonts w:ascii="Cambria Math" w:hAnsi="Cambria Math"/>
@@ -4386,6 +4823,7 @@
                     <m:ctrlPr>
                       <w:rPr>
                         <w:rFonts w:ascii="Cambria Math" w:hAnsi="Cambria Math"/>
+                        <w:b/>
                         <w:i/>
                         <w:color w:val="514DAA" w:themeColor="accent2" w:themeShade="BF"/>
                         <w:sz w:val="20"/>
@@ -4395,7 +4833,7 @@
                   <m:sup>
                     <m:r>
                       <m:rPr>
-                        <m:sty m:val="p"/>
+                        <m:sty m:val="b"/>
                       </m:rPr>
                       <w:rPr>
                         <w:rFonts w:ascii="Cambria Math" w:hAnsi="Cambria Math"/>
@@ -4407,6 +4845,7 @@
                     <m:ctrlPr>
                       <w:rPr>
                         <w:rFonts w:ascii="Cambria Math" w:hAnsi="Cambria Math"/>
+                        <w:b/>
                         <w:i/>
                         <w:color w:val="514DAA" w:themeColor="accent2" w:themeShade="BF"/>
                         <w:sz w:val="20"/>
@@ -4419,6 +4858,7 @@
                         <m:ctrlPr>
                           <w:rPr>
                             <w:rFonts w:ascii="Cambria Math" w:hAnsi="Cambria Math"/>
+                            <w:b/>
                             <w:i/>
                             <w:color w:val="514DAA" w:themeColor="accent2" w:themeShade="BF"/>
                             <w:sz w:val="20"/>
@@ -4427,6 +4867,9 @@
                       </m:sSupPr>
                       <m:e>
                         <m:r>
+                          <m:rPr>
+                            <m:sty m:val="bi"/>
+                          </m:rPr>
                           <w:rPr>
                             <w:rFonts w:ascii="Cambria Math" w:hAnsi="Cambria Math"/>
                             <w:color w:val="514DAA" w:themeColor="accent2" w:themeShade="BF"/>
@@ -4437,6 +4880,9 @@
                       </m:e>
                       <m:sup>
                         <m:r>
+                          <m:rPr>
+                            <m:sty m:val="bi"/>
+                          </m:rPr>
                           <w:rPr>
                             <w:rFonts w:ascii="Cambria Math" w:hAnsi="Cambria Math"/>
                             <w:color w:val="514DAA" w:themeColor="accent2" w:themeShade="BF"/>
@@ -4449,6 +4895,7 @@
                             <m:ctrlPr>
                               <w:rPr>
                                 <w:rFonts w:ascii="Cambria Math" w:hAnsi="Cambria Math"/>
+                                <w:b/>
                                 <w:i/>
                                 <w:color w:val="514DAA" w:themeColor="accent2" w:themeShade="BF"/>
                                 <w:sz w:val="20"/>
@@ -4457,6 +4904,9 @@
                           </m:sSupPr>
                           <m:e>
                             <m:r>
+                              <m:rPr>
+                                <m:sty m:val="bi"/>
+                              </m:rPr>
                               <w:rPr>
                                 <w:rFonts w:ascii="Cambria Math" w:hAnsi="Cambria Math"/>
                                 <w:color w:val="514DAA" w:themeColor="accent2" w:themeShade="BF"/>
@@ -4467,6 +4917,9 @@
                           </m:e>
                           <m:sup>
                             <m:r>
+                              <m:rPr>
+                                <m:sty m:val="bi"/>
+                              </m:rPr>
                               <w:rPr>
                                 <w:rFonts w:ascii="Cambria Math" w:hAnsi="Cambria Math"/>
                                 <w:color w:val="514DAA" w:themeColor="accent2" w:themeShade="BF"/>
@@ -4479,6 +4932,9 @@
                       </m:sup>
                     </m:sSup>
                     <m:r>
+                      <m:rPr>
+                        <m:sty m:val="bi"/>
+                      </m:rPr>
                       <w:rPr>
                         <w:rFonts w:ascii="Cambria Math" w:hAnsi="Cambria Math"/>
                         <w:color w:val="514DAA" w:themeColor="accent2" w:themeShade="BF"/>
@@ -4489,6 +4945,7 @@
                     <m:ctrlPr>
                       <w:rPr>
                         <w:rFonts w:ascii="Cambria Math" w:hAnsi="Cambria Math"/>
+                        <w:b/>
                         <w:i/>
                         <w:color w:val="514DAA" w:themeColor="accent2" w:themeShade="BF"/>
                         <w:sz w:val="20"/>
@@ -4497,6 +4954,9 @@
                   </m:e>
                 </m:nary>
                 <m:r>
+                  <m:rPr>
+                    <m:sty m:val="bi"/>
+                  </m:rPr>
                   <w:rPr>
                     <w:rFonts w:ascii="Cambria Math" w:hAnsi="Cambria Math"/>
                     <w:color w:val="514DAA" w:themeColor="accent2" w:themeShade="BF"/>
@@ -4510,6 +4970,7 @@
                     <m:ctrlPr>
                       <w:rPr>
                         <w:rFonts w:ascii="Cambria Math" w:hAnsi="Cambria Math"/>
+                        <w:b/>
                         <w:color w:val="514DAA" w:themeColor="accent2" w:themeShade="BF"/>
                         <w:sz w:val="20"/>
                       </w:rPr>
@@ -4518,6 +4979,9 @@
                   <m:deg/>
                   <m:e>
                     <m:r>
+                      <m:rPr>
+                        <m:sty m:val="bi"/>
+                      </m:rPr>
                       <w:rPr>
                         <w:rFonts w:ascii="Cambria Math" w:hAnsi="Cambria Math"/>
                         <w:color w:val="514DAA" w:themeColor="accent2" w:themeShade="BF"/>
@@ -4528,6 +4992,9 @@
                   </m:e>
                 </m:rad>
                 <m:r>
+                  <m:rPr>
+                    <m:sty m:val="bi"/>
+                  </m:rPr>
                   <w:rPr>
                     <w:rFonts w:ascii="Cambria Math" w:hAnsi="Cambria Math"/>
                     <w:color w:val="514DAA" w:themeColor="accent2" w:themeShade="BF"/>
@@ -4543,6 +5010,7 @@
               <w:spacing w:line="360" w:lineRule="auto"/>
               <w:rPr>
                 <w:rFonts w:eastAsiaTheme="majorEastAsia" w:cstheme="majorBidi"/>
+                <w:b/>
                 <w:i/>
                 <w:iCs/>
               </w:rPr>
@@ -4552,11 +5020,18 @@
       </w:tr>
     </w:tbl>
     <w:p>
+      <w:pPr>
+        <w:rPr>
+          <w:b/>
+        </w:rPr>
+      </w:pPr>
       <w:r>
         <w:rPr>
+          <w:b/>
           <w:i/>
           <w:iCs/>
         </w:rPr>
+        <w:lastRenderedPageBreak/>
         <w:br w:type="page"/>
       </w:r>
     </w:p>
@@ -4587,7 +5062,7 @@
         <w:tc>
           <w:tcPr>
             <w:cnfStyle w:val="001000000100" w:firstRow="0" w:lastRow="0" w:firstColumn="1" w:lastColumn="0" w:oddVBand="0" w:evenVBand="0" w:oddHBand="0" w:evenHBand="0" w:firstRowFirstColumn="1" w:firstRowLastColumn="0" w:lastRowFirstColumn="0" w:lastRowLastColumn="0"/>
-            <w:tcW w:w="2070" w:type="dxa"/>
+            <w:tcW w:w="2069" w:type="dxa"/>
           </w:tcPr>
           <w:p>
             <w:pPr>
@@ -4595,7 +5070,6 @@
               <w:rPr>
                 <w:rFonts w:ascii="Lato" w:hAnsi="Lato"/>
                 <w:b/>
-                <w:bCs/>
                 <w:i w:val="0"/>
                 <w:iCs w:val="0"/>
                 <w:color w:val="373545" w:themeColor="text2"/>
@@ -4624,7 +5098,6 @@
               <w:rPr>
                 <w:rFonts w:ascii="Lato" w:hAnsi="Lato"/>
                 <w:b/>
-                <w:bCs/>
                 <w:i w:val="0"/>
                 <w:iCs w:val="0"/>
                 <w:color w:val="373545" w:themeColor="text2"/>
@@ -4649,490 +5122,15 @@
                 </w14:textFill>
               </w:rPr>
               <w:lastRenderedPageBreak/>
-              <w:t>9. Greek Letters</w:t>
-            </w:r>
-          </w:p>
-        </w:tc>
-        <w:tc>
-          <w:tcPr>
-            <w:cnfStyle w:val="000010000000" w:firstRow="0" w:lastRow="0" w:firstColumn="0" w:lastColumn="0" w:oddVBand="1" w:evenVBand="0" w:oddHBand="0" w:evenHBand="0" w:firstRowFirstColumn="0" w:firstRowLastColumn="0" w:lastRowFirstColumn="0" w:lastRowLastColumn="0"/>
-            <w:tcW w:w="2335" w:type="dxa"/>
-            <w:shd w:val="clear" w:color="auto" w:fill="E1E6E6" w:themeFill="accent6" w:themeFillTint="33"/>
-          </w:tcPr>
-          <w:p>
-            <w:pPr>
-              <w:spacing w:line="360" w:lineRule="auto"/>
-              <w:jc w:val="center"/>
-              <w:rPr>
-                <w:rFonts w:ascii="Courier New" w:eastAsiaTheme="minorHAnsi" w:hAnsi="Courier New" w:cstheme="minorBidi"/>
-                <w:color w:val="514DAA" w:themeColor="accent2" w:themeShade="BF"/>
-                <w:sz w:val="20"/>
-              </w:rPr>
-            </w:pPr>
-            <w:r>
-              <w:rPr>
-                <w:rFonts w:asciiTheme="minorHAnsi" w:hAnsiTheme="minorHAnsi"/>
+              <w:t xml:space="preserve">9. </w:t>
+            </w:r>
+            <w:proofErr w:type="spellStart"/>
+            <w:r>
+              <w:rPr>
+                <w:rFonts w:ascii="Lato" w:hAnsi="Lato"/>
+                <w:b/>
                 <w:i w:val="0"/>
                 <w:iCs w:val="0"/>
-                <w:sz w:val="24"/>
-              </w:rPr>
-              <w:t>example</w:t>
-            </w:r>
-          </w:p>
-          <w:p>
-            <w:pPr>
-              <w:spacing w:line="360" w:lineRule="auto"/>
-              <w:jc w:val="center"/>
-              <w:rPr>
-                <w:rFonts w:ascii="Courier New" w:hAnsi="Courier New"/>
-                <w:color w:val="514DAA" w:themeColor="accent2" w:themeShade="BF"/>
-                <w:sz w:val="20"/>
-              </w:rPr>
-            </w:pPr>
-            <w:r>
-              <w:rPr>
-                <w:rFonts w:ascii="Courier New" w:hAnsi="Courier New"/>
-                <w:color w:val="514DAA" w:themeColor="accent2" w:themeShade="BF"/>
-                <w:sz w:val="20"/>
-              </w:rPr>
-              <w:t>$\alpha$</w:t>
-            </w:r>
-          </w:p>
-          <w:p>
-            <w:pPr>
-              <w:jc w:val="center"/>
-              <w:rPr>
-                <w:rFonts w:ascii="Courier New" w:hAnsi="Courier New"/>
-                <w:color w:val="514DAA" w:themeColor="accent2" w:themeShade="BF"/>
-                <w:sz w:val="20"/>
-              </w:rPr>
-            </w:pPr>
-            <w:r>
-              <w:rPr>
-                <w:rFonts w:ascii="Courier New" w:hAnsi="Courier New"/>
-                <w:color w:val="514DAA" w:themeColor="accent2" w:themeShade="BF"/>
-                <w:sz w:val="20"/>
-              </w:rPr>
-              <w:t>$\beta$</w:t>
-            </w:r>
-          </w:p>
-          <w:p>
-            <w:pPr>
-              <w:jc w:val="center"/>
-              <w:rPr>
-                <w:rFonts w:ascii="Cambria Math" w:hAnsi="Cambria Math"/>
-                <w:color w:val="514DAA" w:themeColor="accent2" w:themeShade="BF"/>
-                <w:sz w:val="20"/>
-                <w:oMath/>
-              </w:rPr>
-            </w:pPr>
-            <m:oMathPara>
-              <m:oMathParaPr>
-                <m:jc m:val="center"/>
-              </m:oMathParaPr>
-              <m:oMath>
-                <m:r>
-                  <m:rPr>
-                    <m:sty m:val="bi"/>
-                  </m:rPr>
-                  <w:rPr>
-                    <w:rFonts w:ascii="Cambria Math" w:hAnsi="Cambria Math"/>
-                    <w:color w:val="514DAA" w:themeColor="accent2" w:themeShade="BF"/>
-                    <w:sz w:val="20"/>
-                  </w:rPr>
-                  <m:t>.</m:t>
-                </m:r>
-              </m:oMath>
-            </m:oMathPara>
-          </w:p>
-          <w:p>
-            <w:pPr>
-              <w:jc w:val="center"/>
-              <w:rPr>
-                <w:rFonts w:ascii="Cambria Math" w:eastAsiaTheme="minorHAnsi" w:hAnsi="Cambria Math" w:cstheme="minorBidi"/>
-                <w:color w:val="514DAA" w:themeColor="accent2" w:themeShade="BF"/>
-                <w:sz w:val="20"/>
-                <w:oMath/>
-              </w:rPr>
-            </w:pPr>
-            <m:oMathPara>
-              <m:oMathParaPr>
-                <m:jc m:val="center"/>
-              </m:oMathParaPr>
-              <m:oMath>
-                <m:r>
-                  <m:rPr>
-                    <m:sty m:val="bi"/>
-                  </m:rPr>
-                  <w:rPr>
-                    <w:rFonts w:ascii="Cambria Math" w:hAnsi="Cambria Math"/>
-                    <w:color w:val="514DAA" w:themeColor="accent2" w:themeShade="BF"/>
-                    <w:sz w:val="20"/>
-                  </w:rPr>
-                  <m:t>.</m:t>
-                </m:r>
-              </m:oMath>
-            </m:oMathPara>
-          </w:p>
-          <w:p>
-            <w:pPr>
-              <w:jc w:val="center"/>
-              <w:rPr>
-                <w:rFonts w:ascii="Cambria Math" w:eastAsiaTheme="minorHAnsi" w:hAnsi="Cambria Math" w:cstheme="minorBidi"/>
-                <w:color w:val="514DAA" w:themeColor="accent2" w:themeShade="BF"/>
-                <w:sz w:val="20"/>
-                <w:oMath/>
-              </w:rPr>
-            </w:pPr>
-            <m:oMathPara>
-              <m:oMathParaPr>
-                <m:jc m:val="center"/>
-              </m:oMathParaPr>
-              <m:oMath>
-                <m:r>
-                  <m:rPr>
-                    <m:sty m:val="bi"/>
-                  </m:rPr>
-                  <w:rPr>
-                    <w:rFonts w:ascii="Cambria Math" w:hAnsi="Cambria Math"/>
-                    <w:color w:val="514DAA" w:themeColor="accent2" w:themeShade="BF"/>
-                    <w:sz w:val="20"/>
-                  </w:rPr>
-                  <m:t>.</m:t>
-                </m:r>
-              </m:oMath>
-            </m:oMathPara>
-          </w:p>
-          <w:p>
-            <w:pPr>
-              <w:spacing w:line="360" w:lineRule="auto"/>
-              <w:jc w:val="center"/>
-              <w:rPr>
-                <w:rFonts w:ascii="Courier New" w:eastAsiaTheme="minorHAnsi" w:hAnsi="Courier New" w:cstheme="minorBidi"/>
-                <w:color w:val="514DAA" w:themeColor="accent2" w:themeShade="BF"/>
-                <w:sz w:val="20"/>
-              </w:rPr>
-            </w:pPr>
-            <w:r>
-              <w:rPr>
-                <w:rFonts w:ascii="Courier New" w:eastAsiaTheme="minorHAnsi" w:hAnsi="Courier New" w:cstheme="minorBidi"/>
-                <w:color w:val="514DAA" w:themeColor="accent2" w:themeShade="BF"/>
-                <w:sz w:val="20"/>
-              </w:rPr>
-              <w:t>$\omega$</w:t>
-            </w:r>
-          </w:p>
-        </w:tc>
-        <w:tc>
-          <w:tcPr>
-            <w:tcW w:w="4950" w:type="dxa"/>
-            <w:shd w:val="clear" w:color="auto" w:fill="E1E6E6" w:themeFill="accent6" w:themeFillTint="33"/>
-          </w:tcPr>
-          <w:p>
-            <w:pPr>
-              <w:spacing w:line="360" w:lineRule="auto"/>
-              <w:jc w:val="center"/>
-              <w:cnfStyle w:val="100000000000" w:firstRow="1" w:lastRow="0" w:firstColumn="0" w:lastColumn="0" w:oddVBand="0" w:evenVBand="0" w:oddHBand="0" w:evenHBand="0" w:firstRowFirstColumn="0" w:firstRowLastColumn="0" w:lastRowFirstColumn="0" w:lastRowLastColumn="0"/>
-              <w:rPr>
-                <w:i w:val="0"/>
-                <w:iCs w:val="0"/>
-              </w:rPr>
-            </w:pPr>
-            <w:r>
-              <w:rPr>
-                <w:noProof/>
-                <w:color w:val="69A020" w:themeColor="hyperlink"/>
-                <w:sz w:val="20"/>
-              </w:rPr>
-              <mc:AlternateContent>
-                <mc:Choice Requires="wps">
-                  <w:drawing>
-                    <wp:anchor distT="0" distB="0" distL="114300" distR="114300" simplePos="0" relativeHeight="251686912" behindDoc="0" locked="0" layoutInCell="1" allowOverlap="1" wp14:anchorId="12F74394" wp14:editId="46D66F24">
-                      <wp:simplePos x="0" y="0"/>
-                      <wp:positionH relativeFrom="column">
-                        <wp:posOffset>1330325</wp:posOffset>
-                      </wp:positionH>
-                      <wp:positionV relativeFrom="paragraph">
-                        <wp:posOffset>247650</wp:posOffset>
-                      </wp:positionV>
-                      <wp:extent cx="325700" cy="1081377"/>
-                      <wp:effectExtent l="0" t="0" r="0" b="5080"/>
-                      <wp:wrapNone/>
-                      <wp:docPr id="549485994" name="Rectangle 8"/>
-                      <wp:cNvGraphicFramePr/>
-                      <a:graphic xmlns:a="http://schemas.openxmlformats.org/drawingml/2006/main">
-                        <a:graphicData uri="http://schemas.microsoft.com/office/word/2010/wordprocessingShape">
-                          <wps:wsp>
-                            <wps:cNvSpPr/>
-                            <wps:spPr>
-                              <a:xfrm>
-                                <a:off x="0" y="0"/>
-                                <a:ext cx="325700" cy="1081377"/>
-                              </a:xfrm>
-                              <a:prstGeom prst="rect">
-                                <a:avLst/>
-                              </a:prstGeom>
-                              <a:solidFill>
-                                <a:schemeClr val="accent6">
-                                  <a:alpha val="50000"/>
-                                </a:schemeClr>
-                              </a:solidFill>
-                              <a:ln>
-                                <a:noFill/>
-                              </a:ln>
-                            </wps:spPr>
-                            <wps:style>
-                              <a:lnRef idx="0">
-                                <a:scrgbClr r="0" g="0" b="0"/>
-                              </a:lnRef>
-                              <a:fillRef idx="0">
-                                <a:scrgbClr r="0" g="0" b="0"/>
-                              </a:fillRef>
-                              <a:effectRef idx="0">
-                                <a:scrgbClr r="0" g="0" b="0"/>
-                              </a:effectRef>
-                              <a:fontRef idx="minor">
-                                <a:schemeClr val="lt1"/>
-                              </a:fontRef>
-                            </wps:style>
-                            <wps:bodyPr rot="0" spcFirstLastPara="0" vertOverflow="overflow" horzOverflow="overflow" vert="horz" wrap="square" lIns="91440" tIns="45720" rIns="91440" bIns="45720" numCol="1" spcCol="0" rtlCol="0" fromWordArt="0" anchor="ctr" anchorCtr="0" forceAA="0" compatLnSpc="1">
-                              <a:prstTxWarp prst="textNoShape">
-                                <a:avLst/>
-                              </a:prstTxWarp>
-                              <a:noAutofit/>
-                            </wps:bodyPr>
-                          </wps:wsp>
-                        </a:graphicData>
-                      </a:graphic>
-                      <wp14:sizeRelH relativeFrom="margin">
-                        <wp14:pctWidth>0</wp14:pctWidth>
-                      </wp14:sizeRelH>
-                      <wp14:sizeRelV relativeFrom="margin">
-                        <wp14:pctHeight>0</wp14:pctHeight>
-                      </wp14:sizeRelV>
-                    </wp:anchor>
-                  </w:drawing>
-                </mc:Choice>
-                <mc:Fallback>
-                  <w:pict>
-                    <v:rect w14:anchorId="51D9FE66" id="Rectangle 8" o:spid="_x0000_s1026" style="position:absolute;margin-left:104.75pt;margin-top:19.5pt;width:25.65pt;height:85.15pt;z-index:251686912;visibility:visible;mso-wrap-style:square;mso-width-percent:0;mso-height-percent:0;mso-wrap-distance-left:9pt;mso-wrap-distance-top:0;mso-wrap-distance-right:9pt;mso-wrap-distance-bottom:0;mso-position-horizontal:absolute;mso-position-horizontal-relative:text;mso-position-vertical:absolute;mso-position-vertical-relative:text;mso-width-percent:0;mso-height-percent:0;mso-width-relative:margin;mso-height-relative:margin;v-text-anchor:middle" o:gfxdata="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" fillcolor="#6f8183 [3209]" stroked="f">
-                      <v:fill opacity="32896f"/>
-                    </v:rect>
-                  </w:pict>
-                </mc:Fallback>
-              </mc:AlternateContent>
-            </w:r>
-            <w:r>
-              <w:rPr>
-                <w:rFonts w:asciiTheme="minorHAnsi" w:hAnsiTheme="minorHAnsi"/>
-                <w:i w:val="0"/>
-                <w:iCs w:val="0"/>
-                <w:sz w:val="24"/>
-              </w:rPr>
-              <w:t>renders as</w:t>
-            </w:r>
-          </w:p>
-          <w:p>
-            <w:pPr>
-              <w:spacing w:line="360" w:lineRule="auto"/>
-              <w:cnfStyle w:val="100000000000" w:firstRow="1" w:lastRow="0" w:firstColumn="0" w:lastColumn="0" w:oddVBand="0" w:evenVBand="0" w:oddHBand="0" w:evenHBand="0" w:firstRowFirstColumn="0" w:firstRowLastColumn="0" w:lastRowFirstColumn="0" w:lastRowLastColumn="0"/>
-              <w:rPr>
-                <w:rFonts w:ascii="Courier New" w:hAnsi="Courier New"/>
-                <w:b/>
-                <w:bCs/>
-                <w:color w:val="514DAA" w:themeColor="accent2" w:themeShade="BF"/>
-                <w:sz w:val="20"/>
-              </w:rPr>
-            </w:pPr>
-            <m:oMathPara>
-              <m:oMath>
-                <m:r>
-                  <m:rPr>
-                    <m:sty m:val="bi"/>
-                  </m:rPr>
-                  <w:rPr>
-                    <w:rFonts w:ascii="Cambria Math" w:hAnsi="Cambria Math"/>
-                    <w:color w:val="514DAA" w:themeColor="accent2" w:themeShade="BF"/>
-                    <w:sz w:val="20"/>
-                  </w:rPr>
-                  <m:t>α</m:t>
-                </m:r>
-              </m:oMath>
-            </m:oMathPara>
-          </w:p>
-          <w:p>
-            <w:pPr>
-              <w:cnfStyle w:val="100000000000" w:firstRow="1" w:lastRow="0" w:firstColumn="0" w:lastColumn="0" w:oddVBand="0" w:evenVBand="0" w:oddHBand="0" w:evenHBand="0" w:firstRowFirstColumn="0" w:firstRowLastColumn="0" w:lastRowFirstColumn="0" w:lastRowLastColumn="0"/>
-              <w:rPr>
-                <w:rFonts w:ascii="Courier New" w:hAnsi="Courier New"/>
-                <w:b/>
-                <w:bCs/>
-                <w:color w:val="514DAA" w:themeColor="accent2" w:themeShade="BF"/>
-                <w:sz w:val="20"/>
-              </w:rPr>
-            </w:pPr>
-            <m:oMathPara>
-              <m:oMath>
-                <m:r>
-                  <m:rPr>
-                    <m:sty m:val="bi"/>
-                  </m:rPr>
-                  <w:rPr>
-                    <w:rFonts w:ascii="Cambria Math" w:hAnsi="Cambria Math"/>
-                    <w:color w:val="514DAA" w:themeColor="accent2" w:themeShade="BF"/>
-                    <w:sz w:val="20"/>
-                  </w:rPr>
-                  <m:t>β</m:t>
-                </m:r>
-              </m:oMath>
-            </m:oMathPara>
-          </w:p>
-          <w:p>
-            <w:pPr>
-              <w:cnfStyle w:val="100000000000" w:firstRow="1" w:lastRow="0" w:firstColumn="0" w:lastColumn="0" w:oddVBand="0" w:evenVBand="0" w:oddHBand="0" w:evenHBand="0" w:firstRowFirstColumn="0" w:firstRowLastColumn="0" w:lastRowFirstColumn="0" w:lastRowLastColumn="0"/>
-              <w:rPr>
-                <w:rFonts w:ascii="Cambria Math" w:eastAsiaTheme="minorEastAsia" w:hAnsi="Cambria Math" w:cstheme="minorBidi"/>
-                <w:color w:val="514DAA" w:themeColor="accent2" w:themeShade="BF"/>
-                <w:sz w:val="20"/>
-                <w:oMath/>
-              </w:rPr>
-            </w:pPr>
-            <m:oMathPara>
-              <m:oMathParaPr>
-                <m:jc m:val="center"/>
-              </m:oMathParaPr>
-              <m:oMath>
-                <m:r>
-                  <m:rPr>
-                    <m:sty m:val="b"/>
-                  </m:rPr>
-                  <w:rPr>
-                    <w:rFonts w:ascii="Cambria Math" w:eastAsiaTheme="minorEastAsia" w:hAnsi="Cambria Math"/>
-                    <w:color w:val="514DAA" w:themeColor="accent2" w:themeShade="BF"/>
-                    <w:sz w:val="20"/>
-                  </w:rPr>
-                  <m:t>.</m:t>
-                </m:r>
-              </m:oMath>
-            </m:oMathPara>
-          </w:p>
-          <w:p>
-            <w:pPr>
-              <w:cnfStyle w:val="100000000000" w:firstRow="1" w:lastRow="0" w:firstColumn="0" w:lastColumn="0" w:oddVBand="0" w:evenVBand="0" w:oddHBand="0" w:evenHBand="0" w:firstRowFirstColumn="0" w:firstRowLastColumn="0" w:lastRowFirstColumn="0" w:lastRowLastColumn="0"/>
-              <w:rPr>
-                <w:rFonts w:ascii="Cambria Math" w:eastAsiaTheme="minorEastAsia" w:hAnsi="Cambria Math" w:cstheme="minorBidi"/>
-                <w:color w:val="514DAA" w:themeColor="accent2" w:themeShade="BF"/>
-                <w:sz w:val="20"/>
-                <w:oMath/>
-              </w:rPr>
-            </w:pPr>
-            <m:oMathPara>
-              <m:oMathParaPr>
-                <m:jc m:val="center"/>
-              </m:oMathParaPr>
-              <m:oMath>
-                <m:r>
-                  <m:rPr>
-                    <m:sty m:val="b"/>
-                  </m:rPr>
-                  <w:rPr>
-                    <w:rFonts w:ascii="Cambria Math" w:eastAsiaTheme="minorEastAsia" w:hAnsi="Cambria Math"/>
-                    <w:color w:val="514DAA" w:themeColor="accent2" w:themeShade="BF"/>
-                    <w:sz w:val="20"/>
-                  </w:rPr>
-                  <m:t>.</m:t>
-                </m:r>
-              </m:oMath>
-            </m:oMathPara>
-          </w:p>
-          <w:p>
-            <w:pPr>
-              <w:cnfStyle w:val="100000000000" w:firstRow="1" w:lastRow="0" w:firstColumn="0" w:lastColumn="0" w:oddVBand="0" w:evenVBand="0" w:oddHBand="0" w:evenHBand="0" w:firstRowFirstColumn="0" w:firstRowLastColumn="0" w:lastRowFirstColumn="0" w:lastRowLastColumn="0"/>
-              <w:rPr>
-                <w:rFonts w:ascii="Cambria Math" w:eastAsiaTheme="minorEastAsia" w:hAnsi="Cambria Math" w:cstheme="minorBidi"/>
-                <w:color w:val="514DAA" w:themeColor="accent2" w:themeShade="BF"/>
-                <w:sz w:val="20"/>
-                <w:oMath/>
-              </w:rPr>
-            </w:pPr>
-            <m:oMathPara>
-              <m:oMathParaPr>
-                <m:jc m:val="center"/>
-              </m:oMathParaPr>
-              <m:oMath>
-                <m:r>
-                  <m:rPr>
-                    <m:sty m:val="b"/>
-                  </m:rPr>
-                  <w:rPr>
-                    <w:rFonts w:ascii="Cambria Math" w:eastAsiaTheme="minorEastAsia" w:hAnsi="Cambria Math"/>
-                    <w:color w:val="514DAA" w:themeColor="accent2" w:themeShade="BF"/>
-                    <w:sz w:val="20"/>
-                  </w:rPr>
-                  <m:t>.</m:t>
-                </m:r>
-              </m:oMath>
-            </m:oMathPara>
-          </w:p>
-          <w:p>
-            <w:pPr>
-              <w:cnfStyle w:val="100000000000" w:firstRow="1" w:lastRow="0" w:firstColumn="0" w:lastColumn="0" w:oddVBand="0" w:evenVBand="0" w:oddHBand="0" w:evenHBand="0" w:firstRowFirstColumn="0" w:firstRowLastColumn="0" w:lastRowFirstColumn="0" w:lastRowLastColumn="0"/>
-              <w:rPr>
-                <w:rFonts w:ascii="Courier New" w:eastAsiaTheme="minorEastAsia" w:hAnsi="Courier New"/>
-                <w:b/>
-                <w:bCs/>
-                <w:iCs w:val="0"/>
-                <w:color w:val="514DAA" w:themeColor="accent2" w:themeShade="BF"/>
-                <w:sz w:val="20"/>
-              </w:rPr>
-            </w:pPr>
-            <m:oMathPara>
-              <m:oMath>
-                <m:r>
-                  <m:rPr>
-                    <m:sty m:val="bi"/>
-                  </m:rPr>
-                  <w:rPr>
-                    <w:rFonts w:ascii="Cambria Math" w:hAnsi="Cambria Math"/>
-                    <w:color w:val="514DAA" w:themeColor="accent2" w:themeShade="BF"/>
-                    <w:sz w:val="20"/>
-                  </w:rPr>
-                  <m:t>ω</m:t>
-                </m:r>
-              </m:oMath>
-            </m:oMathPara>
-          </w:p>
-          <w:p>
-            <w:pPr>
-              <w:cnfStyle w:val="100000000000" w:firstRow="1" w:lastRow="0" w:firstColumn="0" w:lastColumn="0" w:oddVBand="0" w:evenVBand="0" w:oddHBand="0" w:evenHBand="0" w:firstRowFirstColumn="0" w:firstRowLastColumn="0" w:lastRowFirstColumn="0" w:lastRowLastColumn="0"/>
-              <w:rPr>
-                <w:rFonts w:ascii="Courier New" w:eastAsiaTheme="minorHAnsi" w:hAnsi="Courier New" w:cstheme="minorBidi"/>
-                <w:i w:val="0"/>
-                <w:iCs w:val="0"/>
-                <w:color w:val="514DAA" w:themeColor="accent2" w:themeShade="BF"/>
-                <w:sz w:val="20"/>
-              </w:rPr>
-            </w:pPr>
-          </w:p>
-        </w:tc>
-      </w:tr>
-      <w:tr>
-        <w:trPr>
-          <w:cnfStyle w:val="000000100000" w:firstRow="0" w:lastRow="0" w:firstColumn="0" w:lastColumn="0" w:oddVBand="0" w:evenVBand="0" w:oddHBand="1" w:evenHBand="0" w:firstRowFirstColumn="0" w:firstRowLastColumn="0" w:lastRowFirstColumn="0" w:lastRowLastColumn="0"/>
-          <w:trHeight w:val="1305"/>
-        </w:trPr>
-        <w:tc>
-          <w:tcPr>
-            <w:cnfStyle w:val="001000000000" w:firstRow="0" w:lastRow="0" w:firstColumn="1" w:lastColumn="0" w:oddVBand="0" w:evenVBand="0" w:oddHBand="0" w:evenHBand="0" w:firstRowFirstColumn="0" w:firstRowLastColumn="0" w:lastRowFirstColumn="0" w:lastRowLastColumn="0"/>
-            <w:tcW w:w="2070" w:type="dxa"/>
-          </w:tcPr>
-          <w:p>
-            <w:pPr>
-              <w:spacing w:line="360" w:lineRule="auto"/>
-              <w:rPr>
-                <w:rFonts w:ascii="Lato" w:hAnsi="Lato"/>
-                <w:b/>
-                <w:bCs/>
                 <w:color w:val="373545" w:themeColor="text2"/>
                 <w:shd w:val="clear" w:color="auto" w:fill="FFFFFF"/>
                 <w14:textOutline w14:w="0" w14:cap="flat" w14:cmpd="sng" w14:algn="ctr">
@@ -5154,12 +5152,415 @@
                   </w14:gradFill>
                 </w14:textFill>
               </w:rPr>
-            </w:pPr>
-            <w:r>
+              <w:t>GreekLetters</w:t>
+            </w:r>
+            <w:proofErr w:type="spellEnd"/>
+          </w:p>
+        </w:tc>
+        <w:tc>
+          <w:tcPr>
+            <w:cnfStyle w:val="000010000000" w:firstRow="0" w:lastRow="0" w:firstColumn="0" w:lastColumn="0" w:oddVBand="1" w:evenVBand="0" w:oddHBand="0" w:evenHBand="0" w:firstRowFirstColumn="0" w:firstRowLastColumn="0" w:lastRowFirstColumn="0" w:lastRowLastColumn="0"/>
+            <w:tcW w:w="2334" w:type="dxa"/>
+            <w:shd w:val="clear" w:color="auto" w:fill="E1E6E6" w:themeFill="accent6" w:themeFillTint="33"/>
+          </w:tcPr>
+          <w:p>
+            <w:pPr>
+              <w:spacing w:line="360" w:lineRule="auto"/>
+              <w:jc w:val="center"/>
+              <w:rPr>
+                <w:rFonts w:asciiTheme="minorHAnsi" w:eastAsiaTheme="minorHAnsi" w:hAnsiTheme="minorHAnsi" w:cstheme="minorBidi"/>
+                <w:b/>
+                <w:color w:val="514DAA" w:themeColor="accent2" w:themeShade="BF"/>
+                <w:sz w:val="20"/>
+              </w:rPr>
+            </w:pPr>
+            <w:r>
+              <w:rPr>
+                <w:rFonts w:asciiTheme="minorHAnsi" w:hAnsiTheme="minorHAnsi"/>
+                <w:b/>
+                <w:i w:val="0"/>
+                <w:iCs w:val="0"/>
+                <w:sz w:val="24"/>
+              </w:rPr>
+              <w:t>example</w:t>
+            </w:r>
+          </w:p>
+          <w:p>
+            <w:pPr>
+              <w:spacing w:line="360" w:lineRule="auto"/>
+              <w:jc w:val="center"/>
+              <w:rPr>
+                <w:rFonts w:asciiTheme="minorHAnsi" w:hAnsiTheme="minorHAnsi"/>
+                <w:b/>
+                <w:color w:val="514DAA" w:themeColor="accent2" w:themeShade="BF"/>
+                <w:sz w:val="20"/>
+              </w:rPr>
+            </w:pPr>
+            <w:r>
+              <w:rPr>
+                <w:rFonts w:asciiTheme="minorHAnsi" w:hAnsiTheme="minorHAnsi"/>
+                <w:b/>
+                <w:color w:val="514DAA" w:themeColor="accent2" w:themeShade="BF"/>
+                <w:sz w:val="20"/>
+              </w:rPr>
+              <w:t>$\alpha$</w:t>
+            </w:r>
+          </w:p>
+          <w:p>
+            <w:pPr>
+              <w:jc w:val="center"/>
+              <w:rPr>
+                <w:rFonts w:asciiTheme="minorHAnsi" w:hAnsiTheme="minorHAnsi"/>
+                <w:b/>
+                <w:color w:val="514DAA" w:themeColor="accent2" w:themeShade="BF"/>
+                <w:sz w:val="20"/>
+              </w:rPr>
+            </w:pPr>
+            <w:r>
+              <w:rPr>
+                <w:rFonts w:asciiTheme="minorHAnsi" w:hAnsiTheme="minorHAnsi"/>
+                <w:b/>
+                <w:color w:val="514DAA" w:themeColor="accent2" w:themeShade="BF"/>
+                <w:sz w:val="20"/>
+              </w:rPr>
+              <w:t>$\beta$</w:t>
+            </w:r>
+          </w:p>
+          <w:p>
+            <w:pPr>
+              <w:jc w:val="center"/>
+              <w:rPr>
+                <w:rFonts w:ascii="Cambria Math" w:hAnsi="Cambria Math"/>
+                <w:color w:val="514DAA" w:themeColor="accent2" w:themeShade="BF"/>
+                <w:sz w:val="20"/>
+                <w:oMath/>
+              </w:rPr>
+            </w:pPr>
+            <m:oMathPara>
+              <m:oMathParaPr>
+                <m:jc m:val="center"/>
+              </m:oMathParaPr>
+              <m:oMath>
+                <m:r>
+                  <m:rPr>
+                    <m:sty m:val="bi"/>
+                  </m:rPr>
+                  <w:rPr>
+                    <w:rFonts w:ascii="Cambria Math" w:hAnsi="Cambria Math"/>
+                    <w:color w:val="514DAA" w:themeColor="accent2" w:themeShade="BF"/>
+                    <w:sz w:val="20"/>
+                  </w:rPr>
+                  <m:t>.</m:t>
+                </m:r>
+              </m:oMath>
+            </m:oMathPara>
+          </w:p>
+          <w:p>
+            <w:pPr>
+              <w:jc w:val="center"/>
+              <w:rPr>
+                <w:rFonts w:ascii="Cambria Math" w:eastAsiaTheme="minorHAnsi" w:hAnsi="Cambria Math" w:cstheme="minorBidi"/>
+                <w:color w:val="514DAA" w:themeColor="accent2" w:themeShade="BF"/>
+                <w:sz w:val="20"/>
+                <w:oMath/>
+              </w:rPr>
+            </w:pPr>
+            <m:oMathPara>
+              <m:oMathParaPr>
+                <m:jc m:val="center"/>
+              </m:oMathParaPr>
+              <m:oMath>
+                <m:r>
+                  <m:rPr>
+                    <m:sty m:val="bi"/>
+                  </m:rPr>
+                  <w:rPr>
+                    <w:rFonts w:ascii="Cambria Math" w:hAnsi="Cambria Math"/>
+                    <w:color w:val="514DAA" w:themeColor="accent2" w:themeShade="BF"/>
+                    <w:sz w:val="20"/>
+                  </w:rPr>
+                  <m:t>.</m:t>
+                </m:r>
+              </m:oMath>
+            </m:oMathPara>
+          </w:p>
+          <w:p>
+            <w:pPr>
+              <w:jc w:val="center"/>
+              <w:rPr>
+                <w:rFonts w:ascii="Cambria Math" w:eastAsiaTheme="minorHAnsi" w:hAnsi="Cambria Math" w:cstheme="minorBidi"/>
+                <w:color w:val="514DAA" w:themeColor="accent2" w:themeShade="BF"/>
+                <w:sz w:val="20"/>
+                <w:oMath/>
+              </w:rPr>
+            </w:pPr>
+            <m:oMathPara>
+              <m:oMathParaPr>
+                <m:jc m:val="center"/>
+              </m:oMathParaPr>
+              <m:oMath>
+                <m:r>
+                  <m:rPr>
+                    <m:sty m:val="bi"/>
+                  </m:rPr>
+                  <w:rPr>
+                    <w:rFonts w:ascii="Cambria Math" w:hAnsi="Cambria Math"/>
+                    <w:color w:val="514DAA" w:themeColor="accent2" w:themeShade="BF"/>
+                    <w:sz w:val="20"/>
+                  </w:rPr>
+                  <m:t>.</m:t>
+                </m:r>
+              </m:oMath>
+            </m:oMathPara>
+          </w:p>
+          <w:p>
+            <w:pPr>
+              <w:spacing w:line="360" w:lineRule="auto"/>
+              <w:jc w:val="center"/>
+              <w:rPr>
+                <w:rFonts w:asciiTheme="minorHAnsi" w:eastAsiaTheme="minorHAnsi" w:hAnsiTheme="minorHAnsi" w:cstheme="minorBidi"/>
+                <w:b/>
+                <w:color w:val="514DAA" w:themeColor="accent2" w:themeShade="BF"/>
+                <w:sz w:val="20"/>
+              </w:rPr>
+            </w:pPr>
+            <w:r>
+              <w:rPr>
+                <w:rFonts w:asciiTheme="minorHAnsi" w:eastAsiaTheme="minorHAnsi" w:hAnsiTheme="minorHAnsi" w:cstheme="minorBidi"/>
+                <w:b/>
+                <w:color w:val="514DAA" w:themeColor="accent2" w:themeShade="BF"/>
+                <w:sz w:val="20"/>
+              </w:rPr>
+              <w:t>$\omega$</w:t>
+            </w:r>
+          </w:p>
+        </w:tc>
+        <w:tc>
+          <w:tcPr>
+            <w:tcW w:w="4947" w:type="dxa"/>
+            <w:shd w:val="clear" w:color="auto" w:fill="E1E6E6" w:themeFill="accent6" w:themeFillTint="33"/>
+          </w:tcPr>
+          <w:p>
+            <w:pPr>
+              <w:spacing w:line="360" w:lineRule="auto"/>
+              <w:jc w:val="center"/>
+              <w:cnfStyle w:val="100000000000" w:firstRow="1" w:lastRow="0" w:firstColumn="0" w:lastColumn="0" w:oddVBand="0" w:evenVBand="0" w:oddHBand="0" w:evenHBand="0" w:firstRowFirstColumn="0" w:firstRowLastColumn="0" w:lastRowFirstColumn="0" w:lastRowLastColumn="0"/>
+              <w:rPr>
+                <w:rFonts w:asciiTheme="minorHAnsi" w:hAnsiTheme="minorHAnsi"/>
+                <w:b/>
+                <w:i w:val="0"/>
+                <w:iCs w:val="0"/>
+              </w:rPr>
+            </w:pPr>
+            <w:r>
+              <w:rPr>
+                <w:rFonts w:asciiTheme="minorHAnsi" w:hAnsiTheme="minorHAnsi"/>
+                <w:b/>
+                <w:i w:val="0"/>
+                <w:iCs w:val="0"/>
+                <w:sz w:val="24"/>
+              </w:rPr>
+              <w:t>renders as</w:t>
+            </w:r>
+          </w:p>
+          <w:p>
+            <w:pPr>
+              <w:spacing w:line="360" w:lineRule="auto"/>
+              <w:cnfStyle w:val="100000000000" w:firstRow="1" w:lastRow="0" w:firstColumn="0" w:lastColumn="0" w:oddVBand="0" w:evenVBand="0" w:oddHBand="0" w:evenHBand="0" w:firstRowFirstColumn="0" w:firstRowLastColumn="0" w:lastRowFirstColumn="0" w:lastRowLastColumn="0"/>
+              <w:rPr>
+                <w:rFonts w:asciiTheme="minorHAnsi" w:hAnsiTheme="minorHAnsi"/>
+                <w:b/>
+                <w:color w:val="514DAA" w:themeColor="accent2" w:themeShade="BF"/>
+                <w:sz w:val="20"/>
+              </w:rPr>
+            </w:pPr>
+            <m:oMathPara>
+              <m:oMath>
+                <m:r>
+                  <m:rPr>
+                    <m:sty m:val="bi"/>
+                  </m:rPr>
+                  <w:rPr>
+                    <w:rFonts w:ascii="Cambria Math" w:hAnsi="Cambria Math"/>
+                    <w:color w:val="514DAA" w:themeColor="accent2" w:themeShade="BF"/>
+                    <w:sz w:val="20"/>
+                  </w:rPr>
+                  <m:t>α</m:t>
+                </m:r>
+              </m:oMath>
+            </m:oMathPara>
+          </w:p>
+          <w:p>
+            <w:pPr>
+              <w:cnfStyle w:val="100000000000" w:firstRow="1" w:lastRow="0" w:firstColumn="0" w:lastColumn="0" w:oddVBand="0" w:evenVBand="0" w:oddHBand="0" w:evenHBand="0" w:firstRowFirstColumn="0" w:firstRowLastColumn="0" w:lastRowFirstColumn="0" w:lastRowLastColumn="0"/>
+              <w:rPr>
+                <w:rFonts w:asciiTheme="minorHAnsi" w:hAnsiTheme="minorHAnsi"/>
+                <w:b/>
+                <w:color w:val="514DAA" w:themeColor="accent2" w:themeShade="BF"/>
+                <w:sz w:val="20"/>
+              </w:rPr>
+            </w:pPr>
+            <m:oMathPara>
+              <m:oMath>
+                <m:r>
+                  <m:rPr>
+                    <m:sty m:val="bi"/>
+                  </m:rPr>
+                  <w:rPr>
+                    <w:rFonts w:ascii="Cambria Math" w:hAnsi="Cambria Math"/>
+                    <w:color w:val="514DAA" w:themeColor="accent2" w:themeShade="BF"/>
+                    <w:sz w:val="20"/>
+                  </w:rPr>
+                  <m:t>β</m:t>
+                </m:r>
+              </m:oMath>
+            </m:oMathPara>
+          </w:p>
+          <w:p>
+            <w:pPr>
+              <w:cnfStyle w:val="100000000000" w:firstRow="1" w:lastRow="0" w:firstColumn="0" w:lastColumn="0" w:oddVBand="0" w:evenVBand="0" w:oddHBand="0" w:evenHBand="0" w:firstRowFirstColumn="0" w:firstRowLastColumn="0" w:lastRowFirstColumn="0" w:lastRowLastColumn="0"/>
+              <w:rPr>
+                <w:rFonts w:ascii="Cambria Math" w:eastAsiaTheme="minorEastAsia" w:hAnsi="Cambria Math" w:cstheme="minorBidi"/>
+                <w:color w:val="514DAA" w:themeColor="accent2" w:themeShade="BF"/>
+                <w:sz w:val="20"/>
+                <w:oMath/>
+              </w:rPr>
+            </w:pPr>
+            <m:oMathPara>
+              <m:oMathParaPr>
+                <m:jc m:val="center"/>
+              </m:oMathParaPr>
+              <m:oMath>
+                <m:r>
+                  <m:rPr>
+                    <m:sty m:val="bi"/>
+                  </m:rPr>
+                  <w:rPr>
+                    <w:rFonts w:ascii="Cambria Math" w:eastAsiaTheme="minorEastAsia" w:hAnsi="Cambria Math"/>
+                    <w:color w:val="514DAA" w:themeColor="accent2" w:themeShade="BF"/>
+                    <w:sz w:val="20"/>
+                  </w:rPr>
+                  <m:t>.</m:t>
+                </m:r>
+              </m:oMath>
+            </m:oMathPara>
+          </w:p>
+          <w:p>
+            <w:pPr>
+              <w:cnfStyle w:val="100000000000" w:firstRow="1" w:lastRow="0" w:firstColumn="0" w:lastColumn="0" w:oddVBand="0" w:evenVBand="0" w:oddHBand="0" w:evenHBand="0" w:firstRowFirstColumn="0" w:firstRowLastColumn="0" w:lastRowFirstColumn="0" w:lastRowLastColumn="0"/>
+              <w:rPr>
+                <w:rFonts w:ascii="Cambria Math" w:eastAsiaTheme="minorEastAsia" w:hAnsi="Cambria Math" w:cstheme="minorBidi"/>
+                <w:color w:val="514DAA" w:themeColor="accent2" w:themeShade="BF"/>
+                <w:sz w:val="20"/>
+                <w:oMath/>
+              </w:rPr>
+            </w:pPr>
+            <m:oMathPara>
+              <m:oMathParaPr>
+                <m:jc m:val="center"/>
+              </m:oMathParaPr>
+              <m:oMath>
+                <m:r>
+                  <m:rPr>
+                    <m:sty m:val="bi"/>
+                  </m:rPr>
+                  <w:rPr>
+                    <w:rFonts w:ascii="Cambria Math" w:eastAsiaTheme="minorEastAsia" w:hAnsi="Cambria Math"/>
+                    <w:color w:val="514DAA" w:themeColor="accent2" w:themeShade="BF"/>
+                    <w:sz w:val="20"/>
+                  </w:rPr>
+                  <m:t>.</m:t>
+                </m:r>
+              </m:oMath>
+            </m:oMathPara>
+          </w:p>
+          <w:p>
+            <w:pPr>
+              <w:cnfStyle w:val="100000000000" w:firstRow="1" w:lastRow="0" w:firstColumn="0" w:lastColumn="0" w:oddVBand="0" w:evenVBand="0" w:oddHBand="0" w:evenHBand="0" w:firstRowFirstColumn="0" w:firstRowLastColumn="0" w:lastRowFirstColumn="0" w:lastRowLastColumn="0"/>
+              <w:rPr>
+                <w:rFonts w:ascii="Cambria Math" w:eastAsiaTheme="minorEastAsia" w:hAnsi="Cambria Math" w:cstheme="minorBidi"/>
+                <w:color w:val="514DAA" w:themeColor="accent2" w:themeShade="BF"/>
+                <w:sz w:val="20"/>
+                <w:oMath/>
+              </w:rPr>
+            </w:pPr>
+            <m:oMathPara>
+              <m:oMathParaPr>
+                <m:jc m:val="center"/>
+              </m:oMathParaPr>
+              <m:oMath>
+                <m:r>
+                  <m:rPr>
+                    <m:sty m:val="bi"/>
+                  </m:rPr>
+                  <w:rPr>
+                    <w:rFonts w:ascii="Cambria Math" w:eastAsiaTheme="minorEastAsia" w:hAnsi="Cambria Math"/>
+                    <w:color w:val="514DAA" w:themeColor="accent2" w:themeShade="BF"/>
+                    <w:sz w:val="20"/>
+                  </w:rPr>
+                  <m:t>.</m:t>
+                </m:r>
+              </m:oMath>
+            </m:oMathPara>
+          </w:p>
+          <w:p>
+            <w:pPr>
+              <w:cnfStyle w:val="100000000000" w:firstRow="1" w:lastRow="0" w:firstColumn="0" w:lastColumn="0" w:oddVBand="0" w:evenVBand="0" w:oddHBand="0" w:evenHBand="0" w:firstRowFirstColumn="0" w:firstRowLastColumn="0" w:lastRowFirstColumn="0" w:lastRowLastColumn="0"/>
+              <w:rPr>
+                <w:rFonts w:asciiTheme="minorHAnsi" w:eastAsiaTheme="minorEastAsia" w:hAnsiTheme="minorHAnsi"/>
+                <w:b/>
+                <w:iCs w:val="0"/>
+                <w:color w:val="514DAA" w:themeColor="accent2" w:themeShade="BF"/>
+                <w:sz w:val="20"/>
+              </w:rPr>
+            </w:pPr>
+            <m:oMathPara>
+              <m:oMath>
+                <m:r>
+                  <m:rPr>
+                    <m:sty m:val="bi"/>
+                  </m:rPr>
+                  <w:rPr>
+                    <w:rFonts w:ascii="Cambria Math" w:hAnsi="Cambria Math"/>
+                    <w:color w:val="514DAA" w:themeColor="accent2" w:themeShade="BF"/>
+                    <w:sz w:val="20"/>
+                  </w:rPr>
+                  <m:t>ω</m:t>
+                </m:r>
+              </m:oMath>
+            </m:oMathPara>
+          </w:p>
+          <w:p>
+            <w:pPr>
+              <w:cnfStyle w:val="100000000000" w:firstRow="1" w:lastRow="0" w:firstColumn="0" w:lastColumn="0" w:oddVBand="0" w:evenVBand="0" w:oddHBand="0" w:evenHBand="0" w:firstRowFirstColumn="0" w:firstRowLastColumn="0" w:lastRowFirstColumn="0" w:lastRowLastColumn="0"/>
+              <w:rPr>
+                <w:rFonts w:asciiTheme="minorHAnsi" w:eastAsiaTheme="minorHAnsi" w:hAnsiTheme="minorHAnsi" w:cstheme="minorBidi"/>
+                <w:b/>
+                <w:i w:val="0"/>
+                <w:iCs w:val="0"/>
+                <w:color w:val="514DAA" w:themeColor="accent2" w:themeShade="BF"/>
+                <w:sz w:val="20"/>
+              </w:rPr>
+            </w:pPr>
+          </w:p>
+        </w:tc>
+      </w:tr>
+      <w:tr>
+        <w:trPr>
+          <w:cnfStyle w:val="000000100000" w:firstRow="0" w:lastRow="0" w:firstColumn="0" w:lastColumn="0" w:oddVBand="0" w:evenVBand="0" w:oddHBand="1" w:evenHBand="0" w:firstRowFirstColumn="0" w:firstRowLastColumn="0" w:lastRowFirstColumn="0" w:lastRowLastColumn="0"/>
+          <w:trHeight w:val="1305"/>
+        </w:trPr>
+        <w:tc>
+          <w:tcPr>
+            <w:cnfStyle w:val="001000000000" w:firstRow="0" w:lastRow="0" w:firstColumn="1" w:lastColumn="0" w:oddVBand="0" w:evenVBand="0" w:oddHBand="0" w:evenHBand="0" w:firstRowFirstColumn="0" w:firstRowLastColumn="0" w:lastRowFirstColumn="0" w:lastRowLastColumn="0"/>
+            <w:tcW w:w="2069" w:type="dxa"/>
+          </w:tcPr>
+          <w:p>
+            <w:pPr>
+              <w:spacing w:line="360" w:lineRule="auto"/>
               <w:rPr>
                 <w:rFonts w:ascii="Lato" w:hAnsi="Lato"/>
                 <w:b/>
-                <w:bCs/>
                 <w:color w:val="373545" w:themeColor="text2"/>
                 <w:shd w:val="clear" w:color="auto" w:fill="FFFFFF"/>
                 <w14:textOutline w14:w="0" w14:cap="flat" w14:cmpd="sng" w14:algn="ctr">
@@ -5181,6 +5582,32 @@
                   </w14:gradFill>
                 </w14:textFill>
               </w:rPr>
+            </w:pPr>
+            <w:r>
+              <w:rPr>
+                <w:rFonts w:ascii="Lato" w:hAnsi="Lato"/>
+                <w:b/>
+                <w:color w:val="373545" w:themeColor="text2"/>
+                <w:shd w:val="clear" w:color="auto" w:fill="FFFFFF"/>
+                <w14:textOutline w14:w="0" w14:cap="flat" w14:cmpd="sng" w14:algn="ctr">
+                  <w14:noFill/>
+                  <w14:prstDash w14:val="solid"/>
+                  <w14:round/>
+                </w14:textOutline>
+                <w14:textFill>
+                  <w14:gradFill>
+                    <w14:gsLst>
+                      <w14:gs w14:pos="21000">
+                        <w14:srgbClr w14:val="53575C"/>
+                      </w14:gs>
+                      <w14:gs w14:pos="88000">
+                        <w14:srgbClr w14:val="C5C7CA"/>
+                      </w14:gs>
+                    </w14:gsLst>
+                    <w14:lin w14:ang="5400000" w14:scaled="0"/>
+                  </w14:gradFill>
+                </w14:textFill>
+              </w:rPr>
               <w:t xml:space="preserve">10. Best Practices </w:t>
             </w:r>
           </w:p>
@@ -5188,7 +5615,7 @@
         <w:tc>
           <w:tcPr>
             <w:cnfStyle w:val="000010000000" w:firstRow="0" w:lastRow="0" w:firstColumn="0" w:lastColumn="0" w:oddVBand="1" w:evenVBand="0" w:oddHBand="0" w:evenHBand="0" w:firstRowFirstColumn="0" w:firstRowLastColumn="0" w:lastRowFirstColumn="0" w:lastRowLastColumn="0"/>
-            <w:tcW w:w="7285" w:type="dxa"/>
+            <w:tcW w:w="7281" w:type="dxa"/>
             <w:gridSpan w:val="2"/>
           </w:tcPr>
           <w:p>
@@ -5196,7 +5623,8 @@
               <w:pStyle w:val="ListParagraph"/>
               <w:rPr>
                 <w:rStyle w:val="Hyperlink"/>
-                <w:rFonts w:ascii="Courier New" w:hAnsi="Courier New" w:cs="Courier New"/>
+                <w:rFonts w:cs="Courier New"/>
+                <w:b/>
                 <w:sz w:val="22"/>
                 <w:szCs w:val="22"/>
                 <w:u w:val="none"/>
@@ -5213,7 +5641,8 @@
               <w:spacing w:line="360" w:lineRule="auto"/>
               <w:rPr>
                 <w:rStyle w:val="Hyperlink"/>
-                <w:rFonts w:ascii="Courier New" w:hAnsi="Courier New" w:cs="Courier New"/>
+                <w:rFonts w:cs="Courier New"/>
+                <w:b/>
                 <w:sz w:val="22"/>
                 <w:szCs w:val="22"/>
                 <w:u w:val="none"/>
@@ -5222,66 +5651,13 @@
             <w:r>
               <w:rPr>
                 <w:rStyle w:val="Hyperlink"/>
-                <w:rFonts w:ascii="Courier New" w:hAnsi="Courier New" w:cs="Courier New"/>
+                <w:rFonts w:cs="Courier New"/>
+                <w:b/>
                 <w:sz w:val="22"/>
                 <w:szCs w:val="22"/>
                 <w:u w:val="none"/>
               </w:rPr>
-              <w:t>u</w:t>
-            </w:r>
-            <w:r>
-              <w:rPr>
-                <w:rStyle w:val="Hyperlink"/>
-                <w:rFonts w:ascii="Courier New" w:hAnsi="Courier New" w:cs="Courier New"/>
-                <w:sz w:val="22"/>
-                <w:szCs w:val="22"/>
-                <w:u w:val="none"/>
-              </w:rPr>
-              <w:t xml:space="preserve">se </w:t>
-            </w:r>
-            <w:r>
-              <w:rPr>
-                <w:rStyle w:val="Hyperlink"/>
-                <w:rFonts w:ascii="Courier New" w:hAnsi="Courier New" w:cs="Courier New"/>
-                <w:b/>
-                <w:bCs/>
-                <w:sz w:val="22"/>
-                <w:szCs w:val="22"/>
-                <w:u w:val="none"/>
-              </w:rPr>
-              <w:t>consistent</w:t>
-            </w:r>
-            <w:r>
-              <w:rPr>
-                <w:rStyle w:val="Hyperlink"/>
-                <w:rFonts w:ascii="Courier New" w:hAnsi="Courier New" w:cs="Courier New"/>
-                <w:sz w:val="22"/>
-                <w:szCs w:val="22"/>
-                <w:u w:val="none"/>
-              </w:rPr>
-              <w:t xml:space="preserve"> </w:t>
-            </w:r>
-            <w:r>
-              <w:rPr>
-                <w:rStyle w:val="Hyperlink"/>
-                <w:rFonts w:ascii="Courier New" w:hAnsi="Courier New" w:cs="Courier New"/>
-                <w:b/>
-                <w:bCs/>
-                <w:sz w:val="22"/>
-                <w:szCs w:val="22"/>
-                <w:u w:val="none"/>
-              </w:rPr>
-              <w:t>heading</w:t>
-            </w:r>
-            <w:r>
-              <w:rPr>
-                <w:rStyle w:val="Hyperlink"/>
-                <w:rFonts w:ascii="Courier New" w:hAnsi="Courier New" w:cs="Courier New"/>
-                <w:sz w:val="22"/>
-                <w:szCs w:val="22"/>
-                <w:u w:val="none"/>
-              </w:rPr>
-              <w:t xml:space="preserve"> hierarchy</w:t>
+              <w:t>use consistent heading hierarchy</w:t>
             </w:r>
           </w:p>
           <w:p>
@@ -5294,7 +5670,8 @@
               <w:spacing w:line="360" w:lineRule="auto"/>
               <w:rPr>
                 <w:rStyle w:val="Hyperlink"/>
-                <w:rFonts w:ascii="Courier New" w:hAnsi="Courier New" w:cs="Courier New"/>
+                <w:rFonts w:cs="Courier New"/>
+                <w:b/>
                 <w:color w:val="514DAA" w:themeColor="accent2" w:themeShade="BF"/>
                 <w:sz w:val="22"/>
                 <w:szCs w:val="22"/>
@@ -5304,72 +5681,14 @@
             <w:r>
               <w:rPr>
                 <w:rStyle w:val="Hyperlink"/>
-                <w:rFonts w:ascii="Courier New" w:hAnsi="Courier New" w:cs="Courier New"/>
+                <w:rFonts w:cs="Courier New"/>
+                <w:b/>
                 <w:color w:val="514DAA" w:themeColor="accent2" w:themeShade="BF"/>
                 <w:sz w:val="22"/>
                 <w:szCs w:val="22"/>
                 <w:u w:val="none"/>
               </w:rPr>
-              <w:t>k</w:t>
-            </w:r>
-            <w:r>
-              <w:rPr>
-                <w:rStyle w:val="Hyperlink"/>
-                <w:rFonts w:ascii="Courier New" w:hAnsi="Courier New" w:cs="Courier New"/>
-                <w:color w:val="514DAA" w:themeColor="accent2" w:themeShade="BF"/>
-                <w:sz w:val="22"/>
-                <w:szCs w:val="22"/>
-                <w:u w:val="none"/>
-              </w:rPr>
-              <w:t xml:space="preserve">eep </w:t>
-            </w:r>
-            <w:r>
-              <w:rPr>
-                <w:rStyle w:val="Hyperlink"/>
-                <w:rFonts w:ascii="Courier New" w:hAnsi="Courier New" w:cs="Courier New"/>
-                <w:b/>
-                <w:bCs/>
-                <w:color w:val="514DAA" w:themeColor="accent2" w:themeShade="BF"/>
-                <w:sz w:val="22"/>
-                <w:szCs w:val="22"/>
-                <w:u w:val="none"/>
-              </w:rPr>
-              <w:t>paragraphs</w:t>
-            </w:r>
-            <w:r>
-              <w:rPr>
-                <w:rStyle w:val="Hyperlink"/>
-                <w:rFonts w:ascii="Courier New" w:hAnsi="Courier New" w:cs="Courier New"/>
-                <w:color w:val="514DAA" w:themeColor="accent2" w:themeShade="BF"/>
-                <w:sz w:val="22"/>
-                <w:szCs w:val="22"/>
-                <w:u w:val="none"/>
-              </w:rPr>
-              <w:t xml:space="preserve"> </w:t>
-            </w:r>
-            <w:r>
-              <w:rPr>
-                <w:rStyle w:val="Hyperlink"/>
-                <w:rFonts w:ascii="Courier New" w:hAnsi="Courier New" w:cs="Courier New"/>
-                <w:b/>
-                <w:bCs/>
-                <w:color w:val="514DAA" w:themeColor="accent2" w:themeShade="BF"/>
-                <w:sz w:val="22"/>
-                <w:szCs w:val="22"/>
-                <w:u w:val="none"/>
-              </w:rPr>
-              <w:t>short</w:t>
-            </w:r>
-            <w:r>
-              <w:rPr>
-                <w:rStyle w:val="Hyperlink"/>
-                <w:rFonts w:ascii="Courier New" w:hAnsi="Courier New" w:cs="Courier New"/>
-                <w:color w:val="514DAA" w:themeColor="accent2" w:themeShade="BF"/>
-                <w:sz w:val="22"/>
-                <w:szCs w:val="22"/>
-                <w:u w:val="none"/>
-              </w:rPr>
-              <w:t xml:space="preserve"> (3–5 lines)</w:t>
+              <w:t>keep paragraphs short (3–5 lines)</w:t>
             </w:r>
           </w:p>
           <w:p>
@@ -5382,7 +5701,8 @@
               <w:spacing w:line="360" w:lineRule="auto"/>
               <w:rPr>
                 <w:rStyle w:val="Hyperlink"/>
-                <w:rFonts w:ascii="Courier New" w:hAnsi="Courier New" w:cs="Courier New"/>
+                <w:rFonts w:cs="Courier New"/>
+                <w:b/>
                 <w:sz w:val="22"/>
                 <w:szCs w:val="22"/>
                 <w:u w:val="none"/>
@@ -5391,46 +5711,13 @@
             <w:r>
               <w:rPr>
                 <w:rStyle w:val="Hyperlink"/>
-                <w:rFonts w:ascii="Courier New" w:hAnsi="Courier New" w:cs="Courier New"/>
-                <w:b/>
-                <w:bCs/>
+                <w:rFonts w:cs="Courier New"/>
+                <w:b/>
                 <w:sz w:val="22"/>
                 <w:szCs w:val="22"/>
                 <w:u w:val="none"/>
               </w:rPr>
-              <w:t>limit</w:t>
-            </w:r>
-            <w:r>
-              <w:rPr>
-                <w:rStyle w:val="Hyperlink"/>
-                <w:rFonts w:ascii="Courier New" w:hAnsi="Courier New" w:cs="Courier New"/>
-                <w:sz w:val="22"/>
-                <w:szCs w:val="22"/>
-                <w:u w:val="none"/>
-              </w:rPr>
-              <w:t xml:space="preserve"> list </w:t>
-            </w:r>
-            <w:r>
-              <w:rPr>
-                <w:rStyle w:val="Hyperlink"/>
-                <w:rFonts w:ascii="Courier New" w:hAnsi="Courier New" w:cs="Courier New"/>
-                <w:b/>
-                <w:bCs/>
-                <w:sz w:val="22"/>
-                <w:szCs w:val="22"/>
-                <w:u w:val="none"/>
-              </w:rPr>
-              <w:t>nesting</w:t>
-            </w:r>
-            <w:r>
-              <w:rPr>
-                <w:rStyle w:val="Hyperlink"/>
-                <w:rFonts w:ascii="Courier New" w:hAnsi="Courier New" w:cs="Courier New"/>
-                <w:sz w:val="22"/>
-                <w:szCs w:val="22"/>
-                <w:u w:val="none"/>
-              </w:rPr>
-              <w:t xml:space="preserve"> depth</w:t>
+              <w:t>limit list nesting depth</w:t>
             </w:r>
           </w:p>
           <w:p>
@@ -5443,7 +5730,8 @@
               <w:spacing w:line="360" w:lineRule="auto"/>
               <w:rPr>
                 <w:rStyle w:val="Hyperlink"/>
-                <w:rFonts w:ascii="Courier New" w:hAnsi="Courier New" w:cs="Courier New"/>
+                <w:rFonts w:cs="Courier New"/>
+                <w:b/>
                 <w:color w:val="514DAA" w:themeColor="accent2" w:themeShade="BF"/>
                 <w:sz w:val="22"/>
                 <w:szCs w:val="22"/>
@@ -5453,63 +5741,14 @@
             <w:r>
               <w:rPr>
                 <w:rStyle w:val="Hyperlink"/>
-                <w:rFonts w:ascii="Courier New" w:hAnsi="Courier New" w:cs="Courier New"/>
-                <w:b/>
-                <w:bCs/>
+                <w:rFonts w:cs="Courier New"/>
+                <w:b/>
                 <w:color w:val="514DAA" w:themeColor="accent2" w:themeShade="BF"/>
                 <w:sz w:val="22"/>
                 <w:szCs w:val="22"/>
                 <w:u w:val="none"/>
               </w:rPr>
-              <w:t>avoid</w:t>
-            </w:r>
-            <w:r>
-              <w:rPr>
-                <w:rStyle w:val="Hyperlink"/>
-                <w:rFonts w:ascii="Courier New" w:hAnsi="Courier New" w:cs="Courier New"/>
-                <w:color w:val="514DAA" w:themeColor="accent2" w:themeShade="BF"/>
-                <w:sz w:val="22"/>
-                <w:szCs w:val="22"/>
-                <w:u w:val="none"/>
-              </w:rPr>
-              <w:t xml:space="preserve"> </w:t>
-            </w:r>
-            <w:r>
-              <w:rPr>
-                <w:rStyle w:val="Hyperlink"/>
-                <w:rFonts w:ascii="Courier New" w:hAnsi="Courier New" w:cs="Courier New"/>
-                <w:b/>
-                <w:bCs/>
-                <w:color w:val="514DAA" w:themeColor="accent2" w:themeShade="BF"/>
-                <w:sz w:val="22"/>
-                <w:szCs w:val="22"/>
-                <w:u w:val="none"/>
-              </w:rPr>
-              <w:t>HTML</w:t>
-            </w:r>
-            <w:r>
-              <w:rPr>
-                <w:rStyle w:val="Hyperlink"/>
-                <w:rFonts w:ascii="Courier New" w:hAnsi="Courier New" w:cs="Courier New"/>
-                <w:color w:val="514DAA" w:themeColor="accent2" w:themeShade="BF"/>
-                <w:sz w:val="22"/>
-                <w:szCs w:val="22"/>
-                <w:u w:val="none"/>
-              </w:rPr>
-              <w:t xml:space="preserve"> styling inside md""" </w:t>
-            </w:r>
-            <w:r>
-              <w:rPr>
-                <w:rStyle w:val="Hyperlink"/>
-                <w:rFonts w:ascii="Courier New" w:hAnsi="Courier New" w:cs="Courier New"/>
-                <w:b/>
-                <w:bCs/>
-                <w:color w:val="514DAA" w:themeColor="accent2" w:themeShade="BF"/>
-                <w:sz w:val="22"/>
-                <w:szCs w:val="22"/>
-                <w:u w:val="none"/>
-              </w:rPr>
-              <w:t>blocks</w:t>
+              <w:t>avoid HTML styling inside md""" blocks</w:t>
             </w:r>
           </w:p>
           <w:p>
@@ -5522,7 +5761,8 @@
               <w:spacing w:line="360" w:lineRule="auto"/>
               <w:rPr>
                 <w:rStyle w:val="Hyperlink"/>
-                <w:rFonts w:ascii="Courier New" w:hAnsi="Courier New" w:cs="Courier New"/>
+                <w:rFonts w:cs="Courier New"/>
+                <w:b/>
                 <w:sz w:val="22"/>
                 <w:szCs w:val="22"/>
                 <w:u w:val="none"/>
@@ -5531,88 +5771,13 @@
             <w:r>
               <w:rPr>
                 <w:rStyle w:val="Hyperlink"/>
-                <w:rFonts w:ascii="Courier New" w:hAnsi="Courier New" w:cs="Courier New"/>
+                <w:rFonts w:cs="Courier New"/>
+                <w:b/>
                 <w:sz w:val="22"/>
                 <w:szCs w:val="22"/>
                 <w:u w:val="none"/>
               </w:rPr>
-              <w:t>u</w:t>
-            </w:r>
-            <w:r>
-              <w:rPr>
-                <w:rStyle w:val="Hyperlink"/>
-                <w:rFonts w:ascii="Courier New" w:hAnsi="Courier New" w:cs="Courier New"/>
-                <w:sz w:val="22"/>
-                <w:szCs w:val="22"/>
-                <w:u w:val="none"/>
-              </w:rPr>
-              <w:t xml:space="preserve">se </w:t>
-            </w:r>
-            <w:r>
-              <w:rPr>
-                <w:rStyle w:val="Hyperlink"/>
-                <w:rFonts w:ascii="Courier New" w:hAnsi="Courier New" w:cs="Courier New"/>
-                <w:b/>
-                <w:bCs/>
-                <w:sz w:val="22"/>
-                <w:szCs w:val="22"/>
-                <w:u w:val="none"/>
-              </w:rPr>
-              <w:t>fenced</w:t>
-            </w:r>
-            <w:r>
-              <w:rPr>
-                <w:rStyle w:val="Hyperlink"/>
-                <w:rFonts w:ascii="Courier New" w:hAnsi="Courier New" w:cs="Courier New"/>
-                <w:sz w:val="22"/>
-                <w:szCs w:val="22"/>
-                <w:u w:val="none"/>
-              </w:rPr>
-              <w:t xml:space="preserve"> </w:t>
-            </w:r>
-            <w:r>
-              <w:rPr>
-                <w:rStyle w:val="Hyperlink"/>
-                <w:rFonts w:ascii="Courier New" w:hAnsi="Courier New" w:cs="Courier New"/>
-                <w:b/>
-                <w:bCs/>
-                <w:sz w:val="22"/>
-                <w:szCs w:val="22"/>
-                <w:u w:val="none"/>
-              </w:rPr>
-              <w:t>code</w:t>
-            </w:r>
-            <w:r>
-              <w:rPr>
-                <w:rStyle w:val="Hyperlink"/>
-                <w:rFonts w:ascii="Courier New" w:hAnsi="Courier New" w:cs="Courier New"/>
-                <w:sz w:val="22"/>
-                <w:szCs w:val="22"/>
-                <w:u w:val="none"/>
-              </w:rPr>
-              <w:t xml:space="preserve"> </w:t>
-            </w:r>
-            <w:r>
-              <w:rPr>
-                <w:rStyle w:val="Hyperlink"/>
-                <w:rFonts w:ascii="Courier New" w:hAnsi="Courier New" w:cs="Courier New"/>
-                <w:b/>
-                <w:bCs/>
-                <w:sz w:val="22"/>
-                <w:szCs w:val="22"/>
-                <w:u w:val="none"/>
-              </w:rPr>
-              <w:t>blocks</w:t>
-            </w:r>
-            <w:r>
-              <w:rPr>
-                <w:rStyle w:val="Hyperlink"/>
-                <w:rFonts w:ascii="Courier New" w:hAnsi="Courier New" w:cs="Courier New"/>
-                <w:sz w:val="22"/>
-                <w:szCs w:val="22"/>
-                <w:u w:val="none"/>
-              </w:rPr>
-              <w:t xml:space="preserve"> for all code</w:t>
+              <w:t>use fenced code blocks for all code</w:t>
             </w:r>
           </w:p>
           <w:p>
@@ -5625,7 +5790,8 @@
               <w:spacing w:line="360" w:lineRule="auto"/>
               <w:rPr>
                 <w:rStyle w:val="Hyperlink"/>
-                <w:rFonts w:ascii="Courier New" w:hAnsi="Courier New" w:cs="Courier New"/>
+                <w:rFonts w:cs="Courier New"/>
+                <w:b/>
                 <w:sz w:val="22"/>
                 <w:szCs w:val="22"/>
                 <w:u w:val="none"/>
@@ -5634,102 +5800,21 @@
             <w:r>
               <w:rPr>
                 <w:rStyle w:val="Hyperlink"/>
-                <w:rFonts w:ascii="Courier New" w:hAnsi="Courier New" w:cs="Courier New"/>
+                <w:rFonts w:cs="Courier New"/>
+                <w:b/>
                 <w:color w:val="514DAA" w:themeColor="accent2" w:themeShade="BF"/>
                 <w:sz w:val="22"/>
                 <w:szCs w:val="22"/>
                 <w:u w:val="none"/>
               </w:rPr>
-              <w:t>k</w:t>
-            </w:r>
-            <w:r>
-              <w:rPr>
-                <w:rStyle w:val="Hyperlink"/>
-                <w:rFonts w:ascii="Courier New" w:hAnsi="Courier New" w:cs="Courier New"/>
-                <w:color w:val="514DAA" w:themeColor="accent2" w:themeShade="BF"/>
-                <w:sz w:val="22"/>
-                <w:szCs w:val="22"/>
-                <w:u w:val="none"/>
-              </w:rPr>
-              <w:t xml:space="preserve">eep </w:t>
-            </w:r>
-            <w:r>
-              <w:rPr>
-                <w:rStyle w:val="Hyperlink"/>
-                <w:rFonts w:ascii="Courier New" w:hAnsi="Courier New" w:cs="Courier New"/>
-                <w:b/>
-                <w:bCs/>
-                <w:color w:val="514DAA" w:themeColor="accent2" w:themeShade="BF"/>
-                <w:sz w:val="22"/>
-                <w:szCs w:val="22"/>
-                <w:u w:val="none"/>
-              </w:rPr>
-              <w:t>math</w:t>
-            </w:r>
-            <w:r>
-              <w:rPr>
-                <w:rStyle w:val="Hyperlink"/>
-                <w:rFonts w:ascii="Courier New" w:hAnsi="Courier New" w:cs="Courier New"/>
-                <w:color w:val="514DAA" w:themeColor="accent2" w:themeShade="BF"/>
-                <w:sz w:val="22"/>
-                <w:szCs w:val="22"/>
-                <w:u w:val="none"/>
-              </w:rPr>
-              <w:t xml:space="preserve"> in </w:t>
-            </w:r>
-            <w:r>
-              <w:rPr>
-                <w:rStyle w:val="Hyperlink"/>
-                <w:rFonts w:ascii="Courier New" w:hAnsi="Courier New" w:cs="Courier New"/>
-                <w:b/>
-                <w:bCs/>
-                <w:color w:val="514DAA" w:themeColor="accent2" w:themeShade="BF"/>
-                <w:sz w:val="22"/>
-                <w:szCs w:val="22"/>
-                <w:u w:val="none"/>
-              </w:rPr>
-              <w:t>display</w:t>
-            </w:r>
-            <w:r>
-              <w:rPr>
-                <w:rStyle w:val="Hyperlink"/>
-                <w:rFonts w:ascii="Courier New" w:hAnsi="Courier New" w:cs="Courier New"/>
-                <w:color w:val="514DAA" w:themeColor="accent2" w:themeShade="BF"/>
-                <w:sz w:val="22"/>
-                <w:szCs w:val="22"/>
-                <w:u w:val="none"/>
-              </w:rPr>
-              <w:t xml:space="preserve"> </w:t>
-            </w:r>
-            <w:r>
-              <w:rPr>
-                <w:rStyle w:val="Hyperlink"/>
-                <w:rFonts w:ascii="Courier New" w:hAnsi="Courier New" w:cs="Courier New"/>
-                <w:b/>
-                <w:bCs/>
-                <w:color w:val="514DAA" w:themeColor="accent2" w:themeShade="BF"/>
-                <w:sz w:val="22"/>
-                <w:szCs w:val="22"/>
-                <w:u w:val="none"/>
-              </w:rPr>
-              <w:t>blocks</w:t>
-            </w:r>
-            <w:r>
-              <w:rPr>
-                <w:rStyle w:val="Hyperlink"/>
-                <w:rFonts w:ascii="Courier New" w:hAnsi="Courier New" w:cs="Courier New"/>
-                <w:color w:val="514DAA" w:themeColor="accent2" w:themeShade="BF"/>
-                <w:sz w:val="22"/>
-                <w:szCs w:val="22"/>
-                <w:u w:val="none"/>
-              </w:rPr>
-              <w:t xml:space="preserve"> for clarity</w:t>
-            </w:r>
-          </w:p>
-          <w:p>
-            <w:pPr>
-              <w:rPr>
-                <w:rFonts w:ascii="Courier New" w:hAnsi="Courier New" w:cs="Courier New"/>
+              <w:t>keep math in display blocks for clarity</w:t>
+            </w:r>
+          </w:p>
+          <w:p>
+            <w:pPr>
+              <w:rPr>
+                <w:rFonts w:cs="Courier New"/>
+                <w:b/>
                 <w:color w:val="69A020" w:themeColor="hyperlink"/>
                 <w:sz w:val="22"/>
                 <w:szCs w:val="22"/>
@@ -5742,6 +5827,9 @@
     <w:p>
       <w:pPr>
         <w:spacing w:line="360" w:lineRule="auto"/>
+        <w:rPr>
+          <w:b/>
+        </w:rPr>
       </w:pPr>
     </w:p>
     <w:sectPr>
@@ -5816,6 +5904,11 @@
     </w:r>
     <w:r>
       <w:tab/>
+    </w:r>
+    <w:r>
+      <w:t>`</w:t>
+    </w:r>
+    <w:r>
       <w:t>Markdown Formatting</w:t>
     </w:r>
     <w:r>

--- a/notes/QuickReferences/Markdown/PlutoJL_Markdown_Guide/docx/Pluto_JL_Markdown_Guide.docx
+++ b/notes/QuickReferences/Markdown/PlutoJL_Markdown_Guide/docx/Pluto_JL_Markdown_Guide.docx
@@ -170,6 +170,7 @@
             <w:tcBorders>
               <w:top w:val="single" w:sz="24" w:space="0" w:color="455673" w:themeColor="accent3" w:themeShade="BF"/>
             </w:tcBorders>
+            <w:shd w:val="clear" w:color="auto" w:fill="auto"/>
           </w:tcPr>
           <w:p>
             <w:pPr>
@@ -611,7 +612,7 @@
                 </mc:Choice>
                 <mc:Fallback>
                   <w:pict>
-                    <v:rect w14:anchorId="723F93E4" id="Rectangle 6" o:spid="_x0000_s1026" style="position:absolute;margin-left:35.3pt;margin-top:2.3pt;width:93.9pt;height:16.9pt;z-index:251686912;visibility:visible;mso-wrap-style:square;mso-wrap-distance-left:9pt;mso-wrap-distance-top:0;mso-wrap-distance-right:9pt;mso-wrap-distance-bottom:0;mso-position-horizontal:absolute;mso-position-horizontal-relative:text;mso-position-vertical:absolute;mso-position-vertical-relative:text;v-text-anchor:middle" o:gfxdata="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" fillcolor="#6f8183 [3209]" stroked="f">
+                    <v:rect w14:anchorId="6CE9C8FD" id="Rectangle 6" o:spid="_x0000_s1026" style="position:absolute;margin-left:35.3pt;margin-top:2.3pt;width:93.9pt;height:16.9pt;z-index:251686912;visibility:visible;mso-wrap-style:square;mso-wrap-distance-left:9pt;mso-wrap-distance-top:0;mso-wrap-distance-right:9pt;mso-wrap-distance-bottom:0;mso-position-horizontal:absolute;mso-position-horizontal-relative:text;mso-position-vertical:absolute;mso-position-vertical-relative:text;v-text-anchor:middle" o:gfxdata="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" fillcolor="#6f8183 [3209]" stroked="f">
                       <v:fill opacity="32896f"/>
                     </v:rect>
                   </w:pict>
@@ -650,6 +651,7 @@
             <w:cnfStyle w:val="001000000000" w:firstRow="0" w:lastRow="0" w:firstColumn="1" w:lastColumn="0" w:oddVBand="0" w:evenVBand="0" w:oddHBand="0" w:evenHBand="0" w:firstRowFirstColumn="0" w:firstRowLastColumn="0" w:lastRowFirstColumn="0" w:lastRowLastColumn="0"/>
             <w:tcW w:w="2070" w:type="dxa"/>
             <w:vMerge/>
+            <w:shd w:val="clear" w:color="auto" w:fill="auto"/>
           </w:tcPr>
           <w:p>
             <w:pPr>
@@ -1007,7 +1009,7 @@
                 </mc:Choice>
                 <mc:Fallback>
                   <w:pict>
-                    <v:shapetype w14:anchorId="2DF97868" id="_x0000_t32" coordsize="21600,21600" o:spt="32" o:oned="t" path="m,l21600,21600e" filled="f">
+                    <v:shapetype w14:anchorId="1480DA69" id="_x0000_t32" coordsize="21600,21600" o:spt="32" o:oned="t" path="m,l21600,21600e" filled="f">
                       <v:path arrowok="t" fillok="f" o:connecttype="none"/>
                       <o:lock v:ext="edit" shapetype="t"/>
                     </v:shapetype>
@@ -1165,6 +1167,7 @@
             <w:cnfStyle w:val="001000000000" w:firstRow="0" w:lastRow="0" w:firstColumn="1" w:lastColumn="0" w:oddVBand="0" w:evenVBand="0" w:oddHBand="0" w:evenHBand="0" w:firstRowFirstColumn="0" w:firstRowLastColumn="0" w:lastRowFirstColumn="0" w:lastRowLastColumn="0"/>
             <w:tcW w:w="2070" w:type="dxa"/>
             <w:vMerge/>
+            <w:shd w:val="clear" w:color="auto" w:fill="auto"/>
           </w:tcPr>
           <w:p>
             <w:pPr>
@@ -5018,6 +5021,346 @@
           </w:p>
         </w:tc>
       </w:tr>
+      <w:tr>
+        <w:tblPrEx>
+          <w:tblBorders>
+            <w:top w:val="single" w:sz="4" w:space="0" w:color="455673" w:themeColor="accent3" w:themeShade="BF"/>
+            <w:left w:val="single" w:sz="4" w:space="0" w:color="455673" w:themeColor="accent3" w:themeShade="BF"/>
+            <w:bottom w:val="single" w:sz="4" w:space="0" w:color="455673" w:themeColor="accent3" w:themeShade="BF"/>
+            <w:right w:val="single" w:sz="4" w:space="0" w:color="455673" w:themeColor="accent3" w:themeShade="BF"/>
+            <w:insideH w:val="single" w:sz="4" w:space="0" w:color="455673" w:themeColor="accent3" w:themeShade="BF"/>
+            <w:insideV w:val="single" w:sz="4" w:space="0" w:color="455673" w:themeColor="accent3" w:themeShade="BF"/>
+          </w:tblBorders>
+        </w:tblPrEx>
+        <w:trPr>
+          <w:cnfStyle w:val="000000100000" w:firstRow="0" w:lastRow="0" w:firstColumn="0" w:lastColumn="0" w:oddVBand="0" w:evenVBand="0" w:oddHBand="1" w:evenHBand="0" w:firstRowFirstColumn="0" w:firstRowLastColumn="0" w:lastRowFirstColumn="0" w:lastRowLastColumn="0"/>
+          <w:trHeight w:val="2852"/>
+        </w:trPr>
+        <w:tc>
+          <w:tcPr>
+            <w:cnfStyle w:val="001000000000" w:firstRow="0" w:lastRow="0" w:firstColumn="1" w:lastColumn="0" w:oddVBand="0" w:evenVBand="0" w:oddHBand="0" w:evenHBand="0" w:firstRowFirstColumn="0" w:firstRowLastColumn="0" w:lastRowFirstColumn="0" w:lastRowLastColumn="0"/>
+            <w:tcW w:w="2070" w:type="dxa"/>
+          </w:tcPr>
+          <w:p>
+            <w:pPr>
+              <w:spacing w:line="360" w:lineRule="auto"/>
+              <w:rPr>
+                <w:rFonts w:ascii="Lato" w:hAnsi="Lato"/>
+                <w:b/>
+                <w:i w:val="0"/>
+                <w:iCs w:val="0"/>
+                <w:color w:val="373545" w:themeColor="text2"/>
+                <w:shd w:val="clear" w:color="auto" w:fill="FFFFFF"/>
+                <w14:textOutline w14:w="0" w14:cap="flat" w14:cmpd="sng" w14:algn="ctr">
+                  <w14:noFill/>
+                  <w14:prstDash w14:val="solid"/>
+                  <w14:round/>
+                </w14:textOutline>
+                <w14:textFill>
+                  <w14:gradFill>
+                    <w14:gsLst>
+                      <w14:gs w14:pos="21000">
+                        <w14:srgbClr w14:val="53575C"/>
+                      </w14:gs>
+                      <w14:gs w14:pos="88000">
+                        <w14:srgbClr w14:val="C5C7CA"/>
+                      </w14:gs>
+                    </w14:gsLst>
+                    <w14:lin w14:ang="5400000" w14:scaled="0"/>
+                  </w14:gradFill>
+                </w14:textFill>
+              </w:rPr>
+            </w:pPr>
+            <w:r>
+              <w:rPr>
+                <w:rFonts w:ascii="Lato" w:hAnsi="Lato"/>
+                <w:b/>
+                <w:i w:val="0"/>
+                <w:iCs w:val="0"/>
+                <w:color w:val="373545" w:themeColor="text2"/>
+                <w:shd w:val="clear" w:color="auto" w:fill="FFFFFF"/>
+                <w14:textOutline w14:w="0" w14:cap="flat" w14:cmpd="sng" w14:algn="ctr">
+                  <w14:noFill/>
+                  <w14:prstDash w14:val="solid"/>
+                  <w14:round/>
+                </w14:textOutline>
+                <w14:textFill>
+                  <w14:gradFill>
+                    <w14:gsLst>
+                      <w14:gs w14:pos="21000">
+                        <w14:srgbClr w14:val="53575C"/>
+                      </w14:gs>
+                      <w14:gs w14:pos="88000">
+                        <w14:srgbClr w14:val="C5C7CA"/>
+                      </w14:gs>
+                    </w14:gsLst>
+                    <w14:lin w14:ang="5400000" w14:scaled="0"/>
+                  </w14:gradFill>
+                </w14:textFill>
+              </w:rPr>
+              <w:lastRenderedPageBreak/>
+              <w:t>References</w:t>
+            </w:r>
+          </w:p>
+        </w:tc>
+        <w:tc>
+          <w:tcPr>
+            <w:cnfStyle w:val="000010000000" w:firstRow="0" w:lastRow="0" w:firstColumn="0" w:lastColumn="0" w:oddVBand="1" w:evenVBand="0" w:oddHBand="0" w:evenHBand="0" w:firstRowFirstColumn="0" w:firstRowLastColumn="0" w:lastRowFirstColumn="0" w:lastRowLastColumn="0"/>
+            <w:tcW w:w="7285" w:type="dxa"/>
+            <w:gridSpan w:val="4"/>
+          </w:tcPr>
+          <w:p>
+            <w:pPr>
+              <w:spacing w:line="360" w:lineRule="auto"/>
+              <w:rPr>
+                <w:rFonts w:eastAsiaTheme="majorEastAsia" w:cstheme="majorBidi"/>
+                <w:b/>
+                <w:i/>
+                <w:iCs/>
+              </w:rPr>
+            </w:pPr>
+            <w:r>
+              <w:rPr>
+                <w:rFonts w:eastAsiaTheme="majorEastAsia" w:cstheme="majorBidi"/>
+                <w:b/>
+                <w:i/>
+                <w:iCs/>
+              </w:rPr>
+              <w:t xml:space="preserve">Julia Documentation · The Julia Language. (n.d.). </w:t>
+            </w:r>
+            <w:hyperlink r:id="rId8" w:history="1">
+              <w:r>
+                <w:rPr>
+                  <w:rStyle w:val="Hyperlink"/>
+                  <w:rFonts w:eastAsiaTheme="majorEastAsia" w:cstheme="majorBidi"/>
+                  <w:b/>
+                  <w:i/>
+                  <w:iCs/>
+                </w:rPr>
+                <w:t>https://docs.julialang.org/en/v1/</w:t>
+              </w:r>
+              <w:r>
+                <w:rPr>
+                  <w:rStyle w:val="Hyperlink"/>
+                  <w:rFonts w:eastAsiaTheme="majorEastAsia" w:cstheme="majorBidi"/>
+                  <w:b/>
+                  <w:i/>
+                  <w:iCs/>
+                </w:rPr>
+                <w:t>\</w:t>
+              </w:r>
+            </w:hyperlink>
+          </w:p>
+          <w:p>
+            <w:pPr>
+              <w:spacing w:line="360" w:lineRule="auto"/>
+              <w:rPr>
+                <w:rFonts w:eastAsiaTheme="majorEastAsia" w:cstheme="majorBidi"/>
+                <w:b/>
+                <w:i/>
+                <w:iCs/>
+              </w:rPr>
+            </w:pPr>
+          </w:p>
+          <w:p>
+            <w:pPr>
+              <w:spacing w:line="360" w:lineRule="auto"/>
+              <w:rPr>
+                <w:rFonts w:eastAsiaTheme="majorEastAsia" w:cstheme="majorBidi"/>
+                <w:b/>
+                <w:i/>
+                <w:iCs/>
+              </w:rPr>
+            </w:pPr>
+            <w:r>
+              <w:rPr>
+                <w:rFonts w:eastAsiaTheme="majorEastAsia" w:cstheme="majorBidi"/>
+                <w:b/>
+                <w:i/>
+                <w:iCs/>
+              </w:rPr>
+              <w:t xml:space="preserve">LaTeX. (n.d.). </w:t>
+            </w:r>
+            <w:hyperlink r:id="rId9" w:history="1">
+              <w:r>
+                <w:rPr>
+                  <w:rStyle w:val="Hyperlink"/>
+                  <w:rFonts w:eastAsiaTheme="majorEastAsia" w:cstheme="majorBidi"/>
+                  <w:b/>
+                  <w:i/>
+                  <w:iCs/>
+                </w:rPr>
+                <w:t>https://plutojl.org/en/docs/latex/</w:t>
+              </w:r>
+            </w:hyperlink>
+          </w:p>
+          <w:p>
+            <w:pPr>
+              <w:spacing w:line="360" w:lineRule="auto"/>
+              <w:rPr>
+                <w:rFonts w:eastAsiaTheme="majorEastAsia" w:cstheme="majorBidi"/>
+                <w:b/>
+                <w:i/>
+                <w:iCs/>
+              </w:rPr>
+            </w:pPr>
+          </w:p>
+          <w:p>
+            <w:pPr>
+              <w:spacing w:line="360" w:lineRule="auto"/>
+              <w:rPr>
+                <w:rFonts w:eastAsiaTheme="majorEastAsia" w:cstheme="majorBidi"/>
+                <w:b/>
+                <w:i/>
+                <w:iCs/>
+              </w:rPr>
+            </w:pPr>
+            <w:r>
+              <w:rPr>
+                <w:rFonts w:eastAsiaTheme="majorEastAsia" w:cstheme="majorBidi"/>
+                <w:b/>
+                <w:i/>
+                <w:iCs/>
+              </w:rPr>
+              <w:t xml:space="preserve">Render LaTeX left aligned - Tooling / Pluto - Julia Programming Language. (2024, March 28). Julia Programming Language. </w:t>
+            </w:r>
+            <w:hyperlink r:id="rId10" w:history="1">
+              <w:r>
+                <w:rPr>
+                  <w:rStyle w:val="Hyperlink"/>
+                  <w:rFonts w:eastAsiaTheme="majorEastAsia" w:cstheme="majorBidi"/>
+                  <w:b/>
+                  <w:i/>
+                  <w:iCs/>
+                </w:rPr>
+                <w:t>https://discourse.julialang.org/t/render-latex-left-aligned/112251</w:t>
+              </w:r>
+              <w:r>
+                <w:rPr>
+                  <w:rStyle w:val="Hyperlink"/>
+                  <w:rFonts w:eastAsiaTheme="majorEastAsia" w:cstheme="majorBidi"/>
+                  <w:b/>
+                  <w:i/>
+                  <w:iCs/>
+                </w:rPr>
+                <w:t>\</w:t>
+              </w:r>
+            </w:hyperlink>
+          </w:p>
+          <w:p>
+            <w:pPr>
+              <w:spacing w:line="360" w:lineRule="auto"/>
+              <w:rPr>
+                <w:rFonts w:eastAsiaTheme="majorEastAsia" w:cstheme="majorBidi"/>
+                <w:b/>
+                <w:i/>
+                <w:iCs/>
+              </w:rPr>
+            </w:pPr>
+          </w:p>
+          <w:p>
+            <w:pPr>
+              <w:spacing w:line="360" w:lineRule="auto"/>
+              <w:rPr>
+                <w:rFonts w:eastAsiaTheme="majorEastAsia" w:cstheme="majorBidi"/>
+                <w:b/>
+                <w:i/>
+                <w:iCs/>
+              </w:rPr>
+            </w:pPr>
+            <w:r>
+              <w:rPr>
+                <w:rFonts w:eastAsiaTheme="majorEastAsia" w:cstheme="majorBidi"/>
+                <w:b/>
+                <w:i/>
+                <w:iCs/>
+              </w:rPr>
+              <w:t xml:space="preserve">Van Der Plas; Mikołaj Bochenski, F. (n.d.). </w:t>
+            </w:r>
+            <w:r>
+              <w:rPr>
+                <w:rFonts w:ascii="Segoe UI Emoji" w:eastAsiaTheme="majorEastAsia" w:hAnsi="Segoe UI Emoji" w:cs="Segoe UI Emoji"/>
+                <w:b/>
+                <w:i/>
+                <w:iCs/>
+              </w:rPr>
+              <w:t>🎈</w:t>
+            </w:r>
+            <w:r>
+              <w:rPr>
+                <w:rFonts w:eastAsiaTheme="majorEastAsia" w:cstheme="majorBidi"/>
+                <w:b/>
+                <w:i/>
+                <w:iCs/>
+              </w:rPr>
+              <w:t xml:space="preserve"> julia-</w:t>
+            </w:r>
+            <w:proofErr w:type="spellStart"/>
+            <w:r>
+              <w:rPr>
+                <w:rFonts w:eastAsiaTheme="majorEastAsia" w:cstheme="majorBidi"/>
+                <w:b/>
+                <w:i/>
+                <w:iCs/>
+              </w:rPr>
+              <w:t>manual.jl</w:t>
+            </w:r>
+            <w:proofErr w:type="spellEnd"/>
+            <w:r>
+              <w:rPr>
+                <w:rFonts w:eastAsiaTheme="majorEastAsia" w:cstheme="majorBidi"/>
+                <w:b/>
+                <w:i/>
+                <w:iCs/>
+              </w:rPr>
+              <w:t xml:space="preserve"> — </w:t>
+            </w:r>
+            <w:proofErr w:type="spellStart"/>
+            <w:r>
+              <w:rPr>
+                <w:rFonts w:eastAsiaTheme="majorEastAsia" w:cstheme="majorBidi"/>
+                <w:b/>
+                <w:i/>
+                <w:iCs/>
+              </w:rPr>
+              <w:t>pluto.jl</w:t>
+            </w:r>
+            <w:proofErr w:type="spellEnd"/>
+            <w:r>
+              <w:rPr>
+                <w:rFonts w:eastAsiaTheme="majorEastAsia" w:cstheme="majorBidi"/>
+                <w:b/>
+                <w:i/>
+                <w:iCs/>
+              </w:rPr>
+              <w:t xml:space="preserve">. </w:t>
+            </w:r>
+            <w:hyperlink r:id="rId11" w:history="1">
+              <w:r>
+                <w:rPr>
+                  <w:rStyle w:val="Hyperlink"/>
+                  <w:rFonts w:eastAsiaTheme="majorEastAsia" w:cstheme="majorBidi"/>
+                  <w:b/>
+                  <w:i/>
+                  <w:iCs/>
+                </w:rPr>
+                <w:t>https://sje30.github.io/catam-julia/intro/julia-manual.html</w:t>
+              </w:r>
+            </w:hyperlink>
+          </w:p>
+          <w:p>
+            <w:pPr>
+              <w:spacing w:line="360" w:lineRule="auto"/>
+              <w:rPr>
+                <w:rFonts w:eastAsiaTheme="majorEastAsia" w:cstheme="majorBidi"/>
+                <w:b/>
+                <w:i/>
+                <w:iCs/>
+              </w:rPr>
+            </w:pPr>
+          </w:p>
+        </w:tc>
+      </w:tr>
     </w:tbl>
     <w:p>
       <w:pPr>
@@ -5031,7 +5374,6 @@
           <w:i/>
           <w:iCs/>
         </w:rPr>
-        <w:lastRenderedPageBreak/>
         <w:br w:type="page"/>
       </w:r>
     </w:p>
@@ -5833,7 +6175,7 @@
       </w:pPr>
     </w:p>
     <w:sectPr>
-      <w:headerReference w:type="default" r:id="rId8"/>
+      <w:headerReference w:type="default" r:id="rId12"/>
       <w:pgSz w:w="12240" w:h="15840"/>
       <w:pgMar w:top="1440" w:right="1440" w:bottom="1440" w:left="1440" w:header="720" w:footer="720" w:gutter="0"/>
       <w:cols w:space="720"/>
